--- a/result.docx
+++ b/result.docx
@@ -1773,6 +1773,58 @@
     </w:p>
     <w:p>
       <w:pPr>
+        <w:jc w:val="center"/>
+      </w:pPr>
+      <w:r>
+        <w:drawing>
+          <wp:inline xmlns:a="http://schemas.openxmlformats.org/drawingml/2006/main" xmlns:pic="http://schemas.openxmlformats.org/drawingml/2006/picture">
+            <wp:extent cx="5669280" cy="4244381"/>
+            <wp:docPr id="1" name="Picture 1"/>
+            <wp:cNvGraphicFramePr>
+              <a:graphicFrameLocks noChangeAspect="1"/>
+            </wp:cNvGraphicFramePr>
+            <a:graphic>
+              <a:graphicData uri="http://schemas.openxmlformats.org/drawingml/2006/picture">
+                <pic:pic>
+                  <pic:nvPicPr>
+                    <pic:cNvPr id="0" name="01_architecture.png"/>
+                    <pic:cNvPicPr/>
+                  </pic:nvPicPr>
+                  <pic:blipFill>
+                    <a:blip r:embed="rId9"/>
+                    <a:stretch>
+                      <a:fillRect/>
+                    </a:stretch>
+                  </pic:blipFill>
+                  <pic:spPr>
+                    <a:xfrm>
+                      <a:off x="0" y="0"/>
+                      <a:ext cx="5669280" cy="4244381"/>
+                    </a:xfrm>
+                    <a:prstGeom prst="rect"/>
+                  </pic:spPr>
+                </pic:pic>
+              </a:graphicData>
+            </a:graphic>
+          </wp:inline>
+        </w:drawing>
+      </w:r>
+    </w:p>
+    <w:p>
+      <w:pPr>
+        <w:jc w:val="center"/>
+      </w:pPr>
+      <w:r>
+        <w:rPr>
+          <w:rFonts w:ascii="宋体" w:hAnsi="宋体" w:eastAsia="宋体"/>
+          <w:b/>
+          <w:sz w:val="20"/>
+        </w:rPr>
+        <w:t>图2-1 歌尔股份物资供应管理系统总体架构图</w:t>
+      </w:r>
+    </w:p>
+    <w:p>
+      <w:pPr>
         <w:ind w:firstLine="420"/>
       </w:pPr>
       <w:r>
@@ -1859,6 +1911,58 @@
     </w:p>
     <w:p>
       <w:pPr>
+        <w:jc w:val="center"/>
+      </w:pPr>
+      <w:r>
+        <w:drawing>
+          <wp:inline xmlns:a="http://schemas.openxmlformats.org/drawingml/2006/main" xmlns:pic="http://schemas.openxmlformats.org/drawingml/2006/picture">
+            <wp:extent cx="5943600" cy="3285582"/>
+            <wp:docPr id="2" name="Picture 2"/>
+            <wp:cNvGraphicFramePr>
+              <a:graphicFrameLocks noChangeAspect="1"/>
+            </wp:cNvGraphicFramePr>
+            <a:graphic>
+              <a:graphicData uri="http://schemas.openxmlformats.org/drawingml/2006/picture">
+                <pic:pic>
+                  <pic:nvPicPr>
+                    <pic:cNvPr id="0" name="02_business_process.png"/>
+                    <pic:cNvPicPr/>
+                  </pic:nvPicPr>
+                  <pic:blipFill>
+                    <a:blip r:embed="rId10"/>
+                    <a:stretch>
+                      <a:fillRect/>
+                    </a:stretch>
+                  </pic:blipFill>
+                  <pic:spPr>
+                    <a:xfrm>
+                      <a:off x="0" y="0"/>
+                      <a:ext cx="5943600" cy="3285582"/>
+                    </a:xfrm>
+                    <a:prstGeom prst="rect"/>
+                  </pic:spPr>
+                </pic:pic>
+              </a:graphicData>
+            </a:graphic>
+          </wp:inline>
+        </w:drawing>
+      </w:r>
+    </w:p>
+    <w:p>
+      <w:pPr>
+        <w:jc w:val="center"/>
+      </w:pPr>
+      <w:r>
+        <w:rPr>
+          <w:rFonts w:ascii="宋体" w:hAnsi="宋体" w:eastAsia="宋体"/>
+          <w:b/>
+          <w:sz w:val="20"/>
+        </w:rPr>
+        <w:t>图2-2 端到端物资供应管理业务流程图</w:t>
+      </w:r>
+    </w:p>
+    <w:p>
+      <w:pPr>
         <w:ind w:firstLine="420"/>
       </w:pPr>
       <w:r>
@@ -1889,6 +1993,58 @@
       </w:pPr>
       <w:r>
         <w:t>2.5 子系统划分与关联</w:t>
+      </w:r>
+    </w:p>
+    <w:p>
+      <w:pPr>
+        <w:jc w:val="center"/>
+      </w:pPr>
+      <w:r>
+        <w:drawing>
+          <wp:inline xmlns:a="http://schemas.openxmlformats.org/drawingml/2006/main" xmlns:pic="http://schemas.openxmlformats.org/drawingml/2006/picture">
+            <wp:extent cx="5029200" cy="5031010"/>
+            <wp:docPr id="3" name="Picture 3"/>
+            <wp:cNvGraphicFramePr>
+              <a:graphicFrameLocks noChangeAspect="1"/>
+            </wp:cNvGraphicFramePr>
+            <a:graphic>
+              <a:graphicData uri="http://schemas.openxmlformats.org/drawingml/2006/picture">
+                <pic:pic>
+                  <pic:nvPicPr>
+                    <pic:cNvPr id="0" name="08_interconnection.png"/>
+                    <pic:cNvPicPr/>
+                  </pic:nvPicPr>
+                  <pic:blipFill>
+                    <a:blip r:embed="rId11"/>
+                    <a:stretch>
+                      <a:fillRect/>
+                    </a:stretch>
+                  </pic:blipFill>
+                  <pic:spPr>
+                    <a:xfrm>
+                      <a:off x="0" y="0"/>
+                      <a:ext cx="5029200" cy="5031010"/>
+                    </a:xfrm>
+                    <a:prstGeom prst="rect"/>
+                  </pic:spPr>
+                </pic:pic>
+              </a:graphicData>
+            </a:graphic>
+          </wp:inline>
+        </w:drawing>
+      </w:r>
+    </w:p>
+    <w:p>
+      <w:pPr>
+        <w:jc w:val="center"/>
+      </w:pPr>
+      <w:r>
+        <w:rPr>
+          <w:rFonts w:ascii="宋体" w:hAnsi="宋体" w:eastAsia="宋体"/>
+          <w:b/>
+          <w:sz w:val="20"/>
+        </w:rPr>
+        <w:t>图2-3 五大子系统关联与数据流图</w:t>
       </w:r>
     </w:p>
     <w:tbl>
@@ -2401,6 +2557,58 @@
       </w:r>
     </w:p>
     <w:p>
+      <w:pPr>
+        <w:jc w:val="center"/>
+      </w:pPr>
+      <w:r>
+        <w:drawing>
+          <wp:inline xmlns:a="http://schemas.openxmlformats.org/drawingml/2006/main" xmlns:pic="http://schemas.openxmlformats.org/drawingml/2006/picture">
+            <wp:extent cx="5669280" cy="3529256"/>
+            <wp:docPr id="4" name="Picture 4"/>
+            <wp:cNvGraphicFramePr>
+              <a:graphicFrameLocks noChangeAspect="1"/>
+            </wp:cNvGraphicFramePr>
+            <a:graphic>
+              <a:graphicData uri="http://schemas.openxmlformats.org/drawingml/2006/picture">
+                <pic:pic>
+                  <pic:nvPicPr>
+                    <pic:cNvPr id="0" name="03_procurement.png"/>
+                    <pic:cNvPicPr/>
+                  </pic:nvPicPr>
+                  <pic:blipFill>
+                    <a:blip r:embed="rId12"/>
+                    <a:stretch>
+                      <a:fillRect/>
+                    </a:stretch>
+                  </pic:blipFill>
+                  <pic:spPr>
+                    <a:xfrm>
+                      <a:off x="0" y="0"/>
+                      <a:ext cx="5669280" cy="3529256"/>
+                    </a:xfrm>
+                    <a:prstGeom prst="rect"/>
+                  </pic:spPr>
+                </pic:pic>
+              </a:graphicData>
+            </a:graphic>
+          </wp:inline>
+        </w:drawing>
+      </w:r>
+    </w:p>
+    <w:p>
+      <w:pPr>
+        <w:jc w:val="center"/>
+      </w:pPr>
+      <w:r>
+        <w:rPr>
+          <w:rFonts w:ascii="宋体" w:hAnsi="宋体" w:eastAsia="宋体"/>
+          <w:b/>
+          <w:sz w:val="20"/>
+        </w:rPr>
+        <w:t>图3-1 采购管理子系统功能模块与业务流程图</w:t>
+      </w:r>
+    </w:p>
+    <w:p>
       <w:r>
         <w:rPr>
           <w:rFonts w:ascii="宋体" w:hAnsi="宋体" w:eastAsia="宋体"/>
@@ -2665,6 +2873,58 @@
       </w:pPr>
       <w:r>
         <w:t>3.2.2 功能模块设计</w:t>
+      </w:r>
+    </w:p>
+    <w:p>
+      <w:pPr>
+        <w:jc w:val="center"/>
+      </w:pPr>
+      <w:r>
+        <w:drawing>
+          <wp:inline xmlns:a="http://schemas.openxmlformats.org/drawingml/2006/main" xmlns:pic="http://schemas.openxmlformats.org/drawingml/2006/picture">
+            <wp:extent cx="5669280" cy="3885927"/>
+            <wp:docPr id="5" name="Picture 5"/>
+            <wp:cNvGraphicFramePr>
+              <a:graphicFrameLocks noChangeAspect="1"/>
+            </wp:cNvGraphicFramePr>
+            <a:graphic>
+              <a:graphicData uri="http://schemas.openxmlformats.org/drawingml/2006/picture">
+                <pic:pic>
+                  <pic:nvPicPr>
+                    <pic:cNvPr id="0" name="04_supplier.png"/>
+                    <pic:cNvPicPr/>
+                  </pic:nvPicPr>
+                  <pic:blipFill>
+                    <a:blip r:embed="rId13"/>
+                    <a:stretch>
+                      <a:fillRect/>
+                    </a:stretch>
+                  </pic:blipFill>
+                  <pic:spPr>
+                    <a:xfrm>
+                      <a:off x="0" y="0"/>
+                      <a:ext cx="5669280" cy="3885927"/>
+                    </a:xfrm>
+                    <a:prstGeom prst="rect"/>
+                  </pic:spPr>
+                </pic:pic>
+              </a:graphicData>
+            </a:graphic>
+          </wp:inline>
+        </w:drawing>
+      </w:r>
+    </w:p>
+    <w:p>
+      <w:pPr>
+        <w:jc w:val="center"/>
+      </w:pPr>
+      <w:r>
+        <w:rPr>
+          <w:rFonts w:ascii="宋体" w:hAnsi="宋体" w:eastAsia="宋体"/>
+          <w:b/>
+          <w:sz w:val="20"/>
+        </w:rPr>
+        <w:t>图3-2 供应商管理子系统功能模块与全生命周期流程图</w:t>
       </w:r>
     </w:p>
     <w:p>
@@ -3282,6 +3542,58 @@
       </w:r>
     </w:p>
     <w:p>
+      <w:pPr>
+        <w:jc w:val="center"/>
+      </w:pPr>
+      <w:r>
+        <w:drawing>
+          <wp:inline xmlns:a="http://schemas.openxmlformats.org/drawingml/2006/main" xmlns:pic="http://schemas.openxmlformats.org/drawingml/2006/picture">
+            <wp:extent cx="5669280" cy="3529256"/>
+            <wp:docPr id="6" name="Picture 6"/>
+            <wp:cNvGraphicFramePr>
+              <a:graphicFrameLocks noChangeAspect="1"/>
+            </wp:cNvGraphicFramePr>
+            <a:graphic>
+              <a:graphicData uri="http://schemas.openxmlformats.org/drawingml/2006/picture">
+                <pic:pic>
+                  <pic:nvPicPr>
+                    <pic:cNvPr id="0" name="05_inventory.png"/>
+                    <pic:cNvPicPr/>
+                  </pic:nvPicPr>
+                  <pic:blipFill>
+                    <a:blip r:embed="rId14"/>
+                    <a:stretch>
+                      <a:fillRect/>
+                    </a:stretch>
+                  </pic:blipFill>
+                  <pic:spPr>
+                    <a:xfrm>
+                      <a:off x="0" y="0"/>
+                      <a:ext cx="5669280" cy="3529256"/>
+                    </a:xfrm>
+                    <a:prstGeom prst="rect"/>
+                  </pic:spPr>
+                </pic:pic>
+              </a:graphicData>
+            </a:graphic>
+          </wp:inline>
+        </w:drawing>
+      </w:r>
+    </w:p>
+    <w:p>
+      <w:pPr>
+        <w:jc w:val="center"/>
+      </w:pPr>
+      <w:r>
+        <w:rPr>
+          <w:rFonts w:ascii="宋体" w:hAnsi="宋体" w:eastAsia="宋体"/>
+          <w:b/>
+          <w:sz w:val="20"/>
+        </w:rPr>
+        <w:t>图3-3 库存管理子系统功能模块与业务流程图</w:t>
+      </w:r>
+    </w:p>
+    <w:p>
       <w:r>
         <w:rPr>
           <w:rFonts w:ascii="宋体" w:hAnsi="宋体" w:eastAsia="宋体"/>
@@ -3461,6 +3773,58 @@
       </w:r>
     </w:p>
     <w:p>
+      <w:pPr>
+        <w:jc w:val="center"/>
+      </w:pPr>
+      <w:r>
+        <w:drawing>
+          <wp:inline xmlns:a="http://schemas.openxmlformats.org/drawingml/2006/main" xmlns:pic="http://schemas.openxmlformats.org/drawingml/2006/picture">
+            <wp:extent cx="5669280" cy="3529256"/>
+            <wp:docPr id="7" name="Picture 7"/>
+            <wp:cNvGraphicFramePr>
+              <a:graphicFrameLocks noChangeAspect="1"/>
+            </wp:cNvGraphicFramePr>
+            <a:graphic>
+              <a:graphicData uri="http://schemas.openxmlformats.org/drawingml/2006/picture">
+                <pic:pic>
+                  <pic:nvPicPr>
+                    <pic:cNvPr id="0" name="06_collaboration.png"/>
+                    <pic:cNvPicPr/>
+                  </pic:nvPicPr>
+                  <pic:blipFill>
+                    <a:blip r:embed="rId15"/>
+                    <a:stretch>
+                      <a:fillRect/>
+                    </a:stretch>
+                  </pic:blipFill>
+                  <pic:spPr>
+                    <a:xfrm>
+                      <a:off x="0" y="0"/>
+                      <a:ext cx="5669280" cy="3529256"/>
+                    </a:xfrm>
+                    <a:prstGeom prst="rect"/>
+                  </pic:spPr>
+                </pic:pic>
+              </a:graphicData>
+            </a:graphic>
+          </wp:inline>
+        </w:drawing>
+      </w:r>
+    </w:p>
+    <w:p>
+      <w:pPr>
+        <w:jc w:val="center"/>
+      </w:pPr>
+      <w:r>
+        <w:rPr>
+          <w:rFonts w:ascii="宋体" w:hAnsi="宋体" w:eastAsia="宋体"/>
+          <w:b/>
+          <w:sz w:val="20"/>
+        </w:rPr>
+        <w:t>图3-4 协同管理子系统功能模块图</w:t>
+      </w:r>
+    </w:p>
+    <w:p>
       <w:r>
         <w:rPr>
           <w:rFonts w:ascii="宋体" w:hAnsi="宋体" w:eastAsia="宋体"/>
@@ -3639,6 +4003,58 @@
       </w:pPr>
       <w:r>
         <w:t>3.5.2 功能模块设计</w:t>
+      </w:r>
+    </w:p>
+    <w:p>
+      <w:pPr>
+        <w:jc w:val="center"/>
+      </w:pPr>
+      <w:r>
+        <w:drawing>
+          <wp:inline xmlns:a="http://schemas.openxmlformats.org/drawingml/2006/main" xmlns:pic="http://schemas.openxmlformats.org/drawingml/2006/picture">
+            <wp:extent cx="5669280" cy="3885927"/>
+            <wp:docPr id="8" name="Picture 8"/>
+            <wp:cNvGraphicFramePr>
+              <a:graphicFrameLocks noChangeAspect="1"/>
+            </wp:cNvGraphicFramePr>
+            <a:graphic>
+              <a:graphicData uri="http://schemas.openxmlformats.org/drawingml/2006/picture">
+                <pic:pic>
+                  <pic:nvPicPr>
+                    <pic:cNvPr id="0" name="07_risk.png"/>
+                    <pic:cNvPicPr/>
+                  </pic:nvPicPr>
+                  <pic:blipFill>
+                    <a:blip r:embed="rId16"/>
+                    <a:stretch>
+                      <a:fillRect/>
+                    </a:stretch>
+                  </pic:blipFill>
+                  <pic:spPr>
+                    <a:xfrm>
+                      <a:off x="0" y="0"/>
+                      <a:ext cx="5669280" cy="3885927"/>
+                    </a:xfrm>
+                    <a:prstGeom prst="rect"/>
+                  </pic:spPr>
+                </pic:pic>
+              </a:graphicData>
+            </a:graphic>
+          </wp:inline>
+        </w:drawing>
+      </w:r>
+    </w:p>
+    <w:p>
+      <w:pPr>
+        <w:jc w:val="center"/>
+      </w:pPr>
+      <w:r>
+        <w:rPr>
+          <w:rFonts w:ascii="宋体" w:hAnsi="宋体" w:eastAsia="宋体"/>
+          <w:b/>
+          <w:sz w:val="20"/>
+        </w:rPr>
+        <w:t>图3-5 风险预警子系统功能模块图</w:t>
       </w:r>
     </w:p>
     <w:p>

--- a/result.docx
+++ b/result.docx
@@ -1580,7 +1580,7 @@
           <w:b w:val="0"/>
           <w:sz w:val="24"/>
         </w:rPr>
-        <w:t>基于以上痛点分析，本系统设计围绕"一个核心理念、一条完整故事线"展开：以歌尔股份从"苹果砍单"危机中的深刻反思为起点，通过构建覆盖采购管理、供应商管理、库存管理、协同管理和风险预警五大子系统的物资供应管理平台，系统性地解决上述六大痛点，最终实现从"被动响应式供应链"向"主动预见式供应链"的战略转型。</w:t>
+        <w:t>基于以上痛点分析，本系统设计围绕"一个核心理念、一条完整故事线"展开：以歌尔股份从"苹果砍单"危机中的深刻反思为起点，通过构建覆盖采购与供应商管理、库存与仓储物流管理、协同与风险管控三大子系统的物资供应管理平台，系统性地解决上述六大痛点，最终实现从"被动响应式供应链"向"主动预见式供应链"的战略转型。三大子系统分别对应物资供应链管理的"源头管控（采购与供应商）"、"过程管理（库存与物流）"和"全局保障（协同与风控）"三大核心环节，形成完整的闭环管理体系。</w:t>
       </w:r>
     </w:p>
     <w:p>
@@ -1600,67 +1600,32 @@
       </w:r>
     </w:p>
     <w:p>
-      <w:pPr>
-        <w:ind w:firstLine="420"/>
-      </w:pPr>
+      <w:pPr/>
       <w:r>
-        <w:rPr>
-          <w:rFonts w:ascii="宋体" w:hAnsi="宋体" w:eastAsia="宋体"/>
-          <w:b w:val="0"/>
-          <w:sz w:val="24"/>
-        </w:rPr>
         <w:t>本系统的设计讲述一个"从危机到重生"的完整故事：</w:t>
       </w:r>
     </w:p>
     <w:p>
-      <w:pPr>
-        <w:ind w:firstLine="420"/>
-      </w:pPr>
+      <w:pPr/>
       <w:r>
-        <w:rPr>
-          <w:rFonts w:ascii="宋体" w:hAnsi="宋体" w:eastAsia="宋体"/>
-          <w:b w:val="0"/>
-          <w:sz w:val="24"/>
-        </w:rPr>
         <w:t>第一幕·危机警醒（Why）：2022年苹果砍单事件暴露了歌尔股份供应链管理的系统性脆弱——大客户依赖风险无预警、跨部门信息割裂、采购成本失控、供应商管理粗放。净利润暴跌59%的惨痛代价，催生了全面重构供应链管理体系的战略决心。</w:t>
       </w:r>
     </w:p>
     <w:p>
-      <w:pPr>
-        <w:ind w:firstLine="420"/>
-      </w:pPr>
+      <w:pPr/>
       <w:r>
-        <w:rPr>
-          <w:rFonts w:ascii="宋体" w:hAnsi="宋体" w:eastAsia="宋体"/>
-          <w:b w:val="0"/>
-          <w:sz w:val="24"/>
-        </w:rPr>
-        <w:t>第二幕·诊断处方（What）：基于企业访谈和经营数据的深度分析，识别出六大核心痛点（客户依赖、部门墙、采购困境、供应商管理短板、库存失衡、全球化挑战），并据此规划五大子系统的功能边界和协作关系。</w:t>
+        <w:t>第二幕·诊断处方（What）：基于企业访谈和经营数据的深度分析，识别出六大核心痛点（客户依赖、部门墙、采购困境、供应商管理短板、库存失衡、全球化挑战），并据此规划三大子系统的功能边界和协作关系。三大子系统分别覆盖供应链的"源头管控—过程管理—全局保障"三大核心环节，形成完整闭环。</w:t>
       </w:r>
     </w:p>
     <w:p>
-      <w:pPr>
-        <w:ind w:firstLine="420"/>
-      </w:pPr>
+      <w:pPr/>
       <w:r>
-        <w:rPr>
-          <w:rFonts w:ascii="宋体" w:hAnsi="宋体" w:eastAsia="宋体"/>
-          <w:b w:val="0"/>
-          <w:sz w:val="24"/>
-        </w:rPr>
-        <w:t>第三幕·系统重构（How）：以"数据驱动、协同共享、风险可控、全球协同"为设计原则，构建采购管理、供应商管理、库存管理、协同管理、风险预警五大子系统，通过统一数据中台实现信息贯通，通过流程引擎实现业务自动化，最终支撑歌尔股份"922流程"全面标准化战略。</w:t>
+        <w:t>第三幕·系统重构（How）：以"数据驱动、协同共享、风险可控、全球协同"为设计原则，构建采购与供应商管理、库存与仓储物流管理、协同与风险管控三大子系统，通过统一数据中台实现信息贯通，通过流程引擎实现业务自动化，最终支撑歌尔股份"922流程"全面标准化战略。</w:t>
       </w:r>
     </w:p>
     <w:p>
-      <w:pPr>
-        <w:ind w:firstLine="420"/>
-      </w:pPr>
+      <w:pPr/>
       <w:r>
-        <w:rPr>
-          <w:rFonts w:ascii="宋体" w:hAnsi="宋体" w:eastAsia="宋体"/>
-          <w:b w:val="0"/>
-          <w:sz w:val="24"/>
-        </w:rPr>
         <w:t>第四幕·价值兑现（Result）：系统上线后，预期实现采购周期缩短30%、库存周转率提升20%、供应商异常响应时间缩短50%、跨部门协同效率提升40%，从根本上降低类似"砍单"事件对企业经营的冲击。</w:t>
       </w:r>
     </w:p>
@@ -1673,80 +1638,38 @@
       </w:r>
     </w:p>
     <w:p>
-      <w:pPr>
-        <w:ind w:firstLine="420"/>
-      </w:pPr>
+      <w:pPr/>
       <w:r>
-        <w:rPr>
-          <w:rFonts w:ascii="宋体" w:hAnsi="宋体" w:eastAsia="宋体"/>
-          <w:b w:val="0"/>
-          <w:sz w:val="24"/>
-        </w:rPr>
         <w:t>（1）数据驱动原则：以数据为核心驱动力，实现从需求预测、采购决策、库存优化到风险预警的全链路数据贯通，避免"信息孤岛"。</w:t>
       </w:r>
     </w:p>
     <w:p>
-      <w:pPr>
-        <w:ind w:firstLine="420"/>
-      </w:pPr>
+      <w:pPr/>
       <w:r>
-        <w:rPr>
-          <w:rFonts w:ascii="宋体" w:hAnsi="宋体" w:eastAsia="宋体"/>
-          <w:b w:val="0"/>
-          <w:sz w:val="24"/>
-        </w:rPr>
         <w:t>（2）流程标准化原则：对标歌尔"922流程"战略，将各BG（业务集团）的采购、供应商管理、库存管理流程统一标准化，减少人工处理环节，提升执行一致性。</w:t>
       </w:r>
     </w:p>
     <w:p>
-      <w:pPr>
-        <w:ind w:firstLine="420"/>
-      </w:pPr>
+      <w:pPr/>
       <w:r>
-        <w:rPr>
-          <w:rFonts w:ascii="宋体" w:hAnsi="宋体" w:eastAsia="宋体"/>
-          <w:b w:val="0"/>
-          <w:sz w:val="24"/>
-        </w:rPr>
         <w:t>（3）协同共享原则：打破"部门墙"，构建MC、OC、PC、采购、仓储、关务等部门共用的协同作业平台，实现信息实时透明共享。</w:t>
       </w:r>
     </w:p>
     <w:p>
-      <w:pPr>
-        <w:ind w:firstLine="420"/>
-      </w:pPr>
+      <w:pPr/>
       <w:r>
-        <w:rPr>
-          <w:rFonts w:ascii="宋体" w:hAnsi="宋体" w:eastAsia="宋体"/>
-          <w:b w:val="0"/>
-          <w:sz w:val="24"/>
-        </w:rPr>
         <w:t>（4）风险可控原则：建立覆盖客户订单波动、供应商经营异常、物料价格波动、地缘政治风险等多维度的风险预警机制，实现从"事后救火"到"事前防范"的转变。</w:t>
       </w:r>
     </w:p>
     <w:p>
-      <w:pPr>
-        <w:ind w:firstLine="420"/>
-      </w:pPr>
+      <w:pPr/>
       <w:r>
-        <w:rPr>
-          <w:rFonts w:ascii="宋体" w:hAnsi="宋体" w:eastAsia="宋体"/>
-          <w:b w:val="0"/>
-          <w:sz w:val="24"/>
-        </w:rPr>
         <w:t>（5）全球化适配原则：支持多语言（中/英/越）、多币种（CNY/USD/VND）、多时区、多关务政策的全球化运营需求。</w:t>
       </w:r>
     </w:p>
     <w:p>
-      <w:pPr>
-        <w:ind w:firstLine="420"/>
-      </w:pPr>
+      <w:pPr/>
       <w:r>
-        <w:rPr>
-          <w:rFonts w:ascii="宋体" w:hAnsi="宋体" w:eastAsia="宋体"/>
-          <w:b w:val="0"/>
-          <w:sz w:val="24"/>
-        </w:rPr>
         <w:t>（6）可扩展性原则：采用微服务架构和模块化设计，支持业务功能的灵活扩展和第三方系统的无缝集成。</w:t>
       </w:r>
     </w:p>
@@ -1759,16 +1682,9 @@
       </w:r>
     </w:p>
     <w:p>
-      <w:pPr>
-        <w:ind w:firstLine="420"/>
-      </w:pPr>
+      <w:pPr/>
       <w:r>
-        <w:rPr>
-          <w:rFonts w:ascii="宋体" w:hAnsi="宋体" w:eastAsia="宋体"/>
-          <w:b w:val="0"/>
-          <w:sz w:val="24"/>
-        </w:rPr>
-        <w:t>系统采用"1+5+N"的总体架构，即1个统一数据中台、5个核心业务子系统、N个外部系统集成接口：</w:t>
+        <w:t>系统采用"1+3+N"的总体架构，即1个统一数据中台、3个核心业务子系统、N个外部系统集成接口：</w:t>
       </w:r>
     </w:p>
     <w:p>
@@ -1791,7 +1707,7 @@
                     <pic:cNvPicPr/>
                   </pic:nvPicPr>
                   <pic:blipFill>
-                    <a:blip r:embed="rId9"/>
+                    <a:blip r:embed="rId17"/>
                     <a:stretch>
                       <a:fillRect/>
                     </a:stretch>
@@ -1824,67 +1740,32 @@
       </w:r>
     </w:p>
     <w:p>
-      <w:pPr>
-        <w:ind w:firstLine="420"/>
-      </w:pPr>
+      <w:pPr/>
       <w:r>
-        <w:rPr>
-          <w:rFonts w:ascii="宋体" w:hAnsi="宋体" w:eastAsia="宋体"/>
-          <w:b w:val="0"/>
-          <w:sz w:val="24"/>
-        </w:rPr>
         <w:t>■ 表现层：Web端（管理后台）+ 移动端（审批/预警推送）+ 供应商门户（供应商自助平台）</w:t>
       </w:r>
     </w:p>
     <w:p>
-      <w:pPr>
-        <w:ind w:firstLine="420"/>
-      </w:pPr>
+      <w:pPr/>
       <w:r>
-        <w:rPr>
-          <w:rFonts w:ascii="宋体" w:hAnsi="宋体" w:eastAsia="宋体"/>
-          <w:b w:val="0"/>
-          <w:sz w:val="24"/>
-        </w:rPr>
-        <w:t>■ 业务层：五大核心子系统——采购管理子系统、供应商管理子系统、库存管理子系统、协同管理子系统、风险预警子系统</w:t>
+        <w:t>■ 业务层：三大核心子系统——采购与供应商管理子系统、库存与仓储物流管理子系统、协同与风险管控子系统</w:t>
       </w:r>
     </w:p>
     <w:p>
-      <w:pPr>
-        <w:ind w:firstLine="420"/>
-      </w:pPr>
+      <w:pPr/>
       <w:r>
-        <w:rPr>
-          <w:rFonts w:ascii="宋体" w:hAnsi="宋体" w:eastAsia="宋体"/>
-          <w:b w:val="0"/>
-          <w:sz w:val="24"/>
-        </w:rPr>
         <w:t>■ 数据中台层：统一主数据管理（物料、供应商、客户）+ 数据仓库 + BI分析引擎</w:t>
       </w:r>
     </w:p>
     <w:p>
-      <w:pPr>
-        <w:ind w:firstLine="420"/>
-      </w:pPr>
+      <w:pPr/>
       <w:r>
-        <w:rPr>
-          <w:rFonts w:ascii="宋体" w:hAnsi="宋体" w:eastAsia="宋体"/>
-          <w:b w:val="0"/>
-          <w:sz w:val="24"/>
-        </w:rPr>
         <w:t>■ 集成层：与现有ERP（SAP/Oracle）、G-SRM、WMS、BI、FSSC财务系统、DMS物流系统、关务报关系统的标准化API集成</w:t>
       </w:r>
     </w:p>
     <w:p>
-      <w:pPr>
-        <w:ind w:firstLine="420"/>
-      </w:pPr>
+      <w:pPr/>
       <w:r>
-        <w:rPr>
-          <w:rFonts w:ascii="宋体" w:hAnsi="宋体" w:eastAsia="宋体"/>
-          <w:b w:val="0"/>
-          <w:sz w:val="24"/>
-        </w:rPr>
         <w:t>■ 基础设施层：云原生部署（支持国内+越南双区域部署），基于容器化的弹性扩缩容</w:t>
       </w:r>
     </w:p>
@@ -1897,15 +1778,8 @@
       </w:r>
     </w:p>
     <w:p>
-      <w:pPr>
-        <w:ind w:firstLine="420"/>
-      </w:pPr>
+      <w:pPr/>
       <w:r>
-        <w:rPr>
-          <w:rFonts w:ascii="宋体" w:hAnsi="宋体" w:eastAsia="宋体"/>
-          <w:b w:val="0"/>
-          <w:sz w:val="24"/>
-        </w:rPr>
         <w:t>基于访谈所获取的歌尔股份现有物资供应管理流程，优化后的端到端业务流程如下：</w:t>
       </w:r>
     </w:p>
@@ -1929,7 +1803,7 @@
                     <pic:cNvPicPr/>
                   </pic:nvPicPr>
                   <pic:blipFill>
-                    <a:blip r:embed="rId10"/>
+                    <a:blip r:embed="rId18"/>
                     <a:stretch>
                       <a:fillRect/>
                     </a:stretch>
@@ -1962,29 +1836,15 @@
       </w:r>
     </w:p>
     <w:p>
-      <w:pPr>
-        <w:ind w:firstLine="420"/>
-      </w:pPr>
+      <w:pPr/>
       <w:r>
-        <w:rPr>
-          <w:rFonts w:ascii="宋体" w:hAnsi="宋体" w:eastAsia="宋体"/>
-          <w:b w:val="0"/>
-          <w:sz w:val="24"/>
-        </w:rPr>
-        <w:t>客户MPS/FCS需求 → OC订单分析模块（协同子系统） → MC物料需求计划生成（库存子系统联动） → 智能采购建议生成（采购子系统） → 供应商自动匹配与询价（供应商子系统） → 采购订单下达与跟踪 → 物流与关务协同（协同子系统） → 原材料入库与IQC检验（库存子系统） → 上线生产 → 全链路风险实时监控（风险预警子系统）</w:t>
+        <w:t>客户MPS/FCS需求 → 需求预测与MRP运算（库存子系统） → 智能采购建议生成（采购子系统） → 供应商自动匹配与询价（采购子系统） → 采购订单下达与跟踪 → 物流与关务协同（库存子系统） → 原材料入库与IQC检验（库存子系统） → 上线生产 → 全链路风险实时监控与跨部门协同（协同与风控子系统）</w:t>
       </w:r>
     </w:p>
     <w:p>
-      <w:pPr>
-        <w:ind w:firstLine="420"/>
-      </w:pPr>
+      <w:pPr/>
       <w:r>
-        <w:rPr>
-          <w:rFonts w:ascii="宋体" w:hAnsi="宋体" w:eastAsia="宋体"/>
-          <w:b w:val="0"/>
-          <w:sz w:val="24"/>
-        </w:rPr>
-        <w:t>与现有流程相比，优化后的流程新增了三个关键能力：（1）智能采购建议——基于历史数据和需求预测自动生成最优采购方案；（2）供应商自动匹配——根据物料类型、交期要求、成本预算自动推荐最优供应商组合；（3）全链路风险监控——从订单接收到生产上线的全过程实时风险扫描。</w:t>
+        <w:t>与现有流程相比，优化后的流程新增了四个关键能力：（1）智能采购建议——基于历史数据和需求预测自动生成最优采购方案；（2）供应商自动匹配——根据物料类型、交期要求、成本预算自动推荐最优供应商组合；（3）全链路风险监控——从订单接收到生产上线的全过程实时风险扫描；（4）922流程标准化——通过统一工作流引擎实现各BG流程一致执行。</w:t>
       </w:r>
     </w:p>
     <w:p>
@@ -1993,6 +1853,30 @@
       </w:pPr>
       <w:r>
         <w:t>2.5 子系统划分与关联</w:t>
+      </w:r>
+    </w:p>
+    <w:p>
+      <w:pPr/>
+      <w:r>
+        <w:t>本系统将物资供应链管理全流程划分为三大子系统，每个子系统覆盖供应链的关键环节，三者通过统一数据中台实现信息贯通和业务协同：</w:t>
+      </w:r>
+    </w:p>
+    <w:p>
+      <w:pPr/>
+      <w:r>
+        <w:t>（1）采购与供应商管理子系统——覆盖供应链"源头管控"环节：从采购需求接收、智能询比价、订单管理到合同成本分析，以及供应商准入、分类分级、多维绩效评估和协同门户的全生命周期管理。解决采购周期长、成本高、供应商管理粗放等痛点。</w:t>
+      </w:r>
+    </w:p>
+    <w:p>
+      <w:pPr/>
+      <w:r>
+        <w:t>（2）库存与仓储物流管理子系统——覆盖供应链"过程管理"环节：从客户FCS需求预测、MRP运算、智能补货到出入库管理、IQC检验，以及物流跟踪、关务协同的全链条管理。解决库存失衡、帐实不一致、物流不透明等痛点。</w:t>
+      </w:r>
+    </w:p>
+    <w:p>
+      <w:pPr/>
+      <w:r>
+        <w:t>（3）协同与风险管控子系统——覆盖供应链"全局保障"环节：包括统一工作流引擎（支撑922流程）、跨部门消息任务中心、数据看板、外部系统集成，以及多维风险识别、量化评估、智能预警和应急预案管理。解决部门墙、风险预警缺失等痛点。</w:t>
       </w:r>
     </w:p>
     <w:p>
@@ -2011,11 +1895,11 @@
               <a:graphicData uri="http://schemas.openxmlformats.org/drawingml/2006/picture">
                 <pic:pic>
                   <pic:nvPicPr>
-                    <pic:cNvPr id="0" name="08_interconnection.png"/>
+                    <pic:cNvPr id="0" name="06_interconnection.png"/>
                     <pic:cNvPicPr/>
                   </pic:nvPicPr>
                   <pic:blipFill>
-                    <a:blip r:embed="rId11"/>
+                    <a:blip r:embed="rId19"/>
                     <a:stretch>
                       <a:fillRect/>
                     </a:stretch>
@@ -2044,473 +1928,9 @@
           <w:b/>
           <w:sz w:val="20"/>
         </w:rPr>
-        <w:t>图2-3 五大子系统关联与数据流图</w:t>
+        <w:t>图2-3 三大子系统关联与数据流图</w:t>
       </w:r>
     </w:p>
-    <w:tbl>
-      <w:tblPr>
-        <w:tblStyle w:val="TableGrid"/>
-        <w:tblW w:type="auto" w:w="0"/>
-        <w:jc w:val="center"/>
-        <w:tblLook w:firstColumn="1" w:firstRow="1" w:lastColumn="0" w:lastRow="0" w:noHBand="0" w:noVBand="1" w:val="04A0"/>
-      </w:tblPr>
-      <w:tblGrid>
-        <w:gridCol w:w="2160"/>
-        <w:gridCol w:w="2160"/>
-        <w:gridCol w:w="2160"/>
-        <w:gridCol w:w="2160"/>
-      </w:tblGrid>
-      <w:tr>
-        <w:tc>
-          <w:tcPr>
-            <w:tcW w:type="dxa" w:w="2160"/>
-          </w:tcPr>
-          <w:p>
-            <w:pPr>
-              <w:jc w:val="center"/>
-            </w:pPr>
-            <w:r>
-              <w:rPr>
-                <w:b/>
-                <w:sz w:val="20"/>
-              </w:rPr>
-              <w:t>子系统名称</w:t>
-            </w:r>
-          </w:p>
-        </w:tc>
-        <w:tc>
-          <w:tcPr>
-            <w:tcW w:type="dxa" w:w="2160"/>
-          </w:tcPr>
-          <w:p>
-            <w:pPr>
-              <w:jc w:val="center"/>
-            </w:pPr>
-            <w:r>
-              <w:rPr>
-                <w:b/>
-                <w:sz w:val="20"/>
-              </w:rPr>
-              <w:t>核心职责</w:t>
-            </w:r>
-          </w:p>
-        </w:tc>
-        <w:tc>
-          <w:tcPr>
-            <w:tcW w:type="dxa" w:w="2160"/>
-          </w:tcPr>
-          <w:p>
-            <w:pPr>
-              <w:jc w:val="center"/>
-            </w:pPr>
-            <w:r>
-              <w:rPr>
-                <w:b/>
-                <w:sz w:val="20"/>
-              </w:rPr>
-              <w:t>解决的核心痛点</w:t>
-            </w:r>
-          </w:p>
-        </w:tc>
-        <w:tc>
-          <w:tcPr>
-            <w:tcW w:type="dxa" w:w="2160"/>
-          </w:tcPr>
-          <w:p>
-            <w:pPr>
-              <w:jc w:val="center"/>
-            </w:pPr>
-            <w:r>
-              <w:rPr>
-                <w:b/>
-                <w:sz w:val="20"/>
-              </w:rPr>
-              <w:t>与其他子系统的关联</w:t>
-            </w:r>
-          </w:p>
-        </w:tc>
-      </w:tr>
-      <w:tr>
-        <w:tc>
-          <w:tcPr>
-            <w:tcW w:type="dxa" w:w="2160"/>
-          </w:tcPr>
-          <w:p>
-            <w:pPr>
-              <w:jc w:val="center"/>
-            </w:pPr>
-            <w:r>
-              <w:rPr>
-                <w:sz w:val="20"/>
-              </w:rPr>
-              <w:t>采购管理子系统</w:t>
-            </w:r>
-          </w:p>
-        </w:tc>
-        <w:tc>
-          <w:tcPr>
-            <w:tcW w:type="dxa" w:w="2160"/>
-          </w:tcPr>
-          <w:p>
-            <w:pPr>
-              <w:jc w:val="center"/>
-            </w:pPr>
-            <w:r>
-              <w:rPr>
-                <w:sz w:val="20"/>
-              </w:rPr>
-              <w:t>采购需求管理、询比价、</w:t>
-              <w:br/>
-              <w:t>订单管理、合同管理、</w:t>
-              <w:br/>
-              <w:t>成本分析</w:t>
-            </w:r>
-          </w:p>
-        </w:tc>
-        <w:tc>
-          <w:tcPr>
-            <w:tcW w:type="dxa" w:w="2160"/>
-          </w:tcPr>
-          <w:p>
-            <w:pPr>
-              <w:jc w:val="center"/>
-            </w:pPr>
-            <w:r>
-              <w:rPr>
-                <w:sz w:val="20"/>
-              </w:rPr>
-              <w:t>采购周期长、成本高、</w:t>
-              <w:br/>
-              <w:t>信息不透明</w:t>
-            </w:r>
-          </w:p>
-        </w:tc>
-        <w:tc>
-          <w:tcPr>
-            <w:tcW w:type="dxa" w:w="2160"/>
-          </w:tcPr>
-          <w:p>
-            <w:pPr>
-              <w:jc w:val="center"/>
-            </w:pPr>
-            <w:r>
-              <w:rPr>
-                <w:sz w:val="20"/>
-              </w:rPr>
-              <w:t>↔ 供应商子系统（供方选择）</w:t>
-              <w:br/>
-              <w:t>↔ 库存子系统（需求触发）</w:t>
-              <w:br/>
-              <w:t>↔ 协同子系统（审批流转）</w:t>
-            </w:r>
-          </w:p>
-        </w:tc>
-      </w:tr>
-      <w:tr>
-        <w:tc>
-          <w:tcPr>
-            <w:tcW w:type="dxa" w:w="2160"/>
-          </w:tcPr>
-          <w:p>
-            <w:pPr>
-              <w:jc w:val="center"/>
-            </w:pPr>
-            <w:r>
-              <w:rPr>
-                <w:sz w:val="20"/>
-              </w:rPr>
-              <w:t>供应商管理子系统</w:t>
-            </w:r>
-          </w:p>
-        </w:tc>
-        <w:tc>
-          <w:tcPr>
-            <w:tcW w:type="dxa" w:w="2160"/>
-          </w:tcPr>
-          <w:p>
-            <w:pPr>
-              <w:jc w:val="center"/>
-            </w:pPr>
-            <w:r>
-              <w:rPr>
-                <w:sz w:val="20"/>
-              </w:rPr>
-              <w:t>供应商准入、绩效评估、</w:t>
-              <w:br/>
-              <w:t>分类分级、关系维护、</w:t>
-              <w:br/>
-              <w:t>淘汰退出</w:t>
-            </w:r>
-          </w:p>
-        </w:tc>
-        <w:tc>
-          <w:tcPr>
-            <w:tcW w:type="dxa" w:w="2160"/>
-          </w:tcPr>
-          <w:p>
-            <w:pPr>
-              <w:jc w:val="center"/>
-            </w:pPr>
-            <w:r>
-              <w:rPr>
-                <w:sz w:val="20"/>
-              </w:rPr>
-              <w:t>评估不系统、准入周期长、</w:t>
-              <w:br/>
-              <w:t>客指/寡头供方管理难</w:t>
-            </w:r>
-          </w:p>
-        </w:tc>
-        <w:tc>
-          <w:tcPr>
-            <w:tcW w:type="dxa" w:w="2160"/>
-          </w:tcPr>
-          <w:p>
-            <w:pPr>
-              <w:jc w:val="center"/>
-            </w:pPr>
-            <w:r>
-              <w:rPr>
-                <w:sz w:val="20"/>
-              </w:rPr>
-              <w:t>↔ 采购子系统（供方推荐）</w:t>
-              <w:br/>
-              <w:t>↔ 风险子系统（异常预警）</w:t>
-              <w:br/>
-              <w:t>↔ 协同子系统（信息共享）</w:t>
-            </w:r>
-          </w:p>
-        </w:tc>
-      </w:tr>
-      <w:tr>
-        <w:tc>
-          <w:tcPr>
-            <w:tcW w:type="dxa" w:w="2160"/>
-          </w:tcPr>
-          <w:p>
-            <w:pPr>
-              <w:jc w:val="center"/>
-            </w:pPr>
-            <w:r>
-              <w:rPr>
-                <w:sz w:val="20"/>
-              </w:rPr>
-              <w:t>库存管理子系统</w:t>
-            </w:r>
-          </w:p>
-        </w:tc>
-        <w:tc>
-          <w:tcPr>
-            <w:tcW w:type="dxa" w:w="2160"/>
-          </w:tcPr>
-          <w:p>
-            <w:pPr>
-              <w:jc w:val="center"/>
-            </w:pPr>
-            <w:r>
-              <w:rPr>
-                <w:sz w:val="20"/>
-              </w:rPr>
-              <w:t>需求预测、安全库存计算、</w:t>
-              <w:br/>
-              <w:t>JIT/VMI管理、出入库、</w:t>
-              <w:br/>
-              <w:t>呆滞预警</w:t>
-            </w:r>
-          </w:p>
-        </w:tc>
-        <w:tc>
-          <w:tcPr>
-            <w:tcW w:type="dxa" w:w="2160"/>
-          </w:tcPr>
-          <w:p>
-            <w:pPr>
-              <w:jc w:val="center"/>
-            </w:pPr>
-            <w:r>
-              <w:rPr>
-                <w:sz w:val="20"/>
-              </w:rPr>
-              <w:t>存货高企、预测准确率低、</w:t>
-              <w:br/>
-              <w:t>帐实不一致</w:t>
-            </w:r>
-          </w:p>
-        </w:tc>
-        <w:tc>
-          <w:tcPr>
-            <w:tcW w:type="dxa" w:w="2160"/>
-          </w:tcPr>
-          <w:p>
-            <w:pPr>
-              <w:jc w:val="center"/>
-            </w:pPr>
-            <w:r>
-              <w:rPr>
-                <w:sz w:val="20"/>
-              </w:rPr>
-              <w:t>↔ 采购子系统（补货触发）</w:t>
-              <w:br/>
-              <w:t>↔ 协同子系统（仓储协同）</w:t>
-              <w:br/>
-              <w:t>↔ 风险子系统（库存预警）</w:t>
-            </w:r>
-          </w:p>
-        </w:tc>
-      </w:tr>
-      <w:tr>
-        <w:tc>
-          <w:tcPr>
-            <w:tcW w:type="dxa" w:w="2160"/>
-          </w:tcPr>
-          <w:p>
-            <w:pPr>
-              <w:jc w:val="center"/>
-            </w:pPr>
-            <w:r>
-              <w:rPr>
-                <w:sz w:val="20"/>
-              </w:rPr>
-              <w:t>协同管理子系统</w:t>
-            </w:r>
-          </w:p>
-        </w:tc>
-        <w:tc>
-          <w:tcPr>
-            <w:tcW w:type="dxa" w:w="2160"/>
-          </w:tcPr>
-          <w:p>
-            <w:pPr>
-              <w:jc w:val="center"/>
-            </w:pPr>
-            <w:r>
-              <w:rPr>
-                <w:sz w:val="20"/>
-              </w:rPr>
-              <w:t>跨部门工作流、审批流、</w:t>
-              <w:br/>
-              <w:t>消息通知、任务跟踪、</w:t>
-              <w:br/>
-              <w:t>会议协同</w:t>
-            </w:r>
-          </w:p>
-        </w:tc>
-        <w:tc>
-          <w:tcPr>
-            <w:tcW w:type="dxa" w:w="2160"/>
-          </w:tcPr>
-          <w:p>
-            <w:pPr>
-              <w:jc w:val="center"/>
-            </w:pPr>
-            <w:r>
-              <w:rPr>
-                <w:sz w:val="20"/>
-              </w:rPr>
-              <w:t>部门墙严重、沟通成本高、</w:t>
-              <w:br/>
-              <w:t>信息滞后</w:t>
-            </w:r>
-          </w:p>
-        </w:tc>
-        <w:tc>
-          <w:tcPr>
-            <w:tcW w:type="dxa" w:w="2160"/>
-          </w:tcPr>
-          <w:p>
-            <w:pPr>
-              <w:jc w:val="center"/>
-            </w:pPr>
-            <w:r>
-              <w:rPr>
-                <w:sz w:val="20"/>
-              </w:rPr>
-              <w:t>↔ 所有子系统（流程串联）</w:t>
-              <w:br/>
-              <w:t>↔ 外部系统（ERP/WMS/DMS</w:t>
-              <w:br/>
-              <w:t>数据同步）</w:t>
-            </w:r>
-          </w:p>
-        </w:tc>
-      </w:tr>
-      <w:tr>
-        <w:tc>
-          <w:tcPr>
-            <w:tcW w:type="dxa" w:w="2160"/>
-          </w:tcPr>
-          <w:p>
-            <w:pPr>
-              <w:jc w:val="center"/>
-            </w:pPr>
-            <w:r>
-              <w:rPr>
-                <w:sz w:val="20"/>
-              </w:rPr>
-              <w:t>风险预警子系统</w:t>
-            </w:r>
-          </w:p>
-        </w:tc>
-        <w:tc>
-          <w:tcPr>
-            <w:tcW w:type="dxa" w:w="2160"/>
-          </w:tcPr>
-          <w:p>
-            <w:pPr>
-              <w:jc w:val="center"/>
-            </w:pPr>
-            <w:r>
-              <w:rPr>
-                <w:sz w:val="20"/>
-              </w:rPr>
-              <w:t>供应链风险识别、评估、</w:t>
-              <w:br/>
-              <w:t>预警、应急响应、</w:t>
-              <w:br/>
-              <w:t>风险报告</w:t>
-            </w:r>
-          </w:p>
-        </w:tc>
-        <w:tc>
-          <w:tcPr>
-            <w:tcW w:type="dxa" w:w="2160"/>
-          </w:tcPr>
-          <w:p>
-            <w:pPr>
-              <w:jc w:val="center"/>
-            </w:pPr>
-            <w:r>
-              <w:rPr>
-                <w:sz w:val="20"/>
-              </w:rPr>
-              <w:t>缺乏风险预警、大客户</w:t>
-              <w:br/>
-              <w:t>依赖无感知、地缘风险</w:t>
-            </w:r>
-          </w:p>
-        </w:tc>
-        <w:tc>
-          <w:tcPr>
-            <w:tcW w:type="dxa" w:w="2160"/>
-          </w:tcPr>
-          <w:p>
-            <w:pPr>
-              <w:jc w:val="center"/>
-            </w:pPr>
-            <w:r>
-              <w:rPr>
-                <w:sz w:val="20"/>
-              </w:rPr>
-              <w:t>↔ 供应商子系统（供方风险）</w:t>
-              <w:br/>
-              <w:t>↔ 库存子系统（库存风险）</w:t>
-              <w:br/>
-              <w:t>↔ 采购子系统（价格风险）</w:t>
-            </w:r>
-          </w:p>
-        </w:tc>
-      </w:tr>
-    </w:tbl>
     <w:p>
       <w:pPr>
         <w:pStyle w:val="Heading1"/>
@@ -2524,7 +1944,7 @@
         <w:pStyle w:val="Heading2"/>
       </w:pPr>
       <w:r>
-        <w:t>3.1 采购管理子系统</w:t>
+        <w:t>3.1 采购与供应商管理子系统</w:t>
       </w:r>
     </w:p>
     <w:p>
@@ -2536,16 +1956,21 @@
       </w:r>
     </w:p>
     <w:p>
-      <w:pPr>
-        <w:ind w:firstLine="420"/>
-      </w:pPr>
+      <w:pPr/>
       <w:r>
-        <w:rPr>
-          <w:rFonts w:ascii="宋体" w:hAnsi="宋体" w:eastAsia="宋体"/>
-          <w:b w:val="0"/>
-          <w:sz w:val="24"/>
-        </w:rPr>
-        <w:t>歌尔股份采购环节的核心矛盾在于：一方面，客户端严格执行"无订单不生产"原则，一切物料需求来源于客户FCS；另一方面，采购执行面临周期过长（国内2周/越南3周）、成本偏高、强势供方议价困难、信息不透明等问题。在2024年整机代工毛利率不足10%的严峻形势下，每降低1%的采购成本即可为企业多创造约10亿元利润空间。本子系统旨在通过流程自动化和数据智能化，实现"快速、低成本、透明"的采购管理。</w:t>
+        <w:t>歌尔股份采购环节的核心矛盾在于：一方面，客户端严格执行"无订单不生产"原则，一切物料需求来源于客户FCS；另一方面，采购执行面临周期过长（国内2周/越南3周）、成本偏高、强势供方议价困难、信息不透明等问题。在2024年整机代工毛利率不足10%的严峻形势下，每降低1%的采购成本即可为企业多创造约10亿元利润空间。</w:t>
+      </w:r>
+    </w:p>
+    <w:p>
+      <w:pPr/>
+      <w:r>
+        <w:t>同时，供应商管理方面存在绩效评估不系统、缺乏风险预警机制、协同效率低、新供应商准入周期长等显著短板。现有G-SRM系统于2023年9月上线，基础功能已具备，但在供应商全生命周期管理和多维绩效评估方面仍有显著不足。</w:t>
+      </w:r>
+    </w:p>
+    <w:p>
+      <w:pPr/>
+      <w:r>
+        <w:t>本子系统将采购管理与供应商管理进行整合，实现"采购即选商、选商即采购"的一体化运作，通过流程自动化和数据智能化，实现"快速、低成本、透明"的全链条采购与供应商管理。</w:t>
       </w:r>
     </w:p>
     <w:p>
@@ -2563,7 +1988,7 @@
       <w:r>
         <w:drawing>
           <wp:inline xmlns:a="http://schemas.openxmlformats.org/drawingml/2006/main" xmlns:pic="http://schemas.openxmlformats.org/drawingml/2006/picture">
-            <wp:extent cx="5669280" cy="3529256"/>
+            <wp:extent cx="5669280" cy="4244381"/>
             <wp:docPr id="4" name="Picture 4"/>
             <wp:cNvGraphicFramePr>
               <a:graphicFrameLocks noChangeAspect="1"/>
@@ -2572,11 +1997,11 @@
               <a:graphicData uri="http://schemas.openxmlformats.org/drawingml/2006/picture">
                 <pic:pic>
                   <pic:nvPicPr>
-                    <pic:cNvPr id="0" name="03_procurement.png"/>
+                    <pic:cNvPr id="0" name="03_procurement_supplier.png"/>
                     <pic:cNvPicPr/>
                   </pic:nvPicPr>
                   <pic:blipFill>
-                    <a:blip r:embed="rId12"/>
+                    <a:blip r:embed="rId20"/>
                     <a:stretch>
                       <a:fillRect/>
                     </a:stretch>
@@ -2584,7 +2009,7 @@
                   <pic:spPr>
                     <a:xfrm>
                       <a:off x="0" y="0"/>
-                      <a:ext cx="5669280" cy="3529256"/>
+                      <a:ext cx="5669280" cy="4244381"/>
                     </a:xfrm>
                     <a:prstGeom prst="rect"/>
                   </pic:spPr>
@@ -2605,203 +2030,193 @@
           <w:b/>
           <w:sz w:val="20"/>
         </w:rPr>
-        <w:t>图3-1 采购管理子系统功能模块与业务流程图</w:t>
+        <w:t>图3-1 采购与供应商管理子系统功能模块与业务流程图</w:t>
       </w:r>
     </w:p>
     <w:p>
+      <w:pPr/>
       <w:r>
-        <w:rPr>
-          <w:rFonts w:ascii="宋体" w:hAnsi="宋体" w:eastAsia="宋体"/>
-          <w:b/>
-          <w:sz w:val="24"/>
-        </w:rPr>
+        <w:t>一、采购管理功能模块</w:t>
+      </w:r>
+    </w:p>
+    <w:p>
+      <w:pPr/>
+      <w:r>
         <w:t>（1）采购需求管理模块</w:t>
       </w:r>
     </w:p>
     <w:p>
-      <w:pPr>
-        <w:ind w:firstLine="420"/>
-      </w:pPr>
+      <w:pPr/>
       <w:r>
-        <w:rPr>
-          <w:rFonts w:ascii="宋体" w:hAnsi="宋体" w:eastAsia="宋体"/>
-          <w:b w:val="0"/>
-          <w:sz w:val="24"/>
-        </w:rPr>
         <w:t>功能描述：接收MC输出的物料需求计划（MRP），自动关联BOM（物料清单）和库存数据，生成采购需求单。系统自动识别"常规补货"和"NPI/首单寻源"两种场景，分别触发不同的采购流程。</w:t>
       </w:r>
     </w:p>
     <w:p>
-      <w:pPr>
-        <w:ind w:firstLine="420"/>
-      </w:pPr>
+      <w:pPr/>
       <w:r>
-        <w:rPr>
-          <w:rFonts w:ascii="宋体" w:hAnsi="宋体" w:eastAsia="宋体"/>
-          <w:b w:val="0"/>
-          <w:sz w:val="24"/>
-        </w:rPr>
         <w:t>业务规则：①需求单自动关联OC订单编号和客户FCS版本号，确保可追溯；②系统自动检查安全库存水位，低于阈值时触发预补货建议；③NPI场景自动推送至sourcing团队启动寻源流程。</w:t>
       </w:r>
     </w:p>
     <w:p>
-      <w:pPr>
-        <w:ind w:firstLine="420"/>
-      </w:pPr>
+      <w:pPr/>
       <w:r>
-        <w:rPr>
-          <w:rFonts w:ascii="宋体" w:hAnsi="宋体" w:eastAsia="宋体"/>
-          <w:b w:val="0"/>
-          <w:sz w:val="24"/>
-        </w:rPr>
         <w:t>解决的痛点：消除MC与采购之间的信息传递延迟，减少人工转单错误，缩短需求到采购的响应时间。</w:t>
       </w:r>
     </w:p>
     <w:p>
+      <w:pPr/>
       <w:r>
-        <w:rPr>
-          <w:rFonts w:ascii="宋体" w:hAnsi="宋体" w:eastAsia="宋体"/>
-          <w:b/>
-          <w:sz w:val="24"/>
-        </w:rPr>
         <w:t>（2）智能询比价模块</w:t>
       </w:r>
     </w:p>
     <w:p>
-      <w:pPr>
-        <w:ind w:firstLine="420"/>
-      </w:pPr>
+      <w:pPr/>
       <w:r>
-        <w:rPr>
-          <w:rFonts w:ascii="宋体" w:hAnsi="宋体" w:eastAsia="宋体"/>
-          <w:b w:val="0"/>
-          <w:sz w:val="24"/>
-        </w:rPr>
         <w:t>功能描述：针对同一物料自动向多个合格供应商发送询价请求（RFQ），供应商通过供应商门户在线报价。系统自动汇总报价，按照"价格、交期、质量评分、历史履约率"四维加权评分模型生成比价分析报告，推荐最优供应商组合。</w:t>
       </w:r>
     </w:p>
     <w:p>
-      <w:pPr>
-        <w:ind w:firstLine="420"/>
-      </w:pPr>
+      <w:pPr/>
       <w:r>
-        <w:rPr>
-          <w:rFonts w:ascii="宋体" w:hAnsi="宋体" w:eastAsia="宋体"/>
-          <w:b w:val="0"/>
-          <w:sz w:val="24"/>
-        </w:rPr>
         <w:t>业务规则：①强势/寡头供方标记机制——对于客指或独家供应的物料，系统自动标记并提示风险，建议启动备选供方开发；②支持线上竞价（电子招投标），提升价格竞争透明度；③历史价格趋势分析，辅助采购人员进行年度降价谈判。</w:t>
       </w:r>
     </w:p>
     <w:p>
-      <w:pPr>
-        <w:ind w:firstLine="420"/>
-      </w:pPr>
+      <w:pPr/>
       <w:r>
-        <w:rPr>
-          <w:rFonts w:ascii="宋体" w:hAnsi="宋体" w:eastAsia="宋体"/>
-          <w:b w:val="0"/>
-          <w:sz w:val="24"/>
-        </w:rPr>
         <w:t>解决的痛点：解决"采购信息不透明"和"采购成本偏高"问题，降低对强势供方的议价弱势。</w:t>
       </w:r>
     </w:p>
     <w:p>
+      <w:pPr/>
       <w:r>
-        <w:rPr>
-          <w:rFonts w:ascii="宋体" w:hAnsi="宋体" w:eastAsia="宋体"/>
-          <w:b/>
-          <w:sz w:val="24"/>
-        </w:rPr>
         <w:t>（3）采购订单管理模块</w:t>
       </w:r>
     </w:p>
     <w:p>
-      <w:pPr>
-        <w:ind w:firstLine="420"/>
-      </w:pPr>
+      <w:pPr/>
       <w:r>
-        <w:rPr>
-          <w:rFonts w:ascii="宋体" w:hAnsi="宋体" w:eastAsia="宋体"/>
-          <w:b w:val="0"/>
-          <w:sz w:val="24"/>
-        </w:rPr>
         <w:t>功能描述：一键生成采购订单（PO），自动推送至供应商门户。支持订单确认、变更、取消的全生命周期管理。订单执行过程中，供应商实时更新生产进度和发货状态，采购方在系统中可视化跟踪每一笔订单的执行状态。</w:t>
       </w:r>
     </w:p>
     <w:p>
-      <w:pPr>
-        <w:ind w:firstLine="420"/>
-      </w:pPr>
+      <w:pPr/>
       <w:r>
-        <w:rPr>
-          <w:rFonts w:ascii="宋体" w:hAnsi="宋体" w:eastAsia="宋体"/>
-          <w:b w:val="0"/>
-          <w:sz w:val="24"/>
-        </w:rPr>
         <w:t>业务规则：①PO自动关联合同条款（leadtime、付款条件、质量标准）；②订单变更需双方线上确认，保留完整变更记录；③超期未确认订单自动预警，触发催单流程。</w:t>
       </w:r>
     </w:p>
     <w:p>
-      <w:pPr>
-        <w:ind w:firstLine="420"/>
-      </w:pPr>
+      <w:pPr/>
       <w:r>
-        <w:rPr>
-          <w:rFonts w:ascii="宋体" w:hAnsi="宋体" w:eastAsia="宋体"/>
-          <w:b w:val="0"/>
-          <w:sz w:val="24"/>
-        </w:rPr>
         <w:t>解决的痛点：解决"供应商响应不及时"问题，实现订单执行全过程可视化。</w:t>
       </w:r>
     </w:p>
     <w:p>
+      <w:pPr/>
       <w:r>
-        <w:rPr>
-          <w:rFonts w:ascii="宋体" w:hAnsi="宋体" w:eastAsia="宋体"/>
-          <w:b/>
-          <w:sz w:val="24"/>
-        </w:rPr>
         <w:t>（4）合同与成本管理模块</w:t>
       </w:r>
     </w:p>
     <w:p>
-      <w:pPr>
-        <w:ind w:firstLine="420"/>
-      </w:pPr>
+      <w:pPr/>
       <w:r>
-        <w:rPr>
-          <w:rFonts w:ascii="宋体" w:hAnsi="宋体" w:eastAsia="宋体"/>
-          <w:b w:val="0"/>
-          <w:sz w:val="24"/>
-        </w:rPr>
         <w:t>功能描述：管理与供应商之间的框架合同、价格协议、保密协议等。内置成本分析工具，支持物料成本构成分解（原材料+加工+物流+关税）、TCO（总拥有成本）分析、以及现金折扣vs账期的资金成本权衡分析。</w:t>
       </w:r>
     </w:p>
     <w:p>
-      <w:pPr>
-        <w:ind w:firstLine="420"/>
-      </w:pPr>
+      <w:pPr/>
       <w:r>
-        <w:rPr>
-          <w:rFonts w:ascii="宋体" w:hAnsi="宋体" w:eastAsia="宋体"/>
-          <w:b w:val="0"/>
-          <w:sz w:val="24"/>
-        </w:rPr>
         <w:t>业务规则：①年度降价协议线上签署与执行跟踪；②价格异常波动（超过设定阈值）自动触发预警；③合同到期自动提醒续签或重新招标。</w:t>
       </w:r>
     </w:p>
     <w:p>
-      <w:pPr>
-        <w:ind w:firstLine="420"/>
-      </w:pPr>
+      <w:pPr/>
       <w:r>
-        <w:rPr>
-          <w:rFonts w:ascii="宋体" w:hAnsi="宋体" w:eastAsia="宋体"/>
-          <w:b w:val="0"/>
-          <w:sz w:val="24"/>
-        </w:rPr>
         <w:t>解决的痛点：解决"付款策略缺乏系统分析"问题，为采购决策提供数据支撑。</w:t>
+      </w:r>
+    </w:p>
+    <w:p>
+      <w:pPr/>
+      <w:r>
+        <w:t>二、供应商管理功能模块</w:t>
+      </w:r>
+    </w:p>
+    <w:p>
+      <w:pPr/>
+      <w:r>
+        <w:t>（5）供应商准入管理模块</w:t>
+      </w:r>
+    </w:p>
+    <w:p>
+      <w:pPr/>
+      <w:r>
+        <w:t>功能描述：管理供应商从信息收集、资质审核、现场审计、样品试制到MT（管理团队）评审的完整准入流程。系统内置标准化评审模板，支持在线评分和审批流转，将原本需要2个月以上的准入周期压缩至1个月以内。</w:t>
+      </w:r>
+    </w:p>
+    <w:p>
+      <w:pPr/>
+      <w:r>
+        <w:t>业务规则：①供应商自助注册并提交资质文件（营业执照、体系认证、财务报表等）；②系统自动进行工商信息验证和信用评级（对接第三方征信平台）；③评审任务自动分发至sourcing、品质、工程等评审角色；④MT评审结果线上记录，审批通过后自动激活供应商编码。</w:t>
+      </w:r>
+    </w:p>
+    <w:p>
+      <w:pPr/>
+      <w:r>
+        <w:t>解决的痛点：缩短新供应商准入周期，降低人工协调成本，提升准入流程的透明度和规范性。</w:t>
+      </w:r>
+    </w:p>
+    <w:p>
+      <w:pPr/>
+      <w:r>
+        <w:t>（6）供应商分类分级管理模块</w:t>
+      </w:r>
+    </w:p>
+    <w:p>
+      <w:pPr/>
+      <w:r>
+        <w:t>功能描述：基于卡拉杰克矩阵（Kraljic Matrix），将供应商按"采购金额影响"和"供应风险"两个维度分为四类：战略供应商、杠杆供应商、瓶颈供应商、一般供应商。同时引入"客指供方"、"寡头供方"等特殊标签，实施差异化管理策略。</w:t>
+      </w:r>
+    </w:p>
+    <w:p>
+      <w:pPr/>
+      <w:r>
+        <w:t>管理策略：①战略供应商——深度协同、联合创新、长期合同；②杠杆供应商——充分竞争、动态比价、灵活切换；③瓶颈供应商（含寡头供方）——安全库存储备、替代开发、风险对冲；④一般供应商——标准化采购、效率优先。</w:t>
+      </w:r>
+    </w:p>
+    <w:p>
+      <w:pPr/>
+      <w:r>
+        <w:t>（7）多维绩效评估模块</w:t>
+      </w:r>
+    </w:p>
+    <w:p>
+      <w:pPr/>
+      <w:r>
+        <w:t>功能描述：在现有"每3个月打分一次"的基础上，构建更加全面、动态的供应商绩效评估体系。评估维度从单一评分扩展为"QCDS"四维模型：Quality（质量，权重30%）、Cost（成本，权重25%）、Delivery（交付，权重30%）、Service（服务，权重15%），每个维度细分为具体的KPI指标。</w:t>
+      </w:r>
+    </w:p>
+    <w:p>
+      <w:pPr/>
+      <w:r>
+        <w:t>业务规则：①评分数据自动采集（质量、交付数据从ERP/WMS自动抓取），减少人工打分偏差；②月度自动评分+季度综合评审+年度战略评估三级评估机制；③评分结果与供应商分级联动——连续两个季度评分低于阈值自动触发整改或淘汰流程。</w:t>
+      </w:r>
+    </w:p>
+    <w:p>
+      <w:pPr/>
+      <w:r>
+        <w:t>（8）供应商协同门户模块</w:t>
+      </w:r>
+    </w:p>
+    <w:p>
+      <w:pPr/>
+      <w:r>
+        <w:t>功能描述：面向供应商的自助服务平台，供应商可实时查看订单状态、库存需求预测、付款进度、绩效评分等信息。</w:t>
+      </w:r>
+    </w:p>
+    <w:p>
+      <w:pPr/>
+      <w:r>
+        <w:t>功能清单：①订单协同——PO确认、发货通知、到货反馈；②预测共享——向核心供应商开放未来3个月的需求预测（基于客户FCS）；③对账协同——发票提交、对账确认、付款状态查询；④绩效反馈——供应商查看自身评分和改善建议。</w:t>
       </w:r>
     </w:p>
     <w:p>
@@ -2813,29 +2228,27 @@
       </w:r>
     </w:p>
     <w:p>
-      <w:pPr>
-        <w:ind w:firstLine="420"/>
-      </w:pPr>
+      <w:pPr/>
       <w:r>
-        <w:rPr>
-          <w:rFonts w:ascii="宋体" w:hAnsi="宋体" w:eastAsia="宋体"/>
-          <w:b w:val="0"/>
-          <w:sz w:val="24"/>
-        </w:rPr>
         <w:t>采购管理的端到端流程设计如下：</w:t>
       </w:r>
     </w:p>
     <w:p>
-      <w:pPr>
-        <w:ind w:firstLine="420"/>
-      </w:pPr>
+      <w:pPr/>
       <w:r>
-        <w:rPr>
-          <w:rFonts w:ascii="宋体" w:hAnsi="宋体" w:eastAsia="宋体"/>
-          <w:b w:val="0"/>
-          <w:sz w:val="24"/>
-        </w:rPr>
-        <w:t>MRP需求导入 → 需求审核（MC确认） → 自动检查库存/在途 → 生成采购申请 → 审批流转（协同子系统） → 询比价/竞标 → 供应商推荐（供应商子系统联动） → 比价确认 → 生成PO → 供应商确认 → 订单执行跟踪 → 到货入库触发（库存子系统联动） → 对账结算 → 归档</w:t>
+        <w:t>MRP需求导入 → 需求审核（MC确认） → 自动检查库存/在途 → 生成采购申请 → 审批流转（协同子系统） → 询比价/竞标 → 供应商匹配与推荐 → 比价确认 → 生成PO → 供应商确认 → 订单执行跟踪 → 到货入库触发（库存子系统联动） → 对账结算 → 归档</w:t>
+      </w:r>
+    </w:p>
+    <w:p>
+      <w:pPr/>
+      <w:r>
+        <w:t>供应商全生命周期管理流程：</w:t>
+      </w:r>
+    </w:p>
+    <w:p>
+      <w:pPr/>
+      <w:r>
+        <w:t>供应商寻源 → 信息收集与资质初筛 → 现场审计/样品试制 → MT评审 → 准入审批 → 编码激活 → 首单试用 → 正式合作 → 周期绩效评估 → 等级升降 → 战略合作/整改/淘汰</w:t>
       </w:r>
     </w:p>
     <w:p>
@@ -2843,7 +2256,7 @@
         <w:pStyle w:val="Heading2"/>
       </w:pPr>
       <w:r>
-        <w:t>3.2 供应商管理子系统</w:t>
+        <w:t>3.2 库存与仓储物流管理子系统</w:t>
       </w:r>
     </w:p>
     <w:p>
@@ -2855,16 +2268,21 @@
       </w:r>
     </w:p>
     <w:p>
-      <w:pPr>
-        <w:ind w:firstLine="420"/>
-      </w:pPr>
+      <w:pPr/>
       <w:r>
-        <w:rPr>
-          <w:rFonts w:ascii="宋体" w:hAnsi="宋体" w:eastAsia="宋体"/>
-          <w:b w:val="0"/>
-          <w:sz w:val="24"/>
-        </w:rPr>
-        <w:t>歌尔股份面临的供应商管理挑战具有鲜明的行业特征：一方面，消费电子行业供应商格局分化严重，存在大量"客指供方"（客户指定供应商）和"寡头供方"，企业议价空间有限；另一方面，前五大供应商采购占比为38.57%，供应商集中度处于中等水平但仍有优化空间。现有G-SRM系统于2023年9月上线，基础功能已具备，但在供应商全生命周期管理、多维绩效评估和风险预警方面仍有显著短板。访谈中明确反映"绩效评估不系统"、"缺乏风险预警机制"、"协同效率低"三大问题。</w:t>
+        <w:t>歌尔股份2024年末存货余额104.79亿元，虽然同比下降2.93%，但在总资产中占比仍高达12.97%。企业同时采用安全库存、JIT、VMI三种库存管理模式，但三者之间缺乏统一的优化策略。需求预测完全依赖客户FCS，前3个月准确率80%，但客户周度更新的频率意味着计划频繁调整。</w:t>
+      </w:r>
+    </w:p>
+    <w:p>
+      <w:pPr/>
+      <w:r>
+        <w:t>访谈明确指出"帐实不一致，物料丢失"等问题。同时，随着越南工厂产能扩张，跨国物流与关务协同的复杂度显著提升，原有库存管理体系已无法满足全球化供应链的精细化管理需求。</w:t>
+      </w:r>
+    </w:p>
+    <w:p>
+      <w:pPr/>
+      <w:r>
+        <w:t>本子系统将库存管理、仓储管理与物流关务进行整合，目标是构建"预测驱动、实时可视、智能优化、全球协同"的库存与物流一体化管理能力，覆盖从需求预测到生产上线的全过程。</w:t>
       </w:r>
     </w:p>
     <w:p>
@@ -2891,11 +2309,11 @@
               <a:graphicData uri="http://schemas.openxmlformats.org/drawingml/2006/picture">
                 <pic:pic>
                   <pic:nvPicPr>
-                    <pic:cNvPr id="0" name="04_supplier.png"/>
+                    <pic:cNvPr id="0" name="04_inventory_logistics.png"/>
                     <pic:cNvPicPr/>
                   </pic:nvPicPr>
                   <pic:blipFill>
-                    <a:blip r:embed="rId13"/>
+                    <a:blip r:embed="rId21"/>
                     <a:stretch>
                       <a:fillRect/>
                     </a:stretch>
@@ -2924,550 +2342,97 @@
           <w:b/>
           <w:sz w:val="20"/>
         </w:rPr>
-        <w:t>图3-2 供应商管理子系统功能模块与全生命周期流程图</w:t>
+        <w:t>图3-2 库存与仓储物流管理子系统功能模块与业务流程图</w:t>
       </w:r>
     </w:p>
     <w:p>
+      <w:pPr/>
       <w:r>
-        <w:rPr>
-          <w:rFonts w:ascii="宋体" w:hAnsi="宋体" w:eastAsia="宋体"/>
-          <w:b/>
-          <w:sz w:val="24"/>
-        </w:rPr>
-        <w:t>（1）供应商准入管理模块</w:t>
+        <w:t>（1）需求预测与计划模块</w:t>
       </w:r>
     </w:p>
     <w:p>
-      <w:pPr>
-        <w:ind w:firstLine="420"/>
-      </w:pPr>
+      <w:pPr/>
       <w:r>
-        <w:rPr>
-          <w:rFonts w:ascii="宋体" w:hAnsi="宋体" w:eastAsia="宋体"/>
-          <w:b w:val="0"/>
-          <w:sz w:val="24"/>
-        </w:rPr>
-        <w:t>功能描述：管理供应商从信息收集、资质审核、现场审计、样品试制到MT（管理团队）评审的完整准入流程。系统内置标准化评审模板，支持在线评分和审批流转，将原本需要2个月以上的准入周期压缩至1个月以内。</w:t>
+        <w:t>功能描述：以客户FCS为核心输入，结合历史消耗数据、季节性因素、产品生命周期阶段等信息，构建多层次需求预测模型。在客户FCS的基础上，增加系统自有的辅助预测能力，将综合预测准确率从80%提升至85%以上。</w:t>
       </w:r>
     </w:p>
     <w:p>
-      <w:pPr>
-        <w:ind w:firstLine="420"/>
-      </w:pPr>
+      <w:pPr/>
       <w:r>
-        <w:rPr>
-          <w:rFonts w:ascii="宋体" w:hAnsi="宋体" w:eastAsia="宋体"/>
-          <w:b w:val="0"/>
-          <w:sz w:val="24"/>
-        </w:rPr>
-        <w:t>业务规则：①供应商自助注册并提交资质文件（营业执照、体系认证、财务报表等）；②系统自动进行工商信息验证和信用评级（对接第三方征信平台）；③评审任务自动分发至sourcing、品质、工程等评审角色；④MT评审结果线上记录，审批通过后自动激活供应商编码。</w:t>
+        <w:t>功能设计：①FCS自动导入与版本管理——每次客户更新FCS时自动触发需求计划重算；②需求波动分析——自动比较连续多期FCS的变化幅度，识别异常波动并预警；③安全库存动态计算——根据物料的leadtime、需求波动率、服务水平要求自动计算最优安全库存量；④ABC-XYZ分类分析——按照采购金额（ABC）和需求波动性（XYZ）对物料进行二维分类，实施差异化的库存策略。</w:t>
       </w:r>
     </w:p>
     <w:p>
-      <w:pPr>
-        <w:ind w:firstLine="420"/>
-      </w:pPr>
+      <w:pPr/>
       <w:r>
-        <w:rPr>
-          <w:rFonts w:ascii="宋体" w:hAnsi="宋体" w:eastAsia="宋体"/>
-          <w:b w:val="0"/>
-          <w:sz w:val="24"/>
-        </w:rPr>
-        <w:t>解决的痛点：缩短新供应商准入周期，降低人工协调成本，提升准入流程的透明度和规范性。</w:t>
+        <w:t>（2）出入库与库存可视化模块</w:t>
       </w:r>
     </w:p>
     <w:p>
+      <w:pPr/>
       <w:r>
-        <w:rPr>
-          <w:rFonts w:ascii="宋体" w:hAnsi="宋体" w:eastAsia="宋体"/>
-          <w:b/>
-          <w:sz w:val="24"/>
-        </w:rPr>
-        <w:t>（2）供应商分类分级管理模块</w:t>
+        <w:t>功能描述：与WMS（仓库管理系统）深度集成，实现原材料入库（含IQC检验结果关联）、领料出库、退料、报废等全过程数据实时同步。构建库存看板，实时展示各仓库、各物料类别的库存水位、在途数量、待检数量等关键指标。</w:t>
       </w:r>
     </w:p>
     <w:p>
-      <w:pPr>
-        <w:ind w:firstLine="420"/>
-      </w:pPr>
+      <w:pPr/>
       <w:r>
-        <w:rPr>
-          <w:rFonts w:ascii="宋体" w:hAnsi="宋体" w:eastAsia="宋体"/>
-          <w:b w:val="0"/>
-          <w:sz w:val="24"/>
-        </w:rPr>
-        <w:t>功能描述：基于卡拉杰克矩阵（Kraljic Matrix），将供应商按"采购金额影响"和"供应风险"两个维度分为四类：战略供应商、杠杆供应商、瓶颈供应商、一般供应商。同时引入"客指供方"、"寡头供方"等特殊标签，实施差异化管理策略。</w:t>
+        <w:t>业务规则：①入库自动关联PO和IQC检验结果——不合格品自动隔离并触发供应商退货流程；②库存数据每5分钟与ERP同步一次，确保"帐实一致"；③物料批次追溯——支持按批次号、供应商、入库日期等多维度追溯，解决"物料丢失"问题；④呆滞物料预警——超过设定天数未使用的物料自动标记并推送处理建议。</w:t>
       </w:r>
     </w:p>
     <w:p>
-      <w:pPr>
-        <w:ind w:firstLine="420"/>
-      </w:pPr>
+      <w:pPr/>
       <w:r>
-        <w:rPr>
-          <w:rFonts w:ascii="宋体" w:hAnsi="宋体" w:eastAsia="宋体"/>
-          <w:b w:val="0"/>
-          <w:sz w:val="24"/>
-        </w:rPr>
-        <w:t>管理策略：①战略供应商——深度协同、联合创新、长期合同；②杠杆供应商——充分竞争、动态比价、灵活切换；③瓶颈供应商（含寡头供方）——安全库存储备、替代开发、风险对冲；④一般供应商——标准化采购、效率优先。</w:t>
+        <w:t>（3）智能补货与库存优化模块</w:t>
       </w:r>
     </w:p>
     <w:p>
-      <w:pPr>
-        <w:ind w:firstLine="420"/>
-      </w:pPr>
+      <w:pPr/>
       <w:r>
-        <w:rPr>
-          <w:rFonts w:ascii="宋体" w:hAnsi="宋体" w:eastAsia="宋体"/>
-          <w:b w:val="0"/>
-          <w:sz w:val="24"/>
-        </w:rPr>
-        <w:t>解决的痛点：解决"供应商管理缺乏体系"的问题，尤其针对访谈中提到的"强势供方、寡头供方、低价供方"，提供差异化的管理方案。</w:t>
+        <w:t>功能描述：基于需求预测和当前库存水位，自动生成补货建议。针对不同库存模式（安全库存、JIT、VMI），采用差异化的补货策略和参数设置。</w:t>
       </w:r>
     </w:p>
     <w:p>
+      <w:pPr/>
       <w:r>
-        <w:rPr>
-          <w:rFonts w:ascii="宋体" w:hAnsi="宋体" w:eastAsia="宋体"/>
-          <w:b/>
-          <w:sz w:val="24"/>
-        </w:rPr>
-        <w:t>（3）多维绩效评估模块</w:t>
+        <w:t>策略设计：①安全库存模式——当库存低于安全库存+在途量时，自动生成补货需求推送至采购子系统；②JIT模式——根据PC排产计划，按照生产节拍计算精确到小时的物料到货时间要求；③VMI模式——向供应商开放库存水位数据，由供应商主动补货，系统监控库存上下限；④混合模式优化——基于物料特性和供应商能力，智能推荐最优的库存管理模式。</w:t>
       </w:r>
     </w:p>
     <w:p>
-      <w:pPr>
-        <w:ind w:firstLine="420"/>
-      </w:pPr>
+      <w:pPr/>
       <w:r>
-        <w:rPr>
-          <w:rFonts w:ascii="宋体" w:hAnsi="宋体" w:eastAsia="宋体"/>
-          <w:b w:val="0"/>
-          <w:sz w:val="24"/>
-        </w:rPr>
-        <w:t>功能描述：在现有"每3个月打分一次"的基础上，构建更加全面、动态的供应商绩效评估体系。评估维度从单一评分扩展为"QCDS"四维模型：Quality（质量）、Cost（成本）、Delivery（交付）、Service（服务），每个维度细分为具体的KPI指标。</w:t>
-      </w:r>
-    </w:p>
-    <w:tbl>
-      <w:tblPr>
-        <w:tblStyle w:val="TableGrid"/>
-        <w:tblW w:type="auto" w:w="0"/>
-        <w:jc w:val="center"/>
-        <w:tblLook w:firstColumn="1" w:firstRow="1" w:lastColumn="0" w:lastRow="0" w:noHBand="0" w:noVBand="1" w:val="04A0"/>
-      </w:tblPr>
-      <w:tblGrid>
-        <w:gridCol w:w="2160"/>
-        <w:gridCol w:w="2160"/>
-        <w:gridCol w:w="2160"/>
-        <w:gridCol w:w="2160"/>
-      </w:tblGrid>
-      <w:tr>
-        <w:tc>
-          <w:tcPr>
-            <w:tcW w:type="dxa" w:w="2160"/>
-          </w:tcPr>
-          <w:p>
-            <w:pPr>
-              <w:jc w:val="center"/>
-            </w:pPr>
-            <w:r>
-              <w:rPr>
-                <w:b/>
-                <w:sz w:val="20"/>
-              </w:rPr>
-              <w:t>评估维度</w:t>
-            </w:r>
-          </w:p>
-        </w:tc>
-        <w:tc>
-          <w:tcPr>
-            <w:tcW w:type="dxa" w:w="2160"/>
-          </w:tcPr>
-          <w:p>
-            <w:pPr>
-              <w:jc w:val="center"/>
-            </w:pPr>
-            <w:r>
-              <w:rPr>
-                <w:b/>
-                <w:sz w:val="20"/>
-              </w:rPr>
-              <w:t>关键KPI</w:t>
-            </w:r>
-          </w:p>
-        </w:tc>
-        <w:tc>
-          <w:tcPr>
-            <w:tcW w:type="dxa" w:w="2160"/>
-          </w:tcPr>
-          <w:p>
-            <w:pPr>
-              <w:jc w:val="center"/>
-            </w:pPr>
-            <w:r>
-              <w:rPr>
-                <w:b/>
-                <w:sz w:val="20"/>
-              </w:rPr>
-              <w:t>权重</w:t>
-            </w:r>
-          </w:p>
-        </w:tc>
-        <w:tc>
-          <w:tcPr>
-            <w:tcW w:type="dxa" w:w="2160"/>
-          </w:tcPr>
-          <w:p>
-            <w:pPr>
-              <w:jc w:val="center"/>
-            </w:pPr>
-            <w:r>
-              <w:rPr>
-                <w:b/>
-                <w:sz w:val="20"/>
-              </w:rPr>
-              <w:t>数据来源</w:t>
-            </w:r>
-          </w:p>
-        </w:tc>
-      </w:tr>
-      <w:tr>
-        <w:tc>
-          <w:tcPr>
-            <w:tcW w:type="dxa" w:w="2160"/>
-          </w:tcPr>
-          <w:p>
-            <w:pPr>
-              <w:jc w:val="center"/>
-            </w:pPr>
-            <w:r>
-              <w:rPr>
-                <w:sz w:val="20"/>
-              </w:rPr>
-              <w:t>质量 Quality</w:t>
-            </w:r>
-          </w:p>
-        </w:tc>
-        <w:tc>
-          <w:tcPr>
-            <w:tcW w:type="dxa" w:w="2160"/>
-          </w:tcPr>
-          <w:p>
-            <w:pPr>
-              <w:jc w:val="center"/>
-            </w:pPr>
-            <w:r>
-              <w:rPr>
-                <w:sz w:val="20"/>
-              </w:rPr>
-              <w:t>来料合格率、IQC批退率、</w:t>
-              <w:br/>
-              <w:t>客户投诉次数、质量改善响应时间</w:t>
-            </w:r>
-          </w:p>
-        </w:tc>
-        <w:tc>
-          <w:tcPr>
-            <w:tcW w:type="dxa" w:w="2160"/>
-          </w:tcPr>
-          <w:p>
-            <w:pPr>
-              <w:jc w:val="center"/>
-            </w:pPr>
-            <w:r>
-              <w:rPr>
-                <w:sz w:val="20"/>
-              </w:rPr>
-              <w:t>30%</w:t>
-            </w:r>
-          </w:p>
-        </w:tc>
-        <w:tc>
-          <w:tcPr>
-            <w:tcW w:type="dxa" w:w="2160"/>
-          </w:tcPr>
-          <w:p>
-            <w:pPr>
-              <w:jc w:val="center"/>
-            </w:pPr>
-            <w:r>
-              <w:rPr>
-                <w:sz w:val="20"/>
-              </w:rPr>
-              <w:t>IQC检验数据</w:t>
-              <w:br/>
-              <w:t>ERP质量模块</w:t>
-            </w:r>
-          </w:p>
-        </w:tc>
-      </w:tr>
-      <w:tr>
-        <w:tc>
-          <w:tcPr>
-            <w:tcW w:type="dxa" w:w="2160"/>
-          </w:tcPr>
-          <w:p>
-            <w:pPr>
-              <w:jc w:val="center"/>
-            </w:pPr>
-            <w:r>
-              <w:rPr>
-                <w:sz w:val="20"/>
-              </w:rPr>
-              <w:t>成本 Cost</w:t>
-            </w:r>
-          </w:p>
-        </w:tc>
-        <w:tc>
-          <w:tcPr>
-            <w:tcW w:type="dxa" w:w="2160"/>
-          </w:tcPr>
-          <w:p>
-            <w:pPr>
-              <w:jc w:val="center"/>
-            </w:pPr>
-            <w:r>
-              <w:rPr>
-                <w:sz w:val="20"/>
-              </w:rPr>
-              <w:t>价格竞争力指数、年度降价达成率、</w:t>
-              <w:br/>
-              <w:t>TCO总拥有成本、付款条件灵活度</w:t>
-            </w:r>
-          </w:p>
-        </w:tc>
-        <w:tc>
-          <w:tcPr>
-            <w:tcW w:type="dxa" w:w="2160"/>
-          </w:tcPr>
-          <w:p>
-            <w:pPr>
-              <w:jc w:val="center"/>
-            </w:pPr>
-            <w:r>
-              <w:rPr>
-                <w:sz w:val="20"/>
-              </w:rPr>
-              <w:t>25%</w:t>
-            </w:r>
-          </w:p>
-        </w:tc>
-        <w:tc>
-          <w:tcPr>
-            <w:tcW w:type="dxa" w:w="2160"/>
-          </w:tcPr>
-          <w:p>
-            <w:pPr>
-              <w:jc w:val="center"/>
-            </w:pPr>
-            <w:r>
-              <w:rPr>
-                <w:sz w:val="20"/>
-              </w:rPr>
-              <w:t>采购子系统</w:t>
-              <w:br/>
-              <w:t>合同数据</w:t>
-            </w:r>
-          </w:p>
-        </w:tc>
-      </w:tr>
-      <w:tr>
-        <w:tc>
-          <w:tcPr>
-            <w:tcW w:type="dxa" w:w="2160"/>
-          </w:tcPr>
-          <w:p>
-            <w:pPr>
-              <w:jc w:val="center"/>
-            </w:pPr>
-            <w:r>
-              <w:rPr>
-                <w:sz w:val="20"/>
-              </w:rPr>
-              <w:t>交付 Delivery</w:t>
-            </w:r>
-          </w:p>
-        </w:tc>
-        <w:tc>
-          <w:tcPr>
-            <w:tcW w:type="dxa" w:w="2160"/>
-          </w:tcPr>
-          <w:p>
-            <w:pPr>
-              <w:jc w:val="center"/>
-            </w:pPr>
-            <w:r>
-              <w:rPr>
-                <w:sz w:val="20"/>
-              </w:rPr>
-              <w:t>准时交货率(OTD)、订单履约率、</w:t>
-              <w:br/>
-              <w:t>leadtime达标率、紧急订单响应率</w:t>
-            </w:r>
-          </w:p>
-        </w:tc>
-        <w:tc>
-          <w:tcPr>
-            <w:tcW w:type="dxa" w:w="2160"/>
-          </w:tcPr>
-          <w:p>
-            <w:pPr>
-              <w:jc w:val="center"/>
-            </w:pPr>
-            <w:r>
-              <w:rPr>
-                <w:sz w:val="20"/>
-              </w:rPr>
-              <w:t>30%</w:t>
-            </w:r>
-          </w:p>
-        </w:tc>
-        <w:tc>
-          <w:tcPr>
-            <w:tcW w:type="dxa" w:w="2160"/>
-          </w:tcPr>
-          <w:p>
-            <w:pPr>
-              <w:jc w:val="center"/>
-            </w:pPr>
-            <w:r>
-              <w:rPr>
-                <w:sz w:val="20"/>
-              </w:rPr>
-              <w:t>订单跟踪数据</w:t>
-              <w:br/>
-              <w:t>WMS入库数据</w:t>
-            </w:r>
-          </w:p>
-        </w:tc>
-      </w:tr>
-      <w:tr>
-        <w:tc>
-          <w:tcPr>
-            <w:tcW w:type="dxa" w:w="2160"/>
-          </w:tcPr>
-          <w:p>
-            <w:pPr>
-              <w:jc w:val="center"/>
-            </w:pPr>
-            <w:r>
-              <w:rPr>
-                <w:sz w:val="20"/>
-              </w:rPr>
-              <w:t>服务 Service</w:t>
-            </w:r>
-          </w:p>
-        </w:tc>
-        <w:tc>
-          <w:tcPr>
-            <w:tcW w:type="dxa" w:w="2160"/>
-          </w:tcPr>
-          <w:p>
-            <w:pPr>
-              <w:jc w:val="center"/>
-            </w:pPr>
-            <w:r>
-              <w:rPr>
-                <w:sz w:val="20"/>
-              </w:rPr>
-              <w:t>沟通响应速度、技术支持能力、</w:t>
-              <w:br/>
-              <w:t>异常处理效率、协同配合度</w:t>
-            </w:r>
-          </w:p>
-        </w:tc>
-        <w:tc>
-          <w:tcPr>
-            <w:tcW w:type="dxa" w:w="2160"/>
-          </w:tcPr>
-          <w:p>
-            <w:pPr>
-              <w:jc w:val="center"/>
-            </w:pPr>
-            <w:r>
-              <w:rPr>
-                <w:sz w:val="20"/>
-              </w:rPr>
-              <w:t>15%</w:t>
-            </w:r>
-          </w:p>
-        </w:tc>
-        <w:tc>
-          <w:tcPr>
-            <w:tcW w:type="dxa" w:w="2160"/>
-          </w:tcPr>
-          <w:p>
-            <w:pPr>
-              <w:jc w:val="center"/>
-            </w:pPr>
-            <w:r>
-              <w:rPr>
-                <w:sz w:val="20"/>
-              </w:rPr>
-              <w:t>协同子系统</w:t>
-              <w:br/>
-              <w:t>人工评价</w:t>
-            </w:r>
-          </w:p>
-        </w:tc>
-      </w:tr>
-    </w:tbl>
-    <w:p>
-      <w:r>
-        <w:rPr>
-          <w:rFonts w:ascii="宋体" w:hAnsi="宋体" w:eastAsia="宋体"/>
-          <w:b w:val="0"/>
-          <w:sz w:val="24"/>
-        </w:rPr>
+        <w:t>（4）物流跟踪管理模块</w:t>
       </w:r>
     </w:p>
     <w:p>
-      <w:pPr>
-        <w:ind w:firstLine="420"/>
-      </w:pPr>
+      <w:pPr/>
       <w:r>
-        <w:rPr>
-          <w:rFonts w:ascii="宋体" w:hAnsi="宋体" w:eastAsia="宋体"/>
-          <w:b w:val="0"/>
-          <w:sz w:val="24"/>
-        </w:rPr>
-        <w:t>业务规则：①评分数据自动采集（质量、交付数据从ERP/WMS自动抓取），减少人工打分偏差；②月度自动评分+季度综合评审+年度战略评估三级评估机制；③评分结果与供应商分级联动——连续两个季度评分低于阈值自动触发整改或淘汰流程。</w:t>
+        <w:t>功能描述：实现从供应商发货到工厂入库的全程物流可视化跟踪。支持国内物流和国际物流（尤其越南↔中国）双线管理，对接DMS物流系统获取实时运输状态，自动计算预计到货时间（ETA），当ETA偏离计划到货时间时自动触发预警。</w:t>
       </w:r>
     </w:p>
     <w:p>
+      <w:pPr/>
       <w:r>
-        <w:rPr>
-          <w:rFonts w:ascii="宋体" w:hAnsi="宋体" w:eastAsia="宋体"/>
-          <w:b/>
-          <w:sz w:val="24"/>
-        </w:rPr>
-        <w:t>（4）供应商协同门户模块</w:t>
+        <w:t>业务规则：①物流节点状态实时推送（发货→在途→到港→清关→入厂）；②多式联运协同——支持海运+陆运组合运输的全程跟踪；③物流异常自动预警——延误、损毁、滞港等异常事件即时通知相关责任人；④运输成本分析——按路线、方式、供应商维度统计运输成本，优化物流决策。</w:t>
       </w:r>
     </w:p>
     <w:p>
-      <w:pPr>
-        <w:ind w:firstLine="420"/>
-      </w:pPr>
+      <w:pPr/>
       <w:r>
-        <w:rPr>
-          <w:rFonts w:ascii="宋体" w:hAnsi="宋体" w:eastAsia="宋体"/>
-          <w:b w:val="0"/>
-          <w:sz w:val="24"/>
-        </w:rPr>
-        <w:t>功能描述：面向供应商的自助服务平台，供应商可实时查看订单状态、库存需求预测、付款进度、绩效评分等信息。这与访谈中提到的"供应商和歌尔可以在同一个系统看到物料供应状况"的现有优势形成互补，进一步深化信息共享的广度和深度。</w:t>
+        <w:t>（5）关务协同管理模块</w:t>
       </w:r>
     </w:p>
     <w:p>
-      <w:pPr>
-        <w:ind w:firstLine="420"/>
-      </w:pPr>
+      <w:pPr/>
       <w:r>
-        <w:rPr>
-          <w:rFonts w:ascii="宋体" w:hAnsi="宋体" w:eastAsia="宋体"/>
-          <w:b w:val="0"/>
-          <w:sz w:val="24"/>
-        </w:rPr>
-        <w:t>功能清单：①订单协同——PO确认、发货通知、到货反馈；②预测共享——向核心供应商开放未来3个月的需求预测（基于客户FCS）；③对账协同——发票提交、对账确认、付款状态查询；④绩效反馈——供应商查看自身评分和改善建议。</w:t>
+        <w:t>功能描述：针对歌尔股份越南工厂的跨国供应链场景，提供报关单据管理、海关监管数据对接、多币种/多关税政策适配等功能。与关务报关系统无缝集成，实现进出口合规校验自动化。</w:t>
+      </w:r>
+    </w:p>
+    <w:p>
+      <w:pPr/>
+      <w:r>
+        <w:t>业务规则：①报关单据自动生成与校验——基于PO和装箱单自动生成报关所需单据；②关税计算——自动匹配HS编码和适用税率，计算关税成本并纳入TCO分析；③合规检查——自动校验进出口管制清单、原产地证明等合规要求；④多币种结算——支持CNY/USD/VND等多币种的汇率自动转换和成本核算。</w:t>
       </w:r>
     </w:p>
     <w:p>
@@ -3479,29 +2444,15 @@
       </w:r>
     </w:p>
     <w:p>
-      <w:pPr>
-        <w:ind w:firstLine="420"/>
-      </w:pPr>
+      <w:pPr/>
       <w:r>
-        <w:rPr>
-          <w:rFonts w:ascii="宋体" w:hAnsi="宋体" w:eastAsia="宋体"/>
-          <w:b w:val="0"/>
-          <w:sz w:val="24"/>
-        </w:rPr>
-        <w:t>供应商全生命周期管理流程：</w:t>
+        <w:t>库存与物流管理闭环流程：</w:t>
       </w:r>
     </w:p>
     <w:p>
-      <w:pPr>
-        <w:ind w:firstLine="420"/>
-      </w:pPr>
+      <w:pPr/>
       <w:r>
-        <w:rPr>
-          <w:rFonts w:ascii="宋体" w:hAnsi="宋体" w:eastAsia="宋体"/>
-          <w:b w:val="0"/>
-          <w:sz w:val="24"/>
-        </w:rPr>
-        <w:t>供应商寻源 → 信息收集与资质初筛 → 现场审计/样品试制 → MT评审 → 准入审批 → 编码激活 → 首单试用 → 正式合作 → 周期绩效评估 → 等级升降 → 战略合作/整改/淘汰</w:t>
+        <w:t>FCS导入 → 需求预测 → MRP运算 → 安全库存检查 → 补货建议生成 → 采购下单（采购子系统联动） → 物流跟踪 → 关务报关（越南场景） → 到货入库 → IQC检验 → 合格入库/不合格退货 → 生产领料 → 库存消耗更新 → 库存分析 → 策略优化</w:t>
       </w:r>
     </w:p>
     <w:p>
@@ -3509,7 +2460,7 @@
         <w:pStyle w:val="Heading2"/>
       </w:pPr>
       <w:r>
-        <w:t>3.3 库存管理子系统</w:t>
+        <w:t>3.3 协同与风险管控子系统</w:t>
       </w:r>
     </w:p>
     <w:p>
@@ -3521,16 +2472,21 @@
       </w:r>
     </w:p>
     <w:p>
-      <w:pPr>
-        <w:ind w:firstLine="420"/>
-      </w:pPr>
+      <w:pPr/>
       <w:r>
-        <w:rPr>
-          <w:rFonts w:ascii="宋体" w:hAnsi="宋体" w:eastAsia="宋体"/>
-          <w:b w:val="0"/>
-          <w:sz w:val="24"/>
-        </w:rPr>
-        <w:t>歌尔股份2024年末存货余额104.79亿元，虽然同比下降2.93%，但在总资产中占比仍高达12.97%。企业同时采用安全库存、JIT、VMI三种库存管理模式，但三者之间缺乏统一的优化策略。需求预测完全依赖客户FCS，前3个月准确率80%，但客户周度更新的频率意味着计划频繁调整。访谈明确指出"帐实不一致，物料丢失"等问题。本子系统的目标是构建"预测驱动、实时可视、智能优化"的库存管理能力。</w:t>
+        <w:t>访谈中最突出、反复被提及的痛点就是"部门墙严重"。MC、OC、PC、采购、仓储、关务、品质等部门虽然各自使用信息化系统，但部门间信息传递不顺畅，加之"歌尔流失率高，部分员工能力欠缺"，导致沟通效率低下。</w:t>
+      </w:r>
+    </w:p>
+    <w:p>
+      <w:pPr/>
+      <w:r>
+        <w:t>同时，如果说"苹果砍单"事件是歌尔股份供应链管理的一次"压力测试"，那么测试的结果是不及格的。2022年因单一客户突然砍单导致净利润暴跌59%、计提18亿元减值、市值蒸发超千亿，其深层原因在于缺乏系统性的供应链风险预警和应急响应能力。</w:t>
+      </w:r>
+    </w:p>
+    <w:p>
+      <w:pPr/>
+      <w:r>
+        <w:t>歌尔目前正在全面推行"922流程"，旨在统一各BG流程标准、导入IT化、减少人工处理。本子系统将协同管理与风险管控进行整合，既是打通其他两个子系统的"连接器"和"保护伞"，也是解决"部门墙"问题和构建风险防线的核心抓手，实现从"事后救火"到"事前防范"的战略转变。</w:t>
       </w:r>
     </w:p>
     <w:p>
@@ -3548,7 +2504,7 @@
       <w:r>
         <w:drawing>
           <wp:inline xmlns:a="http://schemas.openxmlformats.org/drawingml/2006/main" xmlns:pic="http://schemas.openxmlformats.org/drawingml/2006/picture">
-            <wp:extent cx="5669280" cy="3529256"/>
+            <wp:extent cx="5669280" cy="4244381"/>
             <wp:docPr id="6" name="Picture 6"/>
             <wp:cNvGraphicFramePr>
               <a:graphicFrameLocks noChangeAspect="1"/>
@@ -3557,11 +2513,11 @@
               <a:graphicData uri="http://schemas.openxmlformats.org/drawingml/2006/picture">
                 <pic:pic>
                   <pic:nvPicPr>
-                    <pic:cNvPr id="0" name="05_inventory.png"/>
+                    <pic:cNvPr id="0" name="05_collaboration_risk.png"/>
                     <pic:cNvPicPr/>
                   </pic:nvPicPr>
                   <pic:blipFill>
-                    <a:blip r:embed="rId14"/>
+                    <a:blip r:embed="rId22"/>
                     <a:stretch>
                       <a:fillRect/>
                     </a:stretch>
@@ -3569,7 +2525,7 @@
                   <pic:spPr>
                     <a:xfrm>
                       <a:off x="0" y="0"/>
-                      <a:ext cx="5669280" cy="3529256"/>
+                      <a:ext cx="5669280" cy="4244381"/>
                     </a:xfrm>
                     <a:prstGeom prst="rect"/>
                   </pic:spPr>
@@ -3590,1149 +2546,168 @@
           <w:b/>
           <w:sz w:val="20"/>
         </w:rPr>
-        <w:t>图3-3 库存管理子系统功能模块与业务流程图</w:t>
+        <w:t>图3-3 协同与风险管控子系统功能模块图</w:t>
       </w:r>
     </w:p>
     <w:p>
+      <w:pPr/>
       <w:r>
-        <w:rPr>
-          <w:rFonts w:ascii="宋体" w:hAnsi="宋体" w:eastAsia="宋体"/>
-          <w:b/>
-          <w:sz w:val="24"/>
-        </w:rPr>
-        <w:t>（1）需求预测与计划模块</w:t>
+        <w:t>一、协同管理功能模块</w:t>
       </w:r>
     </w:p>
     <w:p>
-      <w:pPr>
-        <w:ind w:firstLine="420"/>
-      </w:pPr>
+      <w:pPr/>
       <w:r>
-        <w:rPr>
-          <w:rFonts w:ascii="宋体" w:hAnsi="宋体" w:eastAsia="宋体"/>
-          <w:b w:val="0"/>
-          <w:sz w:val="24"/>
-        </w:rPr>
-        <w:t>功能描述：以客户FCS为核心输入，结合历史消耗数据、季节性因素、产品生命周期阶段等信息，构建多层次需求预测模型。在客户FCS的基础上，增加系统自有的辅助预测能力，将综合预测准确率从80%提升至85%以上。</w:t>
-      </w:r>
-    </w:p>
-    <w:p>
-      <w:pPr>
-        <w:ind w:firstLine="420"/>
-      </w:pPr>
-      <w:r>
-        <w:rPr>
-          <w:rFonts w:ascii="宋体" w:hAnsi="宋体" w:eastAsia="宋体"/>
-          <w:b w:val="0"/>
-          <w:sz w:val="24"/>
-        </w:rPr>
-        <w:t>功能设计：①FCS自动导入与版本管理——每次客户更新FCS时自动触发需求计划重算；②需求波动分析——自动比较连续多期FCS的变化幅度，识别异常波动并预警；③安全库存动态计算——根据物料的leadtime、需求波动率、服务水平要求自动计算最优安全库存量；④ABC-XYZ分类分析——按照采购金额（ABC）和需求波动性（XYZ）对物料进行二维分类，实施差异化的库存策略。</w:t>
-      </w:r>
-    </w:p>
-    <w:p>
-      <w:r>
-        <w:rPr>
-          <w:rFonts w:ascii="宋体" w:hAnsi="宋体" w:eastAsia="宋体"/>
-          <w:b/>
-          <w:sz w:val="24"/>
-        </w:rPr>
-        <w:t>（2）出入库与库存可视化模块</w:t>
-      </w:r>
-    </w:p>
-    <w:p>
-      <w:pPr>
-        <w:ind w:firstLine="420"/>
-      </w:pPr>
-      <w:r>
-        <w:rPr>
-          <w:rFonts w:ascii="宋体" w:hAnsi="宋体" w:eastAsia="宋体"/>
-          <w:b w:val="0"/>
-          <w:sz w:val="24"/>
-        </w:rPr>
-        <w:t>功能描述：与WMS（仓库管理系统）深度集成，实现原材料入库（含IQC检验结果关联）、领料出库、退料、报废等全过程数据实时同步。构建库存看板，实时展示各仓库、各物料类别的库存水位、在途数量、待检数量等关键指标。</w:t>
-      </w:r>
-    </w:p>
-    <w:p>
-      <w:pPr>
-        <w:ind w:firstLine="420"/>
-      </w:pPr>
-      <w:r>
-        <w:rPr>
-          <w:rFonts w:ascii="宋体" w:hAnsi="宋体" w:eastAsia="宋体"/>
-          <w:b w:val="0"/>
-          <w:sz w:val="24"/>
-        </w:rPr>
-        <w:t>业务规则：①入库自动关联PO和IQC检验结果——不合格品自动隔离并触发供应商退货流程；②库存数据每5分钟与ERP同步一次，确保"帐实一致"；③物料批次追溯——支持按批次号、供应商、入库日期等多维度追溯，解决"物料丢失"问题；④呆滞物料预警——超过设定天数未使用的物料自动标记并推送处理建议。</w:t>
-      </w:r>
-    </w:p>
-    <w:p>
-      <w:r>
-        <w:rPr>
-          <w:rFonts w:ascii="宋体" w:hAnsi="宋体" w:eastAsia="宋体"/>
-          <w:b/>
-          <w:sz w:val="24"/>
-        </w:rPr>
-        <w:t>（3）智能补货与库存优化模块</w:t>
-      </w:r>
-    </w:p>
-    <w:p>
-      <w:pPr>
-        <w:ind w:firstLine="420"/>
-      </w:pPr>
-      <w:r>
-        <w:rPr>
-          <w:rFonts w:ascii="宋体" w:hAnsi="宋体" w:eastAsia="宋体"/>
-          <w:b w:val="0"/>
-          <w:sz w:val="24"/>
-        </w:rPr>
-        <w:t>功能描述：基于需求预测和当前库存水位，自动生成补货建议。针对不同库存模式（安全库存、JIT、VMI），采用差异化的补货策略和参数设置。</w:t>
-      </w:r>
-    </w:p>
-    <w:p>
-      <w:pPr>
-        <w:ind w:firstLine="420"/>
-      </w:pPr>
-      <w:r>
-        <w:rPr>
-          <w:rFonts w:ascii="宋体" w:hAnsi="宋体" w:eastAsia="宋体"/>
-          <w:b w:val="0"/>
-          <w:sz w:val="24"/>
-        </w:rPr>
-        <w:t>策略设计：①安全库存模式——当库存低于安全库存+在途量时，自动生成补货需求推送至采购子系统；②JIT模式——根据PC排产计划，按照生产节拍计算精确到小时的物料到货时间要求；③VMI模式——向供应商开放库存水位数据，由供应商主动补货，系统监控库存上下限；④混合模式优化——基于物料特性和供应商能力，智能推荐最优的库存管理模式。</w:t>
-      </w:r>
-    </w:p>
-    <w:p>
-      <w:pPr>
-        <w:pStyle w:val="Heading3"/>
-      </w:pPr>
-      <w:r>
-        <w:t>3.3.3 业务流程设计</w:t>
-      </w:r>
-    </w:p>
-    <w:p>
-      <w:pPr>
-        <w:ind w:firstLine="420"/>
-      </w:pPr>
-      <w:r>
-        <w:rPr>
-          <w:rFonts w:ascii="宋体" w:hAnsi="宋体" w:eastAsia="宋体"/>
-          <w:b w:val="0"/>
-          <w:sz w:val="24"/>
-        </w:rPr>
-        <w:t>库存管理闭环流程：</w:t>
-      </w:r>
-    </w:p>
-    <w:p>
-      <w:pPr>
-        <w:ind w:firstLine="420"/>
-      </w:pPr>
-      <w:r>
-        <w:rPr>
-          <w:rFonts w:ascii="宋体" w:hAnsi="宋体" w:eastAsia="宋体"/>
-          <w:b w:val="0"/>
-          <w:sz w:val="24"/>
-        </w:rPr>
-        <w:t>FCS导入 → 需求预测 → MRP运算 → 安全库存检查 → 补货建议生成 → 采购下单（采购子系统联动） → 到货通知 → 入库检验 → 合格入库/不合格退货 → 生产领料 → 库存消耗更新 → 库存分析 → 策略优化</w:t>
-      </w:r>
-    </w:p>
-    <w:p>
-      <w:pPr>
-        <w:pStyle w:val="Heading2"/>
-      </w:pPr>
-      <w:r>
-        <w:t>3.4 协同管理子系统</w:t>
-      </w:r>
-    </w:p>
-    <w:p>
-      <w:pPr>
-        <w:pStyle w:val="Heading3"/>
-      </w:pPr>
-      <w:r>
-        <w:t>3.4.1 设计背景与目标</w:t>
-      </w:r>
-    </w:p>
-    <w:p>
-      <w:pPr>
-        <w:ind w:firstLine="420"/>
-      </w:pPr>
-      <w:r>
-        <w:rPr>
-          <w:rFonts w:ascii="宋体" w:hAnsi="宋体" w:eastAsia="宋体"/>
-          <w:b w:val="0"/>
-          <w:sz w:val="24"/>
-        </w:rPr>
-        <w:t>访谈中最突出、反复被提及的痛点就是"部门墙严重"。MC、OC、PC、采购、仓储、关务、品质等部门虽然各自使用信息化系统，但部门间信息传递不顺畅，加之"歌尔流失率高，部分员工能力欠缺"，导致沟通效率低下。歌尔目前正在全面推行"922流程"，旨在统一各BG流程标准、导入IT化、减少人工处理，这为协同管理子系统的建设提供了明确的战略方向。本子系统是打通其他四个子系统的"连接器"，是解决"部门墙"问题的核心抓手。</w:t>
-      </w:r>
-    </w:p>
-    <w:p>
-      <w:pPr>
-        <w:pStyle w:val="Heading3"/>
-      </w:pPr>
-      <w:r>
-        <w:t>3.4.2 功能模块设计</w:t>
-      </w:r>
-    </w:p>
-    <w:p>
-      <w:pPr>
-        <w:jc w:val="center"/>
-      </w:pPr>
-      <w:r>
-        <w:drawing>
-          <wp:inline xmlns:a="http://schemas.openxmlformats.org/drawingml/2006/main" xmlns:pic="http://schemas.openxmlformats.org/drawingml/2006/picture">
-            <wp:extent cx="5669280" cy="3529256"/>
-            <wp:docPr id="7" name="Picture 7"/>
-            <wp:cNvGraphicFramePr>
-              <a:graphicFrameLocks noChangeAspect="1"/>
-            </wp:cNvGraphicFramePr>
-            <a:graphic>
-              <a:graphicData uri="http://schemas.openxmlformats.org/drawingml/2006/picture">
-                <pic:pic>
-                  <pic:nvPicPr>
-                    <pic:cNvPr id="0" name="06_collaboration.png"/>
-                    <pic:cNvPicPr/>
-                  </pic:nvPicPr>
-                  <pic:blipFill>
-                    <a:blip r:embed="rId15"/>
-                    <a:stretch>
-                      <a:fillRect/>
-                    </a:stretch>
-                  </pic:blipFill>
-                  <pic:spPr>
-                    <a:xfrm>
-                      <a:off x="0" y="0"/>
-                      <a:ext cx="5669280" cy="3529256"/>
-                    </a:xfrm>
-                    <a:prstGeom prst="rect"/>
-                  </pic:spPr>
-                </pic:pic>
-              </a:graphicData>
-            </a:graphic>
-          </wp:inline>
-        </w:drawing>
-      </w:r>
-    </w:p>
-    <w:p>
-      <w:pPr>
-        <w:jc w:val="center"/>
-      </w:pPr>
-      <w:r>
-        <w:rPr>
-          <w:rFonts w:ascii="宋体" w:hAnsi="宋体" w:eastAsia="宋体"/>
-          <w:b/>
-          <w:sz w:val="20"/>
-        </w:rPr>
-        <w:t>图3-4 协同管理子系统功能模块图</w:t>
-      </w:r>
-    </w:p>
-    <w:p>
-      <w:r>
-        <w:rPr>
-          <w:rFonts w:ascii="宋体" w:hAnsi="宋体" w:eastAsia="宋体"/>
-          <w:b/>
-          <w:sz w:val="24"/>
-        </w:rPr>
         <w:t>（1）统一工作流引擎模块</w:t>
       </w:r>
     </w:p>
     <w:p>
-      <w:pPr>
-        <w:ind w:firstLine="420"/>
-      </w:pPr>
+      <w:pPr/>
       <w:r>
-        <w:rPr>
-          <w:rFonts w:ascii="宋体" w:hAnsi="宋体" w:eastAsia="宋体"/>
-          <w:b w:val="0"/>
-          <w:sz w:val="24"/>
-        </w:rPr>
         <w:t>功能描述：构建统一的BPM（业务流程管理）引擎，将采购审批、供应商准入评审、库存调拨、异常处理等跨部门流程全部纳入线上管理。所有流程节点、审批规则、时限要求均可配置，支持"922流程"标准化推广。</w:t>
       </w:r>
     </w:p>
     <w:p>
-      <w:pPr>
-        <w:ind w:firstLine="420"/>
-      </w:pPr>
+      <w:pPr/>
       <w:r>
-        <w:rPr>
-          <w:rFonts w:ascii="宋体" w:hAnsi="宋体" w:eastAsia="宋体"/>
-          <w:b w:val="0"/>
-          <w:sz w:val="24"/>
-        </w:rPr>
         <w:t>功能设计：①可视化流程设计器——业务人员可自助配置流程节点和审批规则，无需IT介入；②审批替岗机制——员工离职或请假时自动将待办转派至替岗人员，解决"员工流失率高"导致的流程中断问题；③流程效率看板——统计各环节平均处理时长、超时率等指标，识别效率瓶颈；④移动端审批——支持手机端审批、催办、查看流程进度。</w:t>
       </w:r>
     </w:p>
     <w:p>
+      <w:pPr/>
       <w:r>
-        <w:rPr>
-          <w:rFonts w:ascii="宋体" w:hAnsi="宋体" w:eastAsia="宋体"/>
-          <w:b/>
-          <w:sz w:val="24"/>
-        </w:rPr>
         <w:t>（2）跨部门消息与任务中心模块</w:t>
       </w:r>
     </w:p>
     <w:p>
-      <w:pPr>
-        <w:ind w:firstLine="420"/>
-      </w:pPr>
+      <w:pPr/>
       <w:r>
-        <w:rPr>
-          <w:rFonts w:ascii="宋体" w:hAnsi="宋体" w:eastAsia="宋体"/>
-          <w:b w:val="0"/>
-          <w:sz w:val="24"/>
-        </w:rPr>
         <w:t>功能描述：构建统一的消息通知中心，将来自ERP、SRM、WMS等多个系统的待办事项、预警信息、审批提醒等汇聚到一个平台。支持按角色、部门、紧急程度推送消息，确保关键信息不遗漏。</w:t>
       </w:r>
     </w:p>
     <w:p>
-      <w:pPr>
-        <w:ind w:firstLine="420"/>
-      </w:pPr>
+      <w:pPr/>
       <w:r>
-        <w:rPr>
-          <w:rFonts w:ascii="宋体" w:hAnsi="宋体" w:eastAsia="宋体"/>
-          <w:b w:val="0"/>
-          <w:sz w:val="24"/>
-        </w:rPr>
-        <w:t>功能设计：①任务看板——每位员工登录后看到自己所有待办任务的统一视图（包括采购审批、供应商评审、库存异常处理等）；②消息分级——紧急消息（如供应商断供预警）通过短信/企业微信即时推送；③任务跟踪——支持任务指派、进度更新、逾期提醒，确保跨部门协作任务不掉链子。</w:t>
+        <w:t>功能设计：①任务看板——每位员工登录后看到自己所有待办任务的统一视图；②消息分级——紧急消息（如供应商断供预警）通过短信/企业微信即时推送；③任务跟踪——支持任务指派、进度更新、逾期提醒，确保跨部门协作任务不掉链子。</w:t>
       </w:r>
     </w:p>
     <w:p>
+      <w:pPr/>
       <w:r>
-        <w:rPr>
-          <w:rFonts w:ascii="宋体" w:hAnsi="宋体" w:eastAsia="宋体"/>
-          <w:b/>
-          <w:sz w:val="24"/>
-        </w:rPr>
         <w:t>（3）数据共享与看板模块</w:t>
       </w:r>
     </w:p>
     <w:p>
-      <w:pPr>
-        <w:ind w:firstLine="420"/>
-      </w:pPr>
+      <w:pPr/>
       <w:r>
-        <w:rPr>
-          <w:rFonts w:ascii="宋体" w:hAnsi="宋体" w:eastAsia="宋体"/>
-          <w:b w:val="0"/>
-          <w:sz w:val="24"/>
-        </w:rPr>
-        <w:t>功能描述：构建面向不同角色的数据看板，打破信息壁垒。OPM（运营项目经理）可看到从客户订单到生产交付的全链路状态；MC可实时查看物料供应和库存动态；采购可看到供应商绩效和价格趋势。</w:t>
+        <w:t>功能描述：构建面向不同角色的数据看板，打破信息壁垒。</w:t>
       </w:r>
     </w:p>
     <w:p>
-      <w:pPr>
-        <w:ind w:firstLine="420"/>
-      </w:pPr>
+      <w:pPr/>
       <w:r>
-        <w:rPr>
-          <w:rFonts w:ascii="宋体" w:hAnsi="宋体" w:eastAsia="宋体"/>
-          <w:b w:val="0"/>
-          <w:sz w:val="24"/>
-        </w:rPr>
         <w:t>看板设计：①经营总览看板——营收、订单、库存、供应商等核心指标一屏展示（OPM/管理层）；②采购运营看板——采购执行率、节省率、供应商响应时效（采购团队）；③库存健康看板——库存周转、呆滞率、安全库存覆盖率（MC/仓储）；④供应商表现看板——QCDS综合评分、Top10/Bottom10供应商排名（sourcing团队）。</w:t>
       </w:r>
     </w:p>
     <w:p>
+      <w:pPr/>
       <w:r>
-        <w:rPr>
-          <w:rFonts w:ascii="宋体" w:hAnsi="宋体" w:eastAsia="宋体"/>
-          <w:b/>
-          <w:sz w:val="24"/>
-        </w:rPr>
         <w:t>（4）外部系统集成模块</w:t>
       </w:r>
     </w:p>
     <w:p>
-      <w:pPr>
-        <w:ind w:firstLine="420"/>
-      </w:pPr>
+      <w:pPr/>
       <w:r>
-        <w:rPr>
-          <w:rFonts w:ascii="宋体" w:hAnsi="宋体" w:eastAsia="宋体"/>
-          <w:b w:val="0"/>
-          <w:sz w:val="24"/>
-        </w:rPr>
         <w:t>功能描述：作为系统集成枢纽，实现与歌尔现有信息化系统的无缝数据对接。</w:t>
       </w:r>
     </w:p>
     <w:p>
-      <w:pPr>
-        <w:ind w:firstLine="420"/>
-      </w:pPr>
+      <w:pPr/>
       <w:r>
-        <w:rPr>
-          <w:rFonts w:ascii="宋体" w:hAnsi="宋体" w:eastAsia="宋体"/>
-          <w:b w:val="0"/>
-          <w:sz w:val="24"/>
-        </w:rPr>
         <w:t>集成清单：①ERP（SAP/Oracle）——主数据同步、MRP结果、财务凭证；②G-SRM——供应商信息、订单数据双向同步；③WMS——出入库数据、库存快照实时同步；④BI系统——为BI提供清洗后的业务数据，支撑管理决策分析；⑤FSSC财务系统——付款申请、发票校验、账期管理；⑥DMS物流系统——物流跟踪、运输状态、到货预计；⑦关务报关系统——报关单据、海关监管数据（尤其越南工厂进出口场景）。</w:t>
       </w:r>
     </w:p>
     <w:p>
-      <w:pPr>
-        <w:pStyle w:val="Heading2"/>
-      </w:pPr>
+      <w:pPr/>
       <w:r>
-        <w:t>3.5 风险预警子系统</w:t>
+        <w:t>二、风险管控功能模块</w:t>
       </w:r>
     </w:p>
     <w:p>
-      <w:pPr>
-        <w:pStyle w:val="Heading3"/>
-      </w:pPr>
+      <w:pPr/>
       <w:r>
-        <w:t>3.5.1 设计背景与目标</w:t>
+        <w:t>（5）多维风险识别模块</w:t>
       </w:r>
     </w:p>
     <w:p>
-      <w:pPr>
-        <w:ind w:firstLine="420"/>
-      </w:pPr>
+      <w:pPr/>
       <w:r>
-        <w:rPr>
-          <w:rFonts w:ascii="宋体" w:hAnsi="宋体" w:eastAsia="宋体"/>
-          <w:b w:val="0"/>
-          <w:sz w:val="24"/>
-        </w:rPr>
-        <w:t>如果说"苹果砍单"事件是歌尔股份供应链管理的一次"压力测试"，那么测试的结果是不及格的。2022年因单一客户突然砍单导致净利润暴跌59%、计提18亿元减值、市值蒸发超千亿，其深层原因在于缺乏系统性的供应链风险预警和应急响应能力。访谈中也明确指出"缺乏风险预警机制"。本子系统旨在构建"识别—评估—预警—响应"四位一体的供应链风险管理能力，使企业从"事后救火"转变为"事前防范"。</w:t>
+        <w:t>功能描述：建立覆盖供应链上下游的全方位风险识别体系，包含以下六大风险维度：①客户集中度风险——监控前五大客户营收占比和单一客户依赖度；②供应商经营风险——对接工商/征信数据，监控供应商财务健康和经营异常；③物料价格风险——跟踪大宗原材料价格波动（铜、铝、芯片等）；④库存风险——监控库存周转异常、呆滞积压、缺料断线风险；⑤地缘政治风险——关注中美贸易政策、越南投资环境变化等；⑥物流交付风险——监控运输延误、港口拥堵、海关政策变动等。</w:t>
       </w:r>
     </w:p>
     <w:p>
-      <w:pPr>
-        <w:pStyle w:val="Heading3"/>
-      </w:pPr>
+      <w:pPr/>
       <w:r>
-        <w:t>3.5.2 功能模块设计</w:t>
+        <w:t>（6）风险量化评估模块</w:t>
       </w:r>
     </w:p>
     <w:p>
-      <w:pPr>
-        <w:jc w:val="center"/>
-      </w:pPr>
+      <w:pPr/>
       <w:r>
-        <w:drawing>
-          <wp:inline xmlns:a="http://schemas.openxmlformats.org/drawingml/2006/main" xmlns:pic="http://schemas.openxmlformats.org/drawingml/2006/picture">
-            <wp:extent cx="5669280" cy="3885927"/>
-            <wp:docPr id="8" name="Picture 8"/>
-            <wp:cNvGraphicFramePr>
-              <a:graphicFrameLocks noChangeAspect="1"/>
-            </wp:cNvGraphicFramePr>
-            <a:graphic>
-              <a:graphicData uri="http://schemas.openxmlformats.org/drawingml/2006/picture">
-                <pic:pic>
-                  <pic:nvPicPr>
-                    <pic:cNvPr id="0" name="07_risk.png"/>
-                    <pic:cNvPicPr/>
-                  </pic:nvPicPr>
-                  <pic:blipFill>
-                    <a:blip r:embed="rId16"/>
-                    <a:stretch>
-                      <a:fillRect/>
-                    </a:stretch>
-                  </pic:blipFill>
-                  <pic:spPr>
-                    <a:xfrm>
-                      <a:off x="0" y="0"/>
-                      <a:ext cx="5669280" cy="3885927"/>
-                    </a:xfrm>
-                    <a:prstGeom prst="rect"/>
-                  </pic:spPr>
-                </pic:pic>
-              </a:graphicData>
-            </a:graphic>
-          </wp:inline>
-        </w:drawing>
-      </w:r>
-    </w:p>
-    <w:p>
-      <w:pPr>
-        <w:jc w:val="center"/>
-      </w:pPr>
-      <w:r>
-        <w:rPr>
-          <w:rFonts w:ascii="宋体" w:hAnsi="宋体" w:eastAsia="宋体"/>
-          <w:b/>
-          <w:sz w:val="20"/>
-        </w:rPr>
-        <w:t>图3-5 风险预警子系统功能模块图</w:t>
-      </w:r>
-    </w:p>
-    <w:p>
-      <w:r>
-        <w:rPr>
-          <w:rFonts w:ascii="宋体" w:hAnsi="宋体" w:eastAsia="宋体"/>
-          <w:b/>
-          <w:sz w:val="24"/>
-        </w:rPr>
-        <w:t>（1）多维风险识别模块</w:t>
-      </w:r>
-    </w:p>
-    <w:p>
-      <w:pPr>
-        <w:ind w:firstLine="420"/>
-      </w:pPr>
-      <w:r>
-        <w:rPr>
-          <w:rFonts w:ascii="宋体" w:hAnsi="宋体" w:eastAsia="宋体"/>
-          <w:b w:val="0"/>
-          <w:sz w:val="24"/>
-        </w:rPr>
-        <w:t>功能描述：建立覆盖供应链上下游的全方位风险识别体系，包含以下六大风险维度：</w:t>
-      </w:r>
-    </w:p>
-    <w:tbl>
-      <w:tblPr>
-        <w:tblStyle w:val="TableGrid"/>
-        <w:tblW w:type="auto" w:w="0"/>
-        <w:jc w:val="center"/>
-        <w:tblLook w:firstColumn="1" w:firstRow="1" w:lastColumn="0" w:lastRow="0" w:noHBand="0" w:noVBand="1" w:val="04A0"/>
-      </w:tblPr>
-      <w:tblGrid>
-        <w:gridCol w:w="2160"/>
-        <w:gridCol w:w="2160"/>
-        <w:gridCol w:w="2160"/>
-        <w:gridCol w:w="2160"/>
-      </w:tblGrid>
-      <w:tr>
-        <w:tc>
-          <w:tcPr>
-            <w:tcW w:type="dxa" w:w="2160"/>
-          </w:tcPr>
-          <w:p>
-            <w:pPr>
-              <w:jc w:val="center"/>
-            </w:pPr>
-            <w:r>
-              <w:rPr>
-                <w:b/>
-                <w:sz w:val="20"/>
-              </w:rPr>
-              <w:t>风险维度</w:t>
-            </w:r>
-          </w:p>
-        </w:tc>
-        <w:tc>
-          <w:tcPr>
-            <w:tcW w:type="dxa" w:w="2160"/>
-          </w:tcPr>
-          <w:p>
-            <w:pPr>
-              <w:jc w:val="center"/>
-            </w:pPr>
-            <w:r>
-              <w:rPr>
-                <w:b/>
-                <w:sz w:val="20"/>
-              </w:rPr>
-              <w:t>风险描述</w:t>
-            </w:r>
-          </w:p>
-        </w:tc>
-        <w:tc>
-          <w:tcPr>
-            <w:tcW w:type="dxa" w:w="2160"/>
-          </w:tcPr>
-          <w:p>
-            <w:pPr>
-              <w:jc w:val="center"/>
-            </w:pPr>
-            <w:r>
-              <w:rPr>
-                <w:b/>
-                <w:sz w:val="20"/>
-              </w:rPr>
-              <w:t>监控指标</w:t>
-            </w:r>
-          </w:p>
-        </w:tc>
-        <w:tc>
-          <w:tcPr>
-            <w:tcW w:type="dxa" w:w="2160"/>
-          </w:tcPr>
-          <w:p>
-            <w:pPr>
-              <w:jc w:val="center"/>
-            </w:pPr>
-            <w:r>
-              <w:rPr>
-                <w:b/>
-                <w:sz w:val="20"/>
-              </w:rPr>
-              <w:t>数据来源</w:t>
-            </w:r>
-          </w:p>
-        </w:tc>
-      </w:tr>
-      <w:tr>
-        <w:tc>
-          <w:tcPr>
-            <w:tcW w:type="dxa" w:w="2160"/>
-          </w:tcPr>
-          <w:p>
-            <w:pPr>
-              <w:jc w:val="center"/>
-            </w:pPr>
-            <w:r>
-              <w:rPr>
-                <w:sz w:val="20"/>
-              </w:rPr>
-              <w:t>客户集中度风险</w:t>
-            </w:r>
-          </w:p>
-        </w:tc>
-        <w:tc>
-          <w:tcPr>
-            <w:tcW w:type="dxa" w:w="2160"/>
-          </w:tcPr>
-          <w:p>
-            <w:pPr>
-              <w:jc w:val="center"/>
-            </w:pPr>
-            <w:r>
-              <w:rPr>
-                <w:sz w:val="20"/>
-              </w:rPr>
-              <w:t>前五大客户营收占比64%+</w:t>
-              <w:br/>
-              <w:t>单一客户依赖度高</w:t>
-            </w:r>
-          </w:p>
-        </w:tc>
-        <w:tc>
-          <w:tcPr>
-            <w:tcW w:type="dxa" w:w="2160"/>
-          </w:tcPr>
-          <w:p>
-            <w:pPr>
-              <w:jc w:val="center"/>
-            </w:pPr>
-            <w:r>
-              <w:rPr>
-                <w:sz w:val="20"/>
-              </w:rPr>
-              <w:t>客户营收占比、订单波动率</w:t>
-              <w:br/>
-              <w:t>FCS变更频率和幅度</w:t>
-            </w:r>
-          </w:p>
-        </w:tc>
-        <w:tc>
-          <w:tcPr>
-            <w:tcW w:type="dxa" w:w="2160"/>
-          </w:tcPr>
-          <w:p>
-            <w:pPr>
-              <w:jc w:val="center"/>
-            </w:pPr>
-            <w:r>
-              <w:rPr>
-                <w:sz w:val="20"/>
-              </w:rPr>
-              <w:t>订单系统</w:t>
-              <w:br/>
-              <w:t>客户FCS数据</w:t>
-            </w:r>
-          </w:p>
-        </w:tc>
-      </w:tr>
-      <w:tr>
-        <w:tc>
-          <w:tcPr>
-            <w:tcW w:type="dxa" w:w="2160"/>
-          </w:tcPr>
-          <w:p>
-            <w:pPr>
-              <w:jc w:val="center"/>
-            </w:pPr>
-            <w:r>
-              <w:rPr>
-                <w:sz w:val="20"/>
-              </w:rPr>
-              <w:t>供应商经营风险</w:t>
-            </w:r>
-          </w:p>
-        </w:tc>
-        <w:tc>
-          <w:tcPr>
-            <w:tcW w:type="dxa" w:w="2160"/>
-          </w:tcPr>
-          <w:p>
-            <w:pPr>
-              <w:jc w:val="center"/>
-            </w:pPr>
-            <w:r>
-              <w:rPr>
-                <w:sz w:val="20"/>
-              </w:rPr>
-              <w:t>供应商财务恶化、产能</w:t>
-              <w:br/>
-              <w:t>不足、质量下滑</w:t>
-            </w:r>
-          </w:p>
-        </w:tc>
-        <w:tc>
-          <w:tcPr>
-            <w:tcW w:type="dxa" w:w="2160"/>
-          </w:tcPr>
-          <w:p>
-            <w:pPr>
-              <w:jc w:val="center"/>
-            </w:pPr>
-            <w:r>
-              <w:rPr>
-                <w:sz w:val="20"/>
-              </w:rPr>
-              <w:t>IQC合格率趋势、交货延迟率</w:t>
-              <w:br/>
-              <w:t>供应商信用评级变动</w:t>
-            </w:r>
-          </w:p>
-        </w:tc>
-        <w:tc>
-          <w:tcPr>
-            <w:tcW w:type="dxa" w:w="2160"/>
-          </w:tcPr>
-          <w:p>
-            <w:pPr>
-              <w:jc w:val="center"/>
-            </w:pPr>
-            <w:r>
-              <w:rPr>
-                <w:sz w:val="20"/>
-              </w:rPr>
-              <w:t>供应商子系统</w:t>
-              <w:br/>
-              <w:t>第三方征信</w:t>
-            </w:r>
-          </w:p>
-        </w:tc>
-      </w:tr>
-      <w:tr>
-        <w:tc>
-          <w:tcPr>
-            <w:tcW w:type="dxa" w:w="2160"/>
-          </w:tcPr>
-          <w:p>
-            <w:pPr>
-              <w:jc w:val="center"/>
-            </w:pPr>
-            <w:r>
-              <w:rPr>
-                <w:sz w:val="20"/>
-              </w:rPr>
-              <w:t>物料价格风险</w:t>
-            </w:r>
-          </w:p>
-        </w:tc>
-        <w:tc>
-          <w:tcPr>
-            <w:tcW w:type="dxa" w:w="2160"/>
-          </w:tcPr>
-          <w:p>
-            <w:pPr>
-              <w:jc w:val="center"/>
-            </w:pPr>
-            <w:r>
-              <w:rPr>
-                <w:sz w:val="20"/>
-              </w:rPr>
-              <w:t>原材料价格大幅波动</w:t>
-              <w:br/>
-              <w:t>影响采购成本</w:t>
-            </w:r>
-          </w:p>
-        </w:tc>
-        <w:tc>
-          <w:tcPr>
-            <w:tcW w:type="dxa" w:w="2160"/>
-          </w:tcPr>
-          <w:p>
-            <w:pPr>
-              <w:jc w:val="center"/>
-            </w:pPr>
-            <w:r>
-              <w:rPr>
-                <w:sz w:val="20"/>
-              </w:rPr>
-              <w:t>大宗商品价格指数、汇率</w:t>
-              <w:br/>
-              <w:t>供应商报价变动</w:t>
-            </w:r>
-          </w:p>
-        </w:tc>
-        <w:tc>
-          <w:tcPr>
-            <w:tcW w:type="dxa" w:w="2160"/>
-          </w:tcPr>
-          <w:p>
-            <w:pPr>
-              <w:jc w:val="center"/>
-            </w:pPr>
-            <w:r>
-              <w:rPr>
-                <w:sz w:val="20"/>
-              </w:rPr>
-              <w:t>外部市场数据</w:t>
-              <w:br/>
-              <w:t>采购子系统</w:t>
-            </w:r>
-          </w:p>
-        </w:tc>
-      </w:tr>
-      <w:tr>
-        <w:tc>
-          <w:tcPr>
-            <w:tcW w:type="dxa" w:w="2160"/>
-          </w:tcPr>
-          <w:p>
-            <w:pPr>
-              <w:jc w:val="center"/>
-            </w:pPr>
-            <w:r>
-              <w:rPr>
-                <w:sz w:val="20"/>
-              </w:rPr>
-              <w:t>库存风险</w:t>
-            </w:r>
-          </w:p>
-        </w:tc>
-        <w:tc>
-          <w:tcPr>
-            <w:tcW w:type="dxa" w:w="2160"/>
-          </w:tcPr>
-          <w:p>
-            <w:pPr>
-              <w:jc w:val="center"/>
-            </w:pPr>
-            <w:r>
-              <w:rPr>
-                <w:sz w:val="20"/>
-              </w:rPr>
-              <w:t>缺料停线或库存积压</w:t>
-              <w:br/>
-              <w:t>导致资金占用</w:t>
-            </w:r>
-          </w:p>
-        </w:tc>
-        <w:tc>
-          <w:tcPr>
-            <w:tcW w:type="dxa" w:w="2160"/>
-          </w:tcPr>
-          <w:p>
-            <w:pPr>
-              <w:jc w:val="center"/>
-            </w:pPr>
-            <w:r>
-              <w:rPr>
-                <w:sz w:val="20"/>
-              </w:rPr>
-              <w:t>库存周转天数、呆滞率</w:t>
-              <w:br/>
-              <w:t>缺料频次、安全库存覆盖</w:t>
-            </w:r>
-          </w:p>
-        </w:tc>
-        <w:tc>
-          <w:tcPr>
-            <w:tcW w:type="dxa" w:w="2160"/>
-          </w:tcPr>
-          <w:p>
-            <w:pPr>
-              <w:jc w:val="center"/>
-            </w:pPr>
-            <w:r>
-              <w:rPr>
-                <w:sz w:val="20"/>
-              </w:rPr>
-              <w:t>库存子系统</w:t>
-              <w:br/>
-              <w:t>ERP/WMS</w:t>
-            </w:r>
-          </w:p>
-        </w:tc>
-      </w:tr>
-      <w:tr>
-        <w:tc>
-          <w:tcPr>
-            <w:tcW w:type="dxa" w:w="2160"/>
-          </w:tcPr>
-          <w:p>
-            <w:pPr>
-              <w:jc w:val="center"/>
-            </w:pPr>
-            <w:r>
-              <w:rPr>
-                <w:sz w:val="20"/>
-              </w:rPr>
-              <w:t>地缘政治风险</w:t>
-            </w:r>
-          </w:p>
-        </w:tc>
-        <w:tc>
-          <w:tcPr>
-            <w:tcW w:type="dxa" w:w="2160"/>
-          </w:tcPr>
-          <w:p>
-            <w:pPr>
-              <w:jc w:val="center"/>
-            </w:pPr>
-            <w:r>
-              <w:rPr>
-                <w:sz w:val="20"/>
-              </w:rPr>
-              <w:t>中美贸易摩擦、关税</w:t>
-              <w:br/>
-              <w:t>变动、出口管制</w:t>
-            </w:r>
-          </w:p>
-        </w:tc>
-        <w:tc>
-          <w:tcPr>
-            <w:tcW w:type="dxa" w:w="2160"/>
-          </w:tcPr>
-          <w:p>
-            <w:pPr>
-              <w:jc w:val="center"/>
-            </w:pPr>
-            <w:r>
-              <w:rPr>
-                <w:sz w:val="20"/>
-              </w:rPr>
-              <w:t>政策变动监控、关税税率</w:t>
-              <w:br/>
-              <w:t>供应链区域分布</w:t>
-            </w:r>
-          </w:p>
-        </w:tc>
-        <w:tc>
-          <w:tcPr>
-            <w:tcW w:type="dxa" w:w="2160"/>
-          </w:tcPr>
-          <w:p>
-            <w:pPr>
-              <w:jc w:val="center"/>
-            </w:pPr>
-            <w:r>
-              <w:rPr>
-                <w:sz w:val="20"/>
-              </w:rPr>
-              <w:t>外部资讯</w:t>
-              <w:br/>
-              <w:t>关务系统</w:t>
-            </w:r>
-          </w:p>
-        </w:tc>
-      </w:tr>
-      <w:tr>
-        <w:tc>
-          <w:tcPr>
-            <w:tcW w:type="dxa" w:w="2160"/>
-          </w:tcPr>
-          <w:p>
-            <w:pPr>
-              <w:jc w:val="center"/>
-            </w:pPr>
-            <w:r>
-              <w:rPr>
-                <w:sz w:val="20"/>
-              </w:rPr>
-              <w:t>物流与交付风险</w:t>
-            </w:r>
-          </w:p>
-        </w:tc>
-        <w:tc>
-          <w:tcPr>
-            <w:tcW w:type="dxa" w:w="2160"/>
-          </w:tcPr>
-          <w:p>
-            <w:pPr>
-              <w:jc w:val="center"/>
-            </w:pPr>
-            <w:r>
-              <w:rPr>
-                <w:sz w:val="20"/>
-              </w:rPr>
-              <w:t>物流延迟、港口拥堵</w:t>
-              <w:br/>
-              <w:t>自然灾害影响</w:t>
-            </w:r>
-          </w:p>
-        </w:tc>
-        <w:tc>
-          <w:tcPr>
-            <w:tcW w:type="dxa" w:w="2160"/>
-          </w:tcPr>
-          <w:p>
-            <w:pPr>
-              <w:jc w:val="center"/>
-            </w:pPr>
-            <w:r>
-              <w:rPr>
-                <w:sz w:val="20"/>
-              </w:rPr>
-              <w:t>在途订单状态、物流异常率</w:t>
-              <w:br/>
-              <w:t>交付准时率趋势</w:t>
-            </w:r>
-          </w:p>
-        </w:tc>
-        <w:tc>
-          <w:tcPr>
-            <w:tcW w:type="dxa" w:w="2160"/>
-          </w:tcPr>
-          <w:p>
-            <w:pPr>
-              <w:jc w:val="center"/>
-            </w:pPr>
-            <w:r>
-              <w:rPr>
-                <w:sz w:val="20"/>
-              </w:rPr>
-              <w:t>DMS物流系统</w:t>
-              <w:br/>
-              <w:t>采购子系统</w:t>
-            </w:r>
-          </w:p>
-        </w:tc>
-      </w:tr>
-    </w:tbl>
-    <w:p>
-      <w:r>
-        <w:rPr>
-          <w:rFonts w:ascii="宋体" w:hAnsi="宋体" w:eastAsia="宋体"/>
-          <w:b w:val="0"/>
-          <w:sz w:val="24"/>
-        </w:rPr>
-      </w:r>
-    </w:p>
-    <w:p>
-      <w:r>
-        <w:rPr>
-          <w:rFonts w:ascii="宋体" w:hAnsi="宋体" w:eastAsia="宋体"/>
-          <w:b/>
-          <w:sz w:val="24"/>
-        </w:rPr>
-        <w:t>（2）风险量化评估模块</w:t>
-      </w:r>
-    </w:p>
-    <w:p>
-      <w:pPr>
-        <w:ind w:firstLine="420"/>
-      </w:pPr>
-      <w:r>
-        <w:rPr>
-          <w:rFonts w:ascii="宋体" w:hAnsi="宋体" w:eastAsia="宋体"/>
-          <w:b w:val="0"/>
-          <w:sz w:val="24"/>
-        </w:rPr>
         <w:t>功能描述：对识别出的风险进行量化评估，采用"概率×影响"矩阵模型，将每项风险评估为"高/中/低"三个等级。系统自动计算风险暴露值（Risk Exposure Value），为管理层提供优先级排序。</w:t>
       </w:r>
     </w:p>
     <w:p>
-      <w:pPr>
-        <w:ind w:firstLine="420"/>
-      </w:pPr>
+      <w:pPr/>
       <w:r>
-        <w:rPr>
-          <w:rFonts w:ascii="宋体" w:hAnsi="宋体" w:eastAsia="宋体"/>
-          <w:b w:val="0"/>
-          <w:sz w:val="24"/>
-        </w:rPr>
         <w:t>评估方法：①客户集中度风险——基于赫芬达尔指数（HHI）计算客户集中度，当HHI超过阈值时触发预警；②供应商风险——综合QCDS评分和外部信用评级，对低于阈值的供应商自动标记为高风险；③库存风险——基于库存周转天数的Z-Score分析，识别异常偏离的物料类别。</w:t>
       </w:r>
     </w:p>
     <w:p>
+      <w:pPr/>
       <w:r>
-        <w:rPr>
-          <w:rFonts w:ascii="宋体" w:hAnsi="宋体" w:eastAsia="宋体"/>
-          <w:b/>
-          <w:sz w:val="24"/>
-        </w:rPr>
-        <w:t>（3）智能预警引擎模块</w:t>
+        <w:t>（7）智能预警引擎模块</w:t>
       </w:r>
     </w:p>
     <w:p>
-      <w:pPr>
-        <w:ind w:firstLine="420"/>
-      </w:pPr>
+      <w:pPr/>
       <w:r>
-        <w:rPr>
-          <w:rFonts w:ascii="宋体" w:hAnsi="宋体" w:eastAsia="宋体"/>
-          <w:b w:val="0"/>
-          <w:sz w:val="24"/>
-        </w:rPr>
         <w:t>功能描述：基于风险评估结果，构建多级预警机制。预警规则可灵活配置，支持"实时触发"和"定期扫描"两种模式。</w:t>
       </w:r>
     </w:p>
     <w:p>
-      <w:pPr>
-        <w:ind w:firstLine="420"/>
-      </w:pPr>
+      <w:pPr/>
       <w:r>
-        <w:rPr>
-          <w:rFonts w:ascii="宋体" w:hAnsi="宋体" w:eastAsia="宋体"/>
-          <w:b w:val="0"/>
-          <w:sz w:val="24"/>
-        </w:rPr>
         <w:t>预警分级：①红色预警（一级）——如大客户FCS大幅下调超30%、核心供应商出现财务危机等，立即推送至管理层并启动应急预案；②橙色预警（二级）——如供应商连续两月OTD低于90%、物料价格波动超10%等，推送至部门经理并启动整改跟踪；③黄色预警（三级）——如单一物料库存偏离安全水位、新供方评审超期等，推送至具体责任人处理。</w:t>
       </w:r>
     </w:p>
     <w:p>
+      <w:pPr/>
       <w:r>
-        <w:rPr>
-          <w:rFonts w:ascii="宋体" w:hAnsi="宋体" w:eastAsia="宋体"/>
-          <w:b/>
-          <w:sz w:val="24"/>
-        </w:rPr>
-        <w:t>（4）应急响应与预案管理模块</w:t>
+        <w:t>（8）应急响应与预案管理模块</w:t>
       </w:r>
     </w:p>
     <w:p>
-      <w:pPr>
-        <w:ind w:firstLine="420"/>
-      </w:pPr>
+      <w:pPr/>
       <w:r>
-        <w:rPr>
-          <w:rFonts w:ascii="宋体" w:hAnsi="宋体" w:eastAsia="宋体"/>
-          <w:b w:val="0"/>
-          <w:sz w:val="24"/>
-        </w:rPr>
         <w:t>功能描述：针对高风险场景预先配置应急响应预案，当风险触发时自动激活对应预案，确保快速、有序地应对供应链中断事件。</w:t>
       </w:r>
     </w:p>
     <w:p>
-      <w:pPr>
-        <w:ind w:firstLine="420"/>
-      </w:pPr>
+      <w:pPr/>
       <w:r>
-        <w:rPr>
-          <w:rFonts w:ascii="宋体" w:hAnsi="宋体" w:eastAsia="宋体"/>
-          <w:b w:val="0"/>
-          <w:sz w:val="24"/>
-        </w:rPr>
         <w:t>预案示例：①大客户砍单预案——FCS下调超30%时：冻结相关物料采购、评估在手库存及在途订单、启动订单转移至其他客户可能性评估、计算潜在减值影响并预提准备；②核心供应商断供预案——自动触发备选供方紧急激活、安全库存释放、产线调整方案评估；③关税政策变动预案——自动重新计算TCO、评估供应来源切换方案（如国内→越南/越南→国内）。</w:t>
       </w:r>
     </w:p>
     <w:p>
+      <w:pPr/>
       <w:r>
-        <w:rPr>
-          <w:rFonts w:ascii="宋体" w:hAnsi="宋体" w:eastAsia="宋体"/>
-          <w:b/>
-          <w:sz w:val="24"/>
-        </w:rPr>
-        <w:t>（5）风险报告与决策支持模块</w:t>
+        <w:t>（9）风险报告与决策支持模块</w:t>
       </w:r>
     </w:p>
     <w:p>
-      <w:pPr>
-        <w:ind w:firstLine="420"/>
-      </w:pPr>
+      <w:pPr/>
       <w:r>
-        <w:rPr>
-          <w:rFonts w:ascii="宋体" w:hAnsi="宋体" w:eastAsia="宋体"/>
-          <w:b w:val="0"/>
-          <w:sz w:val="24"/>
-        </w:rPr>
         <w:t>功能描述：自动生成周度/月度/季度供应链风险报告，涵盖风险态势总览、新增风险事件、在处理风险事件进展、风险趋势分析等。报告面向不同管理层级提供差异化的视角和粒度。</w:t>
       </w:r>
     </w:p>
@@ -4752,394 +2727,30 @@
         <w:t>4.1 分阶段实施路径</w:t>
       </w:r>
     </w:p>
-    <w:tbl>
-      <w:tblPr>
-        <w:tblStyle w:val="TableGrid"/>
-        <w:tblW w:type="auto" w:w="0"/>
-        <w:jc w:val="center"/>
-        <w:tblLook w:firstColumn="1" w:firstRow="1" w:lastColumn="0" w:lastRow="0" w:noHBand="0" w:noVBand="1" w:val="04A0"/>
-      </w:tblPr>
-      <w:tblGrid>
-        <w:gridCol w:w="2160"/>
-        <w:gridCol w:w="2160"/>
-        <w:gridCol w:w="2160"/>
-        <w:gridCol w:w="2160"/>
-      </w:tblGrid>
-      <w:tr>
-        <w:tc>
-          <w:tcPr>
-            <w:tcW w:type="dxa" w:w="2160"/>
-          </w:tcPr>
-          <w:p>
-            <w:pPr>
-              <w:jc w:val="center"/>
-            </w:pPr>
-            <w:r>
-              <w:rPr>
-                <w:b/>
-                <w:sz w:val="20"/>
-              </w:rPr>
-              <w:t>阶段</w:t>
-            </w:r>
-          </w:p>
-        </w:tc>
-        <w:tc>
-          <w:tcPr>
-            <w:tcW w:type="dxa" w:w="2160"/>
-          </w:tcPr>
-          <w:p>
-            <w:pPr>
-              <w:jc w:val="center"/>
-            </w:pPr>
-            <w:r>
-              <w:rPr>
-                <w:b/>
-                <w:sz w:val="20"/>
-              </w:rPr>
-              <w:t>时间周期</w:t>
-            </w:r>
-          </w:p>
-        </w:tc>
-        <w:tc>
-          <w:tcPr>
-            <w:tcW w:type="dxa" w:w="2160"/>
-          </w:tcPr>
-          <w:p>
-            <w:pPr>
-              <w:jc w:val="center"/>
-            </w:pPr>
-            <w:r>
-              <w:rPr>
-                <w:b/>
-                <w:sz w:val="20"/>
-              </w:rPr>
-              <w:t>实施内容</w:t>
-            </w:r>
-          </w:p>
-        </w:tc>
-        <w:tc>
-          <w:tcPr>
-            <w:tcW w:type="dxa" w:w="2160"/>
-          </w:tcPr>
-          <w:p>
-            <w:pPr>
-              <w:jc w:val="center"/>
-            </w:pPr>
-            <w:r>
-              <w:rPr>
-                <w:b/>
-                <w:sz w:val="20"/>
-              </w:rPr>
-              <w:t>里程碑</w:t>
-            </w:r>
-          </w:p>
-        </w:tc>
-      </w:tr>
-      <w:tr>
-        <w:tc>
-          <w:tcPr>
-            <w:tcW w:type="dxa" w:w="2160"/>
-          </w:tcPr>
-          <w:p>
-            <w:pPr>
-              <w:jc w:val="center"/>
-            </w:pPr>
-            <w:r>
-              <w:rPr>
-                <w:sz w:val="20"/>
-              </w:rPr>
-              <w:t>第一阶段</w:t>
-              <w:br/>
-              <w:t>基础搭建</w:t>
-            </w:r>
-          </w:p>
-        </w:tc>
-        <w:tc>
-          <w:tcPr>
-            <w:tcW w:type="dxa" w:w="2160"/>
-          </w:tcPr>
-          <w:p>
-            <w:pPr>
-              <w:jc w:val="center"/>
-            </w:pPr>
-            <w:r>
-              <w:rPr>
-                <w:sz w:val="20"/>
-              </w:rPr>
-              <w:t>第1-3个月</w:t>
-            </w:r>
-          </w:p>
-        </w:tc>
-        <w:tc>
-          <w:tcPr>
-            <w:tcW w:type="dxa" w:w="2160"/>
-          </w:tcPr>
-          <w:p>
-            <w:pPr>
-              <w:jc w:val="center"/>
-            </w:pPr>
-            <w:r>
-              <w:rPr>
-                <w:sz w:val="20"/>
-              </w:rPr>
-              <w:t>统一数据中台建设</w:t>
-              <w:br/>
-              <w:t>协同管理子系统上线</w:t>
-              <w:br/>
-              <w:t>与现有ERP/SRM/WMS集成</w:t>
-            </w:r>
-          </w:p>
-        </w:tc>
-        <w:tc>
-          <w:tcPr>
-            <w:tcW w:type="dxa" w:w="2160"/>
-          </w:tcPr>
-          <w:p>
-            <w:pPr>
-              <w:jc w:val="center"/>
-            </w:pPr>
-            <w:r>
-              <w:rPr>
-                <w:sz w:val="20"/>
-              </w:rPr>
-              <w:t>实现跨部门信息</w:t>
-              <w:br/>
-              <w:t>实时共享，消除</w:t>
-              <w:br/>
-              <w:t>"部门墙"</w:t>
-            </w:r>
-          </w:p>
-        </w:tc>
-      </w:tr>
-      <w:tr>
-        <w:tc>
-          <w:tcPr>
-            <w:tcW w:type="dxa" w:w="2160"/>
-          </w:tcPr>
-          <w:p>
-            <w:pPr>
-              <w:jc w:val="center"/>
-            </w:pPr>
-            <w:r>
-              <w:rPr>
-                <w:sz w:val="20"/>
-              </w:rPr>
-              <w:t>第二阶段</w:t>
-              <w:br/>
-              <w:t>核心上线</w:t>
-            </w:r>
-          </w:p>
-        </w:tc>
-        <w:tc>
-          <w:tcPr>
-            <w:tcW w:type="dxa" w:w="2160"/>
-          </w:tcPr>
-          <w:p>
-            <w:pPr>
-              <w:jc w:val="center"/>
-            </w:pPr>
-            <w:r>
-              <w:rPr>
-                <w:sz w:val="20"/>
-              </w:rPr>
-              <w:t>第4-8个月</w:t>
-            </w:r>
-          </w:p>
-        </w:tc>
-        <w:tc>
-          <w:tcPr>
-            <w:tcW w:type="dxa" w:w="2160"/>
-          </w:tcPr>
-          <w:p>
-            <w:pPr>
-              <w:jc w:val="center"/>
-            </w:pPr>
-            <w:r>
-              <w:rPr>
-                <w:sz w:val="20"/>
-              </w:rPr>
-              <w:t>采购管理子系统上线</w:t>
-              <w:br/>
-              <w:t>供应商管理子系统上线</w:t>
-              <w:br/>
-              <w:t>供应商门户上线</w:t>
-            </w:r>
-          </w:p>
-        </w:tc>
-        <w:tc>
-          <w:tcPr>
-            <w:tcW w:type="dxa" w:w="2160"/>
-          </w:tcPr>
-          <w:p>
-            <w:pPr>
-              <w:jc w:val="center"/>
-            </w:pPr>
-            <w:r>
-              <w:rPr>
-                <w:sz w:val="20"/>
-              </w:rPr>
-              <w:t>采购流程全面线上化</w:t>
-              <w:br/>
-              <w:t>供应商绩效评估</w:t>
-              <w:br/>
-              <w:t>系统化运行</w:t>
-            </w:r>
-          </w:p>
-        </w:tc>
-      </w:tr>
-      <w:tr>
-        <w:tc>
-          <w:tcPr>
-            <w:tcW w:type="dxa" w:w="2160"/>
-          </w:tcPr>
-          <w:p>
-            <w:pPr>
-              <w:jc w:val="center"/>
-            </w:pPr>
-            <w:r>
-              <w:rPr>
-                <w:sz w:val="20"/>
-              </w:rPr>
-              <w:t>第三阶段</w:t>
-              <w:br/>
-              <w:t>深度优化</w:t>
-            </w:r>
-          </w:p>
-        </w:tc>
-        <w:tc>
-          <w:tcPr>
-            <w:tcW w:type="dxa" w:w="2160"/>
-          </w:tcPr>
-          <w:p>
-            <w:pPr>
-              <w:jc w:val="center"/>
-            </w:pPr>
-            <w:r>
-              <w:rPr>
-                <w:sz w:val="20"/>
-              </w:rPr>
-              <w:t>第9-12个月</w:t>
-            </w:r>
-          </w:p>
-        </w:tc>
-        <w:tc>
-          <w:tcPr>
-            <w:tcW w:type="dxa" w:w="2160"/>
-          </w:tcPr>
-          <w:p>
-            <w:pPr>
-              <w:jc w:val="center"/>
-            </w:pPr>
-            <w:r>
-              <w:rPr>
-                <w:sz w:val="20"/>
-              </w:rPr>
-              <w:t>库存管理子系统上线</w:t>
-              <w:br/>
-              <w:t>智能补货引擎上线</w:t>
-              <w:br/>
-              <w:t>需求预测模型优化</w:t>
-            </w:r>
-          </w:p>
-        </w:tc>
-        <w:tc>
-          <w:tcPr>
-            <w:tcW w:type="dxa" w:w="2160"/>
-          </w:tcPr>
-          <w:p>
-            <w:pPr>
-              <w:jc w:val="center"/>
-            </w:pPr>
-            <w:r>
-              <w:rPr>
-                <w:sz w:val="20"/>
-              </w:rPr>
-              <w:t>库存优化策略</w:t>
-              <w:br/>
-              <w:t>自动执行</w:t>
-              <w:br/>
-              <w:t>预测准确率提升</w:t>
-            </w:r>
-          </w:p>
-        </w:tc>
-      </w:tr>
-      <w:tr>
-        <w:tc>
-          <w:tcPr>
-            <w:tcW w:type="dxa" w:w="2160"/>
-          </w:tcPr>
-          <w:p>
-            <w:pPr>
-              <w:jc w:val="center"/>
-            </w:pPr>
-            <w:r>
-              <w:rPr>
-                <w:sz w:val="20"/>
-              </w:rPr>
-              <w:t>第四阶段</w:t>
-              <w:br/>
-              <w:t>风险管控</w:t>
-            </w:r>
-          </w:p>
-        </w:tc>
-        <w:tc>
-          <w:tcPr>
-            <w:tcW w:type="dxa" w:w="2160"/>
-          </w:tcPr>
-          <w:p>
-            <w:pPr>
-              <w:jc w:val="center"/>
-            </w:pPr>
-            <w:r>
-              <w:rPr>
-                <w:sz w:val="20"/>
-              </w:rPr>
-              <w:t>第13-18个月</w:t>
-            </w:r>
-          </w:p>
-        </w:tc>
-        <w:tc>
-          <w:tcPr>
-            <w:tcW w:type="dxa" w:w="2160"/>
-          </w:tcPr>
-          <w:p>
-            <w:pPr>
-              <w:jc w:val="center"/>
-            </w:pPr>
-            <w:r>
-              <w:rPr>
-                <w:sz w:val="20"/>
-              </w:rPr>
-              <w:t>风险预警子系统上线</w:t>
-              <w:br/>
-              <w:t>应急预案库建设</w:t>
-              <w:br/>
-              <w:t>全链路风险监控</w:t>
-            </w:r>
-          </w:p>
-        </w:tc>
-        <w:tc>
-          <w:tcPr>
-            <w:tcW w:type="dxa" w:w="2160"/>
-          </w:tcPr>
-          <w:p>
-            <w:pPr>
-              <w:jc w:val="center"/>
-            </w:pPr>
-            <w:r>
-              <w:rPr>
-                <w:sz w:val="20"/>
-              </w:rPr>
-              <w:t>供应链风险管理</w:t>
-              <w:br/>
-              <w:t>体系化、常态化</w:t>
-              <w:br/>
-              <w:t>运行</w:t>
-            </w:r>
-          </w:p>
-        </w:tc>
-      </w:tr>
-    </w:tbl>
+    <w:p>
+      <w:pPr/>
+      <w:r>
+        <w:t>本系统建议分三个阶段实施，与三大子系统的优先级对应：</w:t>
+      </w:r>
+    </w:p>
+    <w:p>
+      <w:pPr/>
+      <w:r>
+        <w:t>第一阶段（第1-6个月）——采购与供应商管理子系统上线：优先落地采购需求管理、智能询比价、订单管理、供应商准入与绩效评估等核心功能，快速实现采购流程的在线化和透明化，为后续子系统建设奠定数据基础。</w:t>
+      </w:r>
+    </w:p>
+    <w:p>
+      <w:pPr/>
+      <w:r>
+        <w:t>第二阶段（第7-12个月）——库存与仓储物流管理子系统上线：在采购子系统数据贯通的基础上，上线需求预测、出入库管理、智能补货、物流跟踪和关务协同功能，实现"采购—库存—物流"的端到端打通。</w:t>
+      </w:r>
+    </w:p>
+    <w:p>
+      <w:pPr/>
+      <w:r>
+        <w:t>第三阶段（第13-18个月）——协同与风险管控子系统上线：在前两个子系统数据充分积累的基础上，上线统一工作流引擎、风险识别与预警、应急预案管理和决策看板，实现供应链全局的协同管控和智能预警。</w:t>
+      </w:r>
+    </w:p>
     <w:p>
       <w:pPr>
         <w:pStyle w:val="Heading2"/>
@@ -5148,522 +2759,48 @@
         <w:t>4.2 预期价值量化</w:t>
       </w:r>
     </w:p>
-    <w:tbl>
-      <w:tblPr>
-        <w:tblStyle w:val="TableGrid"/>
-        <w:tblW w:type="auto" w:w="0"/>
-        <w:jc w:val="center"/>
-        <w:tblLook w:firstColumn="1" w:firstRow="1" w:lastColumn="0" w:lastRow="0" w:noHBand="0" w:noVBand="1" w:val="04A0"/>
-      </w:tblPr>
-      <w:tblGrid>
-        <w:gridCol w:w="2160"/>
-        <w:gridCol w:w="2160"/>
-        <w:gridCol w:w="2160"/>
-        <w:gridCol w:w="2160"/>
-      </w:tblGrid>
-      <w:tr>
-        <w:tc>
-          <w:tcPr>
-            <w:tcW w:type="dxa" w:w="2160"/>
-          </w:tcPr>
-          <w:p>
-            <w:pPr>
-              <w:jc w:val="center"/>
-            </w:pPr>
-            <w:r>
-              <w:rPr>
-                <w:b/>
-                <w:sz w:val="20"/>
-              </w:rPr>
-              <w:t>价值维度</w:t>
-            </w:r>
-          </w:p>
-        </w:tc>
-        <w:tc>
-          <w:tcPr>
-            <w:tcW w:type="dxa" w:w="2160"/>
-          </w:tcPr>
-          <w:p>
-            <w:pPr>
-              <w:jc w:val="center"/>
-            </w:pPr>
-            <w:r>
-              <w:rPr>
-                <w:b/>
-                <w:sz w:val="20"/>
-              </w:rPr>
-              <w:t>当前状况</w:t>
-            </w:r>
-          </w:p>
-        </w:tc>
-        <w:tc>
-          <w:tcPr>
-            <w:tcW w:type="dxa" w:w="2160"/>
-          </w:tcPr>
-          <w:p>
-            <w:pPr>
-              <w:jc w:val="center"/>
-            </w:pPr>
-            <w:r>
-              <w:rPr>
-                <w:b/>
-                <w:sz w:val="20"/>
-              </w:rPr>
-              <w:t>预期目标</w:t>
-            </w:r>
-          </w:p>
-        </w:tc>
-        <w:tc>
-          <w:tcPr>
-            <w:tcW w:type="dxa" w:w="2160"/>
-          </w:tcPr>
-          <w:p>
-            <w:pPr>
-              <w:jc w:val="center"/>
-            </w:pPr>
-            <w:r>
-              <w:rPr>
-                <w:b/>
-                <w:sz w:val="20"/>
-              </w:rPr>
-              <w:t>量化影响</w:t>
-            </w:r>
-          </w:p>
-        </w:tc>
-      </w:tr>
-      <w:tr>
-        <w:tc>
-          <w:tcPr>
-            <w:tcW w:type="dxa" w:w="2160"/>
-          </w:tcPr>
-          <w:p>
-            <w:pPr>
-              <w:jc w:val="center"/>
-            </w:pPr>
-            <w:r>
-              <w:rPr>
-                <w:sz w:val="20"/>
-              </w:rPr>
-              <w:t>采购效率</w:t>
-            </w:r>
-          </w:p>
-        </w:tc>
-        <w:tc>
-          <w:tcPr>
-            <w:tcW w:type="dxa" w:w="2160"/>
-          </w:tcPr>
-          <w:p>
-            <w:pPr>
-              <w:jc w:val="center"/>
-            </w:pPr>
-            <w:r>
-              <w:rPr>
-                <w:sz w:val="20"/>
-              </w:rPr>
-              <w:t>需求到下单人工流转</w:t>
-              <w:br/>
-              <w:t>响应周期长</w:t>
-            </w:r>
-          </w:p>
-        </w:tc>
-        <w:tc>
-          <w:tcPr>
-            <w:tcW w:type="dxa" w:w="2160"/>
-          </w:tcPr>
-          <w:p>
-            <w:pPr>
-              <w:jc w:val="center"/>
-            </w:pPr>
-            <w:r>
-              <w:rPr>
-                <w:sz w:val="20"/>
-              </w:rPr>
-              <w:t>采购周期缩短30%</w:t>
-              <w:br/>
-              <w:t>自动化率提升至80%</w:t>
-            </w:r>
-          </w:p>
-        </w:tc>
-        <w:tc>
-          <w:tcPr>
-            <w:tcW w:type="dxa" w:w="2160"/>
-          </w:tcPr>
-          <w:p>
-            <w:pPr>
-              <w:jc w:val="center"/>
-            </w:pPr>
-            <w:r>
-              <w:rPr>
-                <w:sz w:val="20"/>
-              </w:rPr>
-              <w:t>以国内2周为基准</w:t>
-              <w:br/>
-              <w:t>缩短至10天</w:t>
-            </w:r>
-          </w:p>
-        </w:tc>
-      </w:tr>
-      <w:tr>
-        <w:tc>
-          <w:tcPr>
-            <w:tcW w:type="dxa" w:w="2160"/>
-          </w:tcPr>
-          <w:p>
-            <w:pPr>
-              <w:jc w:val="center"/>
-            </w:pPr>
-            <w:r>
-              <w:rPr>
-                <w:sz w:val="20"/>
-              </w:rPr>
-              <w:t>采购成本</w:t>
-            </w:r>
-          </w:p>
-        </w:tc>
-        <w:tc>
-          <w:tcPr>
-            <w:tcW w:type="dxa" w:w="2160"/>
-          </w:tcPr>
-          <w:p>
-            <w:pPr>
-              <w:jc w:val="center"/>
-            </w:pPr>
-            <w:r>
-              <w:rPr>
-                <w:sz w:val="20"/>
-              </w:rPr>
-              <w:t>毛利率持续下滑</w:t>
-              <w:br/>
-              <w:t>成本分析缺乏工具</w:t>
-            </w:r>
-          </w:p>
-        </w:tc>
-        <w:tc>
-          <w:tcPr>
-            <w:tcW w:type="dxa" w:w="2160"/>
-          </w:tcPr>
-          <w:p>
-            <w:pPr>
-              <w:jc w:val="center"/>
-            </w:pPr>
-            <w:r>
-              <w:rPr>
-                <w:sz w:val="20"/>
-              </w:rPr>
-              <w:t>TCO降低3-5%</w:t>
-              <w:br/>
-              <w:t>价格透明度100%</w:t>
-            </w:r>
-          </w:p>
-        </w:tc>
-        <w:tc>
-          <w:tcPr>
-            <w:tcW w:type="dxa" w:w="2160"/>
-          </w:tcPr>
-          <w:p>
-            <w:pPr>
-              <w:jc w:val="center"/>
-            </w:pPr>
-            <w:r>
-              <w:rPr>
-                <w:sz w:val="20"/>
-              </w:rPr>
-              <w:t>以978亿元采购成本估算</w:t>
-              <w:br/>
-              <w:t>年节省约30-50亿元</w:t>
-            </w:r>
-          </w:p>
-        </w:tc>
-      </w:tr>
-      <w:tr>
-        <w:tc>
-          <w:tcPr>
-            <w:tcW w:type="dxa" w:w="2160"/>
-          </w:tcPr>
-          <w:p>
-            <w:pPr>
-              <w:jc w:val="center"/>
-            </w:pPr>
-            <w:r>
-              <w:rPr>
-                <w:sz w:val="20"/>
-              </w:rPr>
-              <w:t>库存效率</w:t>
-            </w:r>
-          </w:p>
-        </w:tc>
-        <w:tc>
-          <w:tcPr>
-            <w:tcW w:type="dxa" w:w="2160"/>
-          </w:tcPr>
-          <w:p>
-            <w:pPr>
-              <w:jc w:val="center"/>
-            </w:pPr>
-            <w:r>
-              <w:rPr>
-                <w:sz w:val="20"/>
-              </w:rPr>
-              <w:t>存货104.79亿元</w:t>
-              <w:br/>
-              <w:t>周转率9.49次</w:t>
-            </w:r>
-          </w:p>
-        </w:tc>
-        <w:tc>
-          <w:tcPr>
-            <w:tcW w:type="dxa" w:w="2160"/>
-          </w:tcPr>
-          <w:p>
-            <w:pPr>
-              <w:jc w:val="center"/>
-            </w:pPr>
-            <w:r>
-              <w:rPr>
-                <w:sz w:val="20"/>
-              </w:rPr>
-              <w:t>库存周转率提升20%</w:t>
-              <w:br/>
-              <w:t>呆滞率降低50%</w:t>
-            </w:r>
-          </w:p>
-        </w:tc>
-        <w:tc>
-          <w:tcPr>
-            <w:tcW w:type="dxa" w:w="2160"/>
-          </w:tcPr>
-          <w:p>
-            <w:pPr>
-              <w:jc w:val="center"/>
-            </w:pPr>
-            <w:r>
-              <w:rPr>
-                <w:sz w:val="20"/>
-              </w:rPr>
-              <w:t>释放资金约20亿元</w:t>
-              <w:br/>
-              <w:t>减少资金占用成本</w:t>
-            </w:r>
-          </w:p>
-        </w:tc>
-      </w:tr>
-      <w:tr>
-        <w:tc>
-          <w:tcPr>
-            <w:tcW w:type="dxa" w:w="2160"/>
-          </w:tcPr>
-          <w:p>
-            <w:pPr>
-              <w:jc w:val="center"/>
-            </w:pPr>
-            <w:r>
-              <w:rPr>
-                <w:sz w:val="20"/>
-              </w:rPr>
-              <w:t>供应商管理</w:t>
-            </w:r>
-          </w:p>
-        </w:tc>
-        <w:tc>
-          <w:tcPr>
-            <w:tcW w:type="dxa" w:w="2160"/>
-          </w:tcPr>
-          <w:p>
-            <w:pPr>
-              <w:jc w:val="center"/>
-            </w:pPr>
-            <w:r>
-              <w:rPr>
-                <w:sz w:val="20"/>
-              </w:rPr>
-              <w:t>评估不系统</w:t>
-              <w:br/>
-              <w:t>准入周期&gt;2月</w:t>
-            </w:r>
-          </w:p>
-        </w:tc>
-        <w:tc>
-          <w:tcPr>
-            <w:tcW w:type="dxa" w:w="2160"/>
-          </w:tcPr>
-          <w:p>
-            <w:pPr>
-              <w:jc w:val="center"/>
-            </w:pPr>
-            <w:r>
-              <w:rPr>
-                <w:sz w:val="20"/>
-              </w:rPr>
-              <w:t>QCDS评估自动化</w:t>
-              <w:br/>
-              <w:t>准入周期&lt;1月</w:t>
-            </w:r>
-          </w:p>
-        </w:tc>
-        <w:tc>
-          <w:tcPr>
-            <w:tcW w:type="dxa" w:w="2160"/>
-          </w:tcPr>
-          <w:p>
-            <w:pPr>
-              <w:jc w:val="center"/>
-            </w:pPr>
-            <w:r>
-              <w:rPr>
-                <w:sz w:val="20"/>
-              </w:rPr>
-              <w:t>供应商异常响应</w:t>
-              <w:br/>
-              <w:t>时间缩短50%</w:t>
-            </w:r>
-          </w:p>
-        </w:tc>
-      </w:tr>
-      <w:tr>
-        <w:tc>
-          <w:tcPr>
-            <w:tcW w:type="dxa" w:w="2160"/>
-          </w:tcPr>
-          <w:p>
-            <w:pPr>
-              <w:jc w:val="center"/>
-            </w:pPr>
-            <w:r>
-              <w:rPr>
-                <w:sz w:val="20"/>
-              </w:rPr>
-              <w:t>跨部门协同</w:t>
-            </w:r>
-          </w:p>
-        </w:tc>
-        <w:tc>
-          <w:tcPr>
-            <w:tcW w:type="dxa" w:w="2160"/>
-          </w:tcPr>
-          <w:p>
-            <w:pPr>
-              <w:jc w:val="center"/>
-            </w:pPr>
-            <w:r>
-              <w:rPr>
-                <w:sz w:val="20"/>
-              </w:rPr>
-              <w:t>部门墙严重</w:t>
-              <w:br/>
-              <w:t>沟通成本高</w:t>
-            </w:r>
-          </w:p>
-        </w:tc>
-        <w:tc>
-          <w:tcPr>
-            <w:tcW w:type="dxa" w:w="2160"/>
-          </w:tcPr>
-          <w:p>
-            <w:pPr>
-              <w:jc w:val="center"/>
-            </w:pPr>
-            <w:r>
-              <w:rPr>
-                <w:sz w:val="20"/>
-              </w:rPr>
-              <w:t>流程在线率100%</w:t>
-              <w:br/>
-              <w:t>信息实时共享</w:t>
-            </w:r>
-          </w:p>
-        </w:tc>
-        <w:tc>
-          <w:tcPr>
-            <w:tcW w:type="dxa" w:w="2160"/>
-          </w:tcPr>
-          <w:p>
-            <w:pPr>
-              <w:jc w:val="center"/>
-            </w:pPr>
-            <w:r>
-              <w:rPr>
-                <w:sz w:val="20"/>
-              </w:rPr>
-              <w:t>协同效率提升40%</w:t>
-              <w:br/>
-              <w:t>减少信息传递延迟</w:t>
-            </w:r>
-          </w:p>
-        </w:tc>
-      </w:tr>
-      <w:tr>
-        <w:tc>
-          <w:tcPr>
-            <w:tcW w:type="dxa" w:w="2160"/>
-          </w:tcPr>
-          <w:p>
-            <w:pPr>
-              <w:jc w:val="center"/>
-            </w:pPr>
-            <w:r>
-              <w:rPr>
-                <w:sz w:val="20"/>
-              </w:rPr>
-              <w:t>风险管控</w:t>
-            </w:r>
-          </w:p>
-        </w:tc>
-        <w:tc>
-          <w:tcPr>
-            <w:tcW w:type="dxa" w:w="2160"/>
-          </w:tcPr>
-          <w:p>
-            <w:pPr>
-              <w:jc w:val="center"/>
-            </w:pPr>
-            <w:r>
-              <w:rPr>
-                <w:sz w:val="20"/>
-              </w:rPr>
-              <w:t>缺乏预警机制</w:t>
-              <w:br/>
-              <w:t>事后被动应对</w:t>
-            </w:r>
-          </w:p>
-        </w:tc>
-        <w:tc>
-          <w:tcPr>
-            <w:tcW w:type="dxa" w:w="2160"/>
-          </w:tcPr>
-          <w:p>
-            <w:pPr>
-              <w:jc w:val="center"/>
-            </w:pPr>
-            <w:r>
-              <w:rPr>
-                <w:sz w:val="20"/>
-              </w:rPr>
-              <w:t>风险提前识别</w:t>
-              <w:br/>
-              <w:t>预案自动触发</w:t>
-            </w:r>
-          </w:p>
-        </w:tc>
-        <w:tc>
-          <w:tcPr>
-            <w:tcW w:type="dxa" w:w="2160"/>
-          </w:tcPr>
-          <w:p>
-            <w:pPr>
-              <w:jc w:val="center"/>
-            </w:pPr>
-            <w:r>
-              <w:rPr>
-                <w:sz w:val="20"/>
-              </w:rPr>
-              <w:t>降低类似"砍单"</w:t>
-              <w:br/>
-              <w:t>事件对企业冲击</w:t>
-            </w:r>
-          </w:p>
-        </w:tc>
-      </w:tr>
-    </w:tbl>
+    <w:p>
+      <w:pPr/>
+      <w:r>
+        <w:t>系统全面上线后，预期实现以下核心价值：</w:t>
+      </w:r>
+    </w:p>
+    <w:p>
+      <w:pPr/>
+      <w:r>
+        <w:t>（1）采购效率提升：采购周期缩短30%（国内从2周缩短至10天，越南从3周缩短至15天），采购流程自动化率提升至80%以上。</w:t>
+      </w:r>
+    </w:p>
+    <w:p>
+      <w:pPr/>
+      <w:r>
+        <w:t>（2）成本优化：通过智能询比价和TCO分析，综合采购成本降低3-5%，按2024年千亿营收规模计算，预计年节省3-5亿元。</w:t>
+      </w:r>
+    </w:p>
+    <w:p>
+      <w:pPr/>
+      <w:r>
+        <w:t>（3）库存优化：库存周转率提升20%（从约9.5次提升至11.4次），呆滞库存减少30%，帐实一致率提升至99%以上。</w:t>
+      </w:r>
+    </w:p>
+    <w:p>
+      <w:pPr/>
+      <w:r>
+        <w:t>（4）供应商管理升级：新供应商准入周期从2个月缩短至1个月以内，QCDS评估自动化覆盖率达100%，供应商异常响应时间缩短50%。</w:t>
+      </w:r>
+    </w:p>
+    <w:p>
+      <w:pPr/>
+      <w:r>
+        <w:t>（5）协同效率提升：跨部门协同效率提升40%，流程审批在线率达100%，信息传递延迟降低60%。</w:t>
+      </w:r>
+    </w:p>
+    <w:p>
+      <w:pPr/>
+      <w:r>
+        <w:t>（6）风险防控强化：供应链风险预警覆盖率达95%以上，重大风险事件响应时间从"天"级缩短至"小时"级。</w:t>
+      </w:r>
+    </w:p>
     <w:p>
       <w:pPr>
         <w:pStyle w:val="Heading2"/>
@@ -5673,54 +2810,26 @@
       </w:r>
     </w:p>
     <w:p>
-      <w:pPr>
-        <w:ind w:firstLine="420"/>
-      </w:pPr>
+      <w:pPr/>
       <w:r>
-        <w:rPr>
-          <w:rFonts w:ascii="宋体" w:hAnsi="宋体" w:eastAsia="宋体"/>
-          <w:b w:val="0"/>
-          <w:sz w:val="24"/>
-        </w:rPr>
         <w:t>歌尔股份目前全面推行的"922流程"战略，旨在实现全流程标准化、统一各BG流程一致、导入IT化、减少人工处理。本系统设计与"922流程"高度对齐：</w:t>
       </w:r>
     </w:p>
     <w:p>
-      <w:pPr>
-        <w:ind w:firstLine="420"/>
-      </w:pPr>
+      <w:pPr/>
       <w:r>
-        <w:rPr>
-          <w:rFonts w:ascii="宋体" w:hAnsi="宋体" w:eastAsia="宋体"/>
-          <w:b w:val="0"/>
-          <w:sz w:val="24"/>
-        </w:rPr>
-        <w:t>（1）流程标准化：协同管理子系统的统一工作流引擎，直接支撑各BG采购、供应商管理、库存管理流程的标准化落地，确保"一套流程、统一执行"。</w:t>
+        <w:t>（1）流程标准化：协同与风险管控子系统的统一工作流引擎，直接支撑各BG采购、供应商管理、库存管理流程的标准化落地，确保"一套流程、统一执行"。</w:t>
       </w:r>
     </w:p>
     <w:p>
-      <w:pPr>
-        <w:ind w:firstLine="420"/>
-      </w:pPr>
+      <w:pPr/>
       <w:r>
-        <w:rPr>
-          <w:rFonts w:ascii="宋体" w:hAnsi="宋体" w:eastAsia="宋体"/>
-          <w:b w:val="0"/>
-          <w:sz w:val="24"/>
-        </w:rPr>
-        <w:t>（2）IT化替代人工：采购管理子系统的智能询比价、库存管理子系统的自动补货、风险预警子系统的智能预警，均通过系统自动化替代原有的人工判断和操作。</w:t>
+        <w:t>（2）IT化替代人工：采购与供应商管理子系统的智能询比价、库存与仓储物流管理子系统的自动补货、协同与风险管控子系统的智能预警，均通过系统自动化替代原有的人工判断和操作。</w:t>
       </w:r>
     </w:p>
     <w:p>
-      <w:pPr>
-        <w:ind w:firstLine="420"/>
-      </w:pPr>
+      <w:pPr/>
       <w:r>
-        <w:rPr>
-          <w:rFonts w:ascii="宋体" w:hAnsi="宋体" w:eastAsia="宋体"/>
-          <w:b w:val="0"/>
-          <w:sz w:val="24"/>
-        </w:rPr>
         <w:t>（3）数据驱动决策：统一数据中台和BI分析引擎，为管理层提供实时、准确、多维度的数据支撑，推动从"经验驱动"向"数据驱动"的管理模式转型。</w:t>
       </w:r>
     </w:p>
@@ -5733,60 +2842,21 @@
       </w:r>
     </w:p>
     <w:p>
-      <w:pPr>
-        <w:ind w:firstLine="420"/>
-      </w:pPr>
+      <w:pPr/>
       <w:r>
-        <w:rPr>
-          <w:rFonts w:ascii="宋体" w:hAnsi="宋体" w:eastAsia="宋体"/>
-          <w:b w:val="0"/>
-          <w:sz w:val="24"/>
-        </w:rPr>
         <w:t>歌尔股份有限公司作为全球消费电子制造业的头部企业，正站在一个关键的战略转折点上。2022年的"苹果砍单"事件是一记沉痛的警钟，2024年营收重回千亿、净利润增长145%的强劲复苏则证明了企业的韧性和潜力。然而，前五大客户营收占比64%的高集中度、整机代工毛利率不足10%的薄利困局、全球化供应链管理的复杂性升级，都意味着歌尔股份必须从供应链管理体系层面进行系统性变革。</w:t>
       </w:r>
     </w:p>
     <w:p>
-      <w:pPr>
-        <w:ind w:firstLine="420"/>
-      </w:pPr>
+      <w:pPr/>
       <w:r>
-        <w:rPr>
-          <w:rFonts w:ascii="宋体" w:hAnsi="宋体" w:eastAsia="宋体"/>
-          <w:b w:val="0"/>
-          <w:sz w:val="24"/>
-        </w:rPr>
-        <w:t>本文基于对歌尔股份内部人员的深度访谈和企业真实经营数据的系统分析，设计了覆盖采购管理、供应商管理、库存管理、协同管理和风险预警五大子系统的物资供应管理系统。这一系统设计讲述了一个完整的"故事"——从危机中汲取教训、诊断经营痛点、重构管理体系、最终实现价值兑现。每一个子系统的设计都不是孤立的功能堆砌，而是紧密围绕企业真实的经营痛点，以数据为纽带、以协同为骨架、以风险管控为保障，构建一个有机统一的整体。</w:t>
+        <w:t>本文基于对歌尔股份内部人员的深度访谈和企业真实经营数据的系统分析，设计了覆盖采购与供应商管理、库存与仓储物流管理、协同与风险管控三大子系统的物资供应管理系统。三大子系统分别对应物资供应链管理的"源头管控"、"过程管理"和"全局保障"三大核心环节，形成了完整的闭环管理体系。这一系统设计讲述了一个完整的"故事"——从危机中汲取教训、诊断经营痛点、重构管理体系、最终实现价值兑现。每一个子系统的设计都不是孤立的功能堆砌，而是紧密围绕企业真实的经营痛点，以数据为纽带、以协同为骨架、以风险管控为保障，构建一个有机统一的整体。</w:t>
       </w:r>
     </w:p>
     <w:p>
-      <w:pPr>
-        <w:ind w:firstLine="420"/>
-      </w:pPr>
+      <w:pPr/>
       <w:r>
-        <w:rPr>
-          <w:rFonts w:ascii="宋体" w:hAnsi="宋体" w:eastAsia="宋体"/>
-          <w:b w:val="0"/>
-          <w:sz w:val="24"/>
-        </w:rPr>
         <w:t>面向未来，这套系统将伴随歌尔股份"922流程"战略的推进而持续演进，从当前的流程标准化和IT化，逐步迈向AI赋能的智能供应链管理，最终助力歌尔股份实现从"被动响应式供应链"向"主动预见式供应链"的战略跨越。</w:t>
-      </w:r>
-    </w:p>
-    <w:p>
-      <w:r>
-        <w:rPr>
-          <w:rFonts w:ascii="宋体" w:hAnsi="宋体" w:eastAsia="宋体"/>
-          <w:b w:val="0"/>
-          <w:sz w:val="24"/>
-        </w:rPr>
-      </w:r>
-    </w:p>
-    <w:p>
-      <w:r>
-        <w:rPr>
-          <w:rFonts w:ascii="宋体" w:hAnsi="宋体" w:eastAsia="宋体"/>
-          <w:b w:val="0"/>
-          <w:sz w:val="24"/>
-        </w:rPr>
       </w:r>
     </w:p>
     <w:p>
@@ -5798,151 +2868,89 @@
       </w:r>
     </w:p>
     <w:p>
+      <w:pPr/>
       <w:r>
-        <w:rPr>
-          <w:rFonts w:ascii="宋体" w:hAnsi="宋体" w:eastAsia="宋体"/>
-          <w:b w:val="0"/>
-          <w:sz w:val="24"/>
-        </w:rPr>
         <w:t>1. 歌尔股份有限公司2022年年度报告（深交所巨潮资讯网: cninfo.com.cn）</w:t>
       </w:r>
     </w:p>
     <w:p>
+      <w:pPr/>
       <w:r>
-        <w:rPr>
-          <w:rFonts w:ascii="宋体" w:hAnsi="宋体" w:eastAsia="宋体"/>
-          <w:b w:val="0"/>
-          <w:sz w:val="24"/>
-        </w:rPr>
         <w:t>2. 歌尔股份有限公司2023年年度报告（深交所巨潮资讯网: cninfo.com.cn）</w:t>
       </w:r>
     </w:p>
     <w:p>
+      <w:pPr/>
       <w:r>
-        <w:rPr>
-          <w:rFonts w:ascii="宋体" w:hAnsi="宋体" w:eastAsia="宋体"/>
-          <w:b w:val="0"/>
-          <w:sz w:val="24"/>
-        </w:rPr>
         <w:t>3. 歌尔股份有限公司2024年年度报告（深交所巨潮资讯网: cninfo.com.cn, 公告编号1222912667）</w:t>
       </w:r>
     </w:p>
     <w:p>
+      <w:pPr/>
       <w:r>
-        <w:rPr>
-          <w:rFonts w:ascii="宋体" w:hAnsi="宋体" w:eastAsia="宋体"/>
-          <w:b w:val="0"/>
-          <w:sz w:val="24"/>
-        </w:rPr>
         <w:t>4. 歌尔股份2024年营收首破千亿，净利润增长144.9%（华尔街见闻, wallstreetcn.com, 2025-03-28）</w:t>
       </w:r>
     </w:p>
     <w:p>
+      <w:pPr/>
       <w:r>
-        <w:rPr>
-          <w:rFonts w:ascii="宋体" w:hAnsi="宋体" w:eastAsia="宋体"/>
-          <w:b w:val="0"/>
-          <w:sz w:val="24"/>
-        </w:rPr>
         <w:t>5. 歌尔股份：2024年净利润26.65亿元 同比增长144.93%（新浪财经, finance.sina.cn, 2025-03-27）</w:t>
       </w:r>
     </w:p>
     <w:p>
+      <w:pPr/>
       <w:r>
-        <w:rPr>
-          <w:rFonts w:ascii="宋体" w:hAnsi="宋体" w:eastAsia="宋体"/>
-          <w:b w:val="0"/>
-          <w:sz w:val="24"/>
-        </w:rPr>
         <w:t>6. 2024年歌尔股份资产负债、营收、成本利润及主营产品数据统计（华经产业研究院, huaon.com）</w:t>
       </w:r>
     </w:p>
     <w:p>
+      <w:pPr/>
       <w:r>
-        <w:rPr>
-          <w:rFonts w:ascii="宋体" w:hAnsi="宋体" w:eastAsia="宋体"/>
-          <w:b w:val="0"/>
-          <w:sz w:val="24"/>
-        </w:rPr>
         <w:t>7. 受苹果暂停AirPods代工影响，歌尔股份2022年净利大跌59.08%（腾讯新闻, news.qq.com, 2023-04-17）</w:t>
       </w:r>
     </w:p>
     <w:p>
+      <w:pPr/>
       <w:r>
-        <w:rPr>
-          <w:rFonts w:ascii="宋体" w:hAnsi="宋体" w:eastAsia="宋体"/>
-          <w:b w:val="0"/>
-          <w:sz w:val="24"/>
-        </w:rPr>
         <w:t>8. 难扛苹果压力，歌尔股份豪赌越南设厂（澎湃新闻, thepaper.cn）</w:t>
       </w:r>
     </w:p>
     <w:p>
+      <w:pPr/>
       <w:r>
-        <w:rPr>
-          <w:rFonts w:ascii="宋体" w:hAnsi="宋体" w:eastAsia="宋体"/>
-          <w:b w:val="0"/>
-          <w:sz w:val="24"/>
-        </w:rPr>
         <w:t>9. 歌尔股份，被1000亿困住！（雪球, xueqiu.com）</w:t>
       </w:r>
     </w:p>
     <w:p>
+      <w:pPr/>
       <w:r>
-        <w:rPr>
-          <w:rFonts w:ascii="宋体" w:hAnsi="宋体" w:eastAsia="宋体"/>
-          <w:b w:val="0"/>
-          <w:sz w:val="24"/>
-        </w:rPr>
         <w:t>10. 营收利润双下滑，歌尔股份遭苹果"砍单"的阵痛何时止（澎湃新闻, thepaper.cn）</w:t>
       </w:r>
     </w:p>
     <w:p>
+      <w:pPr/>
       <w:r>
-        <w:rPr>
-          <w:rFonts w:ascii="宋体" w:hAnsi="宋体" w:eastAsia="宋体"/>
-          <w:b w:val="0"/>
-          <w:sz w:val="24"/>
-        </w:rPr>
         <w:t>11. Goertek Full Year 2024 Earnings（Simply Wall St, simplywall.st）</w:t>
       </w:r>
     </w:p>
     <w:p>
+      <w:pPr/>
       <w:r>
-        <w:rPr>
-          <w:rFonts w:ascii="宋体" w:hAnsi="宋体" w:eastAsia="宋体"/>
-          <w:b w:val="0"/>
-          <w:sz w:val="24"/>
-        </w:rPr>
         <w:t>12. 歌尔股份内部访谈记录（访谈稿.docx，本项目一手资料）</w:t>
       </w:r>
     </w:p>
     <w:p>
+      <w:pPr/>
       <w:r>
-        <w:rPr>
-          <w:rFonts w:ascii="宋体" w:hAnsi="宋体" w:eastAsia="宋体"/>
-          <w:b w:val="0"/>
-          <w:sz w:val="24"/>
-        </w:rPr>
         <w:t>13. Goertek Inc. 2024 Annual Report English Version（goertek.com/en/Upload/202505/）</w:t>
       </w:r>
     </w:p>
     <w:p>
+      <w:pPr/>
       <w:r>
-        <w:rPr>
-          <w:rFonts w:ascii="宋体" w:hAnsi="宋体" w:eastAsia="宋体"/>
-          <w:b w:val="0"/>
-          <w:sz w:val="24"/>
-        </w:rPr>
         <w:t>14. 歌尔股份业绩强劲回暖：营收重回千亿，净利创近三年新高（腾讯新闻, news.qq.com, 2025-03-28）</w:t>
       </w:r>
     </w:p>
-    <w:sectPr>
-      <w:pgSz w:w="12240" w:h="15840"/>
-      <w:pgMar w:top="1440" w:right="1800" w:bottom="1440" w:left="1800" w:header="720" w:footer="720" w:gutter="0"/>
-      <w:cols w:space="720"/>
-      <w:docGrid w:linePitch="360"/>
-    </w:sectPr>
   </w:body>
 </w:document>
 </file>

--- a/result.docx
+++ b/result.docx
@@ -2720,6 +2720,12 @@
       </w:r>
     </w:p>
     <w:p>
+      <w:pPr/>
+      <w:r>
+        <w:t>基于前文对歌尔股份经营痛点的深度剖析（第一章）、系统总体架构的顶层设计（第二章）以及三大子系统的详细功能设计（第三章），本章将重点阐述系统的分阶段实施策略、预期价值的量化评估，以及系统设计与歌尔股份"922流程"战略目标的对齐关系。科学合理的实施路径是系统成功落地的关键保障，明确的价值量化是争取管理层持续支持的重要依据，与企业战略的深度对齐则确保系统建设方向不偏离企业核心需求。</w:t>
+      </w:r>
+    </w:p>
+    <w:p>
       <w:pPr>
         <w:pStyle w:val="Heading2"/>
       </w:pPr>
@@ -2728,27 +2734,238 @@
       </w:r>
     </w:p>
     <w:p>
-      <w:pPr/>
+      <w:pPr>
+        <w:pStyle w:val="Heading3"/>
+      </w:pPr>
       <w:r>
-        <w:t>本系统建议分三个阶段实施，与三大子系统的优先级对应：</w:t>
+        <w:t>4.1.1 实施策略总述</w:t>
       </w:r>
     </w:p>
     <w:p>
       <w:pPr/>
       <w:r>
-        <w:t>第一阶段（第1-6个月）——采购与供应商管理子系统上线：优先落地采购需求管理、智能询比价、订单管理、供应商准入与绩效评估等核心功能，快速实现采购流程的在线化和透明化，为后续子系统建设奠定数据基础。</w:t>
+        <w:t>本系统采用"分阶段、渐进式"的实施策略，将18个月的建设周期划分为三个阶段，每个阶段对应一个核心子系统的上线。这一策略的设计基于以下三点考量：</w:t>
       </w:r>
     </w:p>
     <w:p>
       <w:pPr/>
       <w:r>
-        <w:t>第二阶段（第7-12个月）——库存与仓储物流管理子系统上线：在采购子系统数据贯通的基础上，上线需求预测、出入库管理、智能补货、物流跟踪和关务协同功能，实现"采购—库存—物流"的端到端打通。</w:t>
+        <w:t>第一，数据依赖逻辑：三大子系统之间存在明确的数据依赖关系——库存管理的补货建议依赖采购系统的供应商数据和价格数据，协同与风控的预警分析依赖前两个系统积累的业务数据。因此，实施顺序必须遵循"数据源头→数据消费→数据分析"的逻辑链条。</w:t>
       </w:r>
     </w:p>
     <w:p>
       <w:pPr/>
       <w:r>
-        <w:t>第三阶段（第13-18个月）——协同与风险管控子系统上线：在前两个子系统数据充分积累的基础上，上线统一工作流引擎、风险识别与预警、应急预案管理和决策看板，实现供应链全局的协同管控和智能预警。</w:t>
+        <w:t>第二，业务优先级：基于第一章的痛点分析，采购成本偏高（直接影响利润率）和供应商管理粗放（直接影响供应链稳定性）是最迫切需要解决的问题，因此采购与供应商管理子系统应最先上线，以快速产生可量化的业务价值。</w:t>
+      </w:r>
+    </w:p>
+    <w:p>
+      <w:pPr/>
+      <w:r>
+        <w:t>第三，组织变革节奏：歌尔股份正在推行"922流程"战略，各BG流程标准化正在推进中。系统实施需要与组织变革的节奏同步，避免过快推进导致组织消化不良，也避免过慢导致错失"922流程"战略窗口期。</w:t>
+      </w:r>
+    </w:p>
+    <w:p>
+      <w:pPr>
+        <w:jc w:val="center"/>
+      </w:pPr>
+      <w:r>
+        <w:drawing>
+          <wp:inline xmlns:a="http://schemas.openxmlformats.org/drawingml/2006/main" xmlns:pic="http://schemas.openxmlformats.org/drawingml/2006/picture">
+            <wp:extent cx="5669280" cy="3529256"/>
+            <wp:docPr id="1" name="Picture 1"/>
+            <wp:cNvGraphicFramePr>
+              <a:graphicFrameLocks noChangeAspect="1"/>
+            </wp:cNvGraphicFramePr>
+            <a:graphic>
+              <a:graphicData uri="http://schemas.openxmlformats.org/drawingml/2006/picture">
+                <pic:pic>
+                  <pic:nvPicPr>
+                    <pic:cNvPr id="0" name="fig4_1_roadmap.png"/>
+                    <pic:cNvPicPr/>
+                  </pic:nvPicPr>
+                  <pic:blipFill>
+                    <a:blip r:embed="rId9"/>
+                    <a:stretch>
+                      <a:fillRect/>
+                    </a:stretch>
+                  </pic:blipFill>
+                  <pic:spPr>
+                    <a:xfrm>
+                      <a:off x="0" y="0"/>
+                      <a:ext cx="5669280" cy="3529256"/>
+                    </a:xfrm>
+                    <a:prstGeom prst="rect"/>
+                  </pic:spPr>
+                </pic:pic>
+              </a:graphicData>
+            </a:graphic>
+          </wp:inline>
+        </w:drawing>
+      </w:r>
+    </w:p>
+    <w:p>
+      <w:pPr>
+        <w:jc w:val="center"/>
+      </w:pPr>
+      <w:r>
+        <w:rPr>
+          <w:b/>
+          <w:sz w:val="20"/>
+        </w:rPr>
+        <w:t>图4-1 歌尔股份物资供应管理系统分阶段实施路线图</w:t>
+      </w:r>
+    </w:p>
+    <w:p>
+      <w:pPr>
+        <w:pStyle w:val="Heading3"/>
+      </w:pPr>
+      <w:r>
+        <w:t>4.1.2 第一阶段：采购与供应商管理子系统上线（第1-6个月）</w:t>
+      </w:r>
+    </w:p>
+    <w:p>
+      <w:pPr/>
+      <w:r>
+        <w:t>第一阶段是整个系统建设的"基石工程"，目标是实现采购流程的全面在线化和透明化，同时建立供应商全生命周期管理的数字化基础。该阶段的核心交付物和实施要点如下：</w:t>
+      </w:r>
+    </w:p>
+    <w:p>
+      <w:pPr/>
+      <w:r>
+        <w:t>（1）核心功能上线清单：采购需求管理模块（MRP需求接收、BOM关联、采购需求单自动生成）、智能询比价模块（RFQ自动发送、四维加权评分、历史价格分析）、采购订单管理模块（PO生成、订单跟踪、超期预警）、合同与成本管理模块（框架合同管理、TCO分析工具）。供应商管理方面，上线供应商准入管理模块（在线注册、资质审核、MT评审线上化）、供应商分类分级模块（Kraljic矩阵分类、差异化策略）和供应商协同门户（PO确认、预测共享、对账协同）。</w:t>
+      </w:r>
+    </w:p>
+    <w:p>
+      <w:pPr/>
+      <w:r>
+        <w:t>（2）数据基础建设：完成物料主数据清洗和标准化，建立统一的物料编码体系（涵盖国内和越南工厂）；完成供应商主数据迁移（从现有G-SRM系统导入），建立供应商唯一编码和信用档案；完成与ERP系统的MRP数据接口对接，实现需求计划的自动导入。</w:t>
+      </w:r>
+    </w:p>
+    <w:p>
+      <w:pPr/>
+      <w:r>
+        <w:t>（3）关键里程碑：第2个月完成系统基础架构搭建和核心功能开发；第4个月完成采购管理全模块的内部测试和用户验收测试（UAT）；第5个月选择1-2个BG进行试点上线；第6个月完成全BG推广上线和第一阶段验收。</w:t>
+      </w:r>
+    </w:p>
+    <w:p>
+      <w:pPr/>
+      <w:r>
+        <w:t>（4）风险控制措施：为降低上线初期的业务风险，采取"新旧并行、逐步切换"策略——上线后前两个月新旧系统并行运行，确认数据一致性后再正式切换。同时建立专项变更管理小组，负责解决上线初期的业务适配问题和用户培训。</w:t>
+      </w:r>
+    </w:p>
+    <w:p>
+      <w:pPr>
+        <w:pStyle w:val="Heading3"/>
+      </w:pPr>
+      <w:r>
+        <w:t>4.1.3 第二阶段：库存与仓储物流管理子系统上线（第7-12个月）</w:t>
+      </w:r>
+    </w:p>
+    <w:p>
+      <w:pPr/>
+      <w:r>
+        <w:t>第二阶段在第一阶段采购数据贯通的基础上，实现"采购—库存—物流"端到端的数字化打通。该阶段的建设重点和实施计划如下：</w:t>
+      </w:r>
+    </w:p>
+    <w:p>
+      <w:pPr/>
+      <w:r>
+        <w:t>（1）核心功能上线清单：需求预测与计划模块（FCS自动导入、需求波动分析、安全库存动态计算、ABC-XYZ分类分析）、出入库与库存可视化模块（WMS集成、IQC关联、批次追溯、呆滞预警）、智能补货与库存优化模块（安全库存/JIT/VMI三种模式的差异化补货策略）、物流跟踪管理模块（国内外双线物流可视化）、关务协同管理模块（报关单据自动生成、关税计算、合规校验）。</w:t>
+      </w:r>
+    </w:p>
+    <w:p>
+      <w:pPr/>
+      <w:r>
+        <w:t>（2）系统集成要点：本阶段的集成复杂度较高，需完成与WMS仓储系统的深度数据对接（每5分钟同步一次库存快照），与DMS物流系统的运输状态实时推送对接，以及与关务报关系统的单据和监管数据对接。特别是越南工厂场景下的多币种、多关税政策适配，需要与当地业务团队紧密协作。</w:t>
+      </w:r>
+    </w:p>
+    <w:p>
+      <w:pPr/>
+      <w:r>
+        <w:t>（3）关键里程碑：第8个月完成需求预测和出入库管理核心功能的开发与测试；第10个月完成物流跟踪和关务协同模块上线；第11个月在山东主要工厂完成试点验证；第12个月完成包含越南工厂在内的全球推广和第二阶段验收。</w:t>
+      </w:r>
+    </w:p>
+    <w:p>
+      <w:pPr/>
+      <w:r>
+        <w:t>（4）预期阶段成果：实现库存数据"帐实一致率"从85%提升至95%以上，需求预测准确率从80%提升至85%，物流全程可视化覆盖率达到90%以上，为第三阶段的风险分析和决策支持奠定充分的数据基础。</w:t>
+      </w:r>
+    </w:p>
+    <w:p>
+      <w:pPr>
+        <w:pStyle w:val="Heading3"/>
+      </w:pPr>
+      <w:r>
+        <w:t>4.1.4 第三阶段：协同与风险管控子系统上线（第13-18个月）</w:t>
+      </w:r>
+    </w:p>
+    <w:p>
+      <w:pPr/>
+      <w:r>
+        <w:t>第三阶段是整个系统建设的"升华阶段"，在前两个子系统数据充分积累的基础上，上线协同管理和风险管控功能，实现供应链全局的智能化管控。</w:t>
+      </w:r>
+    </w:p>
+    <w:p>
+      <w:pPr/>
+      <w:r>
+        <w:t>（1）核心功能上线清单：统一工作流引擎模块（BPM流程引擎、可视化流程设计器、审批替岗、移动端审批）、跨部门消息与任务中心（统一待办视图、消息分级推送、任务跟踪）、数据共享与看板模块（经营总览、采购运营、库存健康、供应商表现四大看板）、外部系统集成模块（ERP/G-SRM/WMS/BI/FSSC/DMS/关务七大系统全面对接）。风险管控方面，上线多维风险识别（六大风险维度）、风险量化评估（概率×影响矩阵、HHI指数、Z-Score分析）、智能预警引擎（红/橙/黄三级预警）、应急响应与预案管理（砍单/断供/关税三大预案）、风险报告与决策支持（周/月/季度报告自动生成）。</w:t>
+      </w:r>
+    </w:p>
+    <w:p>
+      <w:pPr/>
+      <w:r>
+        <w:t>（2）组织协同要点：本阶段涉及跨部门流程的全面线上化，对组织变革管理提出更高要求。需要MC、OC、PC、采购、仓储、关务、品质等多个部门同步参与流程梳理和系统配置。建议成立由各部门关键用户组成的"流程标准化委员会"，负责审定跨部门流程规则，确保与"922流程"标准一致。</w:t>
+      </w:r>
+    </w:p>
+    <w:p>
+      <w:pPr/>
+      <w:r>
+        <w:t>（3）关键里程碑：第14个月完成工作流引擎和消息任务中心上线；第16个月完成风险识别、预警引擎和应急预案模块上线；第17个月完成决策看板和BI分析功能上线；第18个月完成全系统集成联调和最终验收。</w:t>
+      </w:r>
+    </w:p>
+    <w:p>
+      <w:pPr/>
+      <w:r>
+        <w:t>（4）预期阶段成果：实现跨部门流程审批100%在线化，供应链风险预警覆盖率达95%以上，重大风险事件响应时间从"天"级缩短至"小时"级。至此，三大子系统全面上线，形成覆盖物资供应链全流程的完整数字化管理体系。</w:t>
+      </w:r>
+    </w:p>
+    <w:p>
+      <w:pPr>
+        <w:pStyle w:val="Heading3"/>
+      </w:pPr>
+      <w:r>
+        <w:t>4.1.5 实施保障机制</w:t>
+      </w:r>
+    </w:p>
+    <w:p>
+      <w:pPr/>
+      <w:r>
+        <w:t>为确保三阶段实施计划的顺利推进，需建立以下保障机制：</w:t>
+      </w:r>
+    </w:p>
+    <w:p>
+      <w:pPr/>
+      <w:r>
+        <w:t>（1）项目治理架构：建立由供应链VP（副总裁）挂帅的项目指导委员会，下设项目管理办公室（PMO）、业务组和技术组。PMO负责整体进度管控和风险管理，业务组负责需求澄清和UAT验收，技术组负责系统开发和集成实施。</w:t>
+      </w:r>
+    </w:p>
+    <w:p>
+      <w:pPr/>
+      <w:r>
+        <w:t>（2）变更管理机制：每个阶段上线前均需完成变更影响评估、用户培训（线上+线下）和操作手册编制。对于涉及流程变革的模块（如智能询比价替代人工比价），需提前2个月启动变更沟通，获取关键利益相关者的支持。</w:t>
+      </w:r>
+    </w:p>
+    <w:p>
+      <w:pPr/>
+      <w:r>
+        <w:t>（3）数据治理机制：在系统建设之初即启动数据治理专项工作，明确物料、供应商、客户三大主数据的数据标准、数据质量规则和数据管理责任人，确保系统上线时数据质量达标。</w:t>
+      </w:r>
+    </w:p>
+    <w:p>
+      <w:pPr/>
+      <w:r>
+        <w:t>（4）持续优化机制：每个阶段验收后，进入3个月的稳定运行期。运行期内持续收集用户反馈、监控系统性能指标，对需要优化的功能纳入下一迭代计划。</w:t>
       </w:r>
     </w:p>
     <w:p>
@@ -2760,45 +2977,577 @@
       </w:r>
     </w:p>
     <w:p>
-      <w:pPr/>
+      <w:pPr>
+        <w:pStyle w:val="Heading3"/>
+      </w:pPr>
       <w:r>
-        <w:t>系统全面上线后，预期实现以下核心价值：</w:t>
+        <w:t>4.2.1 价值评估框架</w:t>
       </w:r>
     </w:p>
     <w:p>
       <w:pPr/>
       <w:r>
-        <w:t>（1）采购效率提升：采购周期缩短30%（国内从2周缩短至10天，越南从3周缩短至15天），采购流程自动化率提升至80%以上。</w:t>
+        <w:t>本系统的预期价值评估采用"效率提升—成本优化—风险防控—管理升级"四维框架，每个维度均设定具体的量化KPI指标和目标值。评估数据基础来源于歌尔股份2022-2024年年度报告中的公开财务数据、企业内部访谈获取的业务运营数据，以及行业对标企业的最佳实践标杆值。</w:t>
       </w:r>
     </w:p>
     <w:p>
       <w:pPr/>
       <w:r>
-        <w:t>（2）成本优化：通过智能询比价和TCO分析，综合采购成本降低3-5%，按2024年千亿营收规模计算，预计年节省3-5亿元。</w:t>
+        <w:t>需要说明的是，以下量化指标为系统设计阶段的预期目标值，实际效果需待系统上线运行一段时间后通过数据对比验证。指标设定参考了国内外同类SRM/SCM系统实施案例的平均效果水平，并结合歌尔股份的实际业务特点进行了适当调整。</w:t>
+      </w:r>
+    </w:p>
+    <w:p>
+      <w:pPr>
+        <w:jc w:val="center"/>
+      </w:pPr>
+      <w:r>
+        <w:drawing>
+          <wp:inline xmlns:a="http://schemas.openxmlformats.org/drawingml/2006/main" xmlns:pic="http://schemas.openxmlformats.org/drawingml/2006/picture">
+            <wp:extent cx="5669280" cy="3094354"/>
+            <wp:docPr id="2" name="Picture 2"/>
+            <wp:cNvGraphicFramePr>
+              <a:graphicFrameLocks noChangeAspect="1"/>
+            </wp:cNvGraphicFramePr>
+            <a:graphic>
+              <a:graphicData uri="http://schemas.openxmlformats.org/drawingml/2006/picture">
+                <pic:pic>
+                  <pic:nvPicPr>
+                    <pic:cNvPr id="0" name="fig4_2_value.png"/>
+                    <pic:cNvPicPr/>
+                  </pic:nvPicPr>
+                  <pic:blipFill>
+                    <a:blip r:embed="rId10"/>
+                    <a:stretch>
+                      <a:fillRect/>
+                    </a:stretch>
+                  </pic:blipFill>
+                  <pic:spPr>
+                    <a:xfrm>
+                      <a:off x="0" y="0"/>
+                      <a:ext cx="5669280" cy="3094354"/>
+                    </a:xfrm>
+                    <a:prstGeom prst="rect"/>
+                  </pic:spPr>
+                </pic:pic>
+              </a:graphicData>
+            </a:graphic>
+          </wp:inline>
+        </w:drawing>
+      </w:r>
+    </w:p>
+    <w:p>
+      <w:pPr>
+        <w:jc w:val="center"/>
+      </w:pPr>
+      <w:r>
+        <w:rPr>
+          <w:b/>
+          <w:sz w:val="20"/>
+        </w:rPr>
+        <w:t>图4-2 系统预期价值量化对比分析</w:t>
+      </w:r>
+    </w:p>
+    <w:p>
+      <w:pPr>
+        <w:pStyle w:val="Heading3"/>
+      </w:pPr>
+      <w:r>
+        <w:t>4.2.2 采购效率与成本优化价值</w:t>
       </w:r>
     </w:p>
     <w:p>
       <w:pPr/>
       <w:r>
-        <w:t>（3）库存优化：库存周转率提升20%（从约9.5次提升至11.4次），呆滞库存减少30%，帐实一致率提升至99%以上。</w:t>
+        <w:t>（1）采购周期缩短：通过采购需求管理模块的自动化需求转单、智能询比价模块的在线竞价和自动比价，以及采购订单管理模块的一键生成PO和供应商门户的在线确认，预期将采购周期从当前的国内2周/越南3周，分别缩短至国内10天/越南15天，整体缩短幅度约30%。采购周期的缩短直接降低了因物料延迟导致的生产停线风险，按照歌尔股份的产能规模，每减少1天停线即可避免数百万元的产能损失。</w:t>
       </w:r>
     </w:p>
     <w:p>
       <w:pPr/>
       <w:r>
-        <w:t>（4）供应商管理升级：新供应商准入周期从2个月缩短至1个月以内，QCDS评估自动化覆盖率达100%，供应商异常响应时间缩短50%。</w:t>
+        <w:t>（2）采购成本降低：智能询比价模块通过扩大供应商竞争范围、引入历史价格趋势分析和TCO成本分解工具，预期实现综合采购成本降低3%-5%。以歌尔股份2024年约1000亿元的营收规模计算，采购成本约占营收的70%-80%（约700-800亿元），3%的成本降低即意味着年节省21-24亿元，5%的成本降低则意味着年节省35-40亿元。即使保守按3%计算，该数值也远超系统建设投入，投资回报率（ROI）显著。</w:t>
       </w:r>
     </w:p>
     <w:p>
       <w:pPr/>
       <w:r>
-        <w:t>（5）协同效率提升：跨部门协同效率提升40%，流程审批在线率达100%，信息传递延迟降低60%。</w:t>
+        <w:t>（3）采购流程自动化率提升：通过系统自动化替代人工操作（需求自动转单、RFQ自动发送、PO自动生成、超期自动预警等），预期将采购流程自动化率从当前约30%提升至80%以上。这不仅提升了效率，更重要的是减少了人为操作错误和信息传递延迟，提高了采购决策的一致性和可追溯性。</w:t>
+      </w:r>
+    </w:p>
+    <w:p>
+      <w:pPr>
+        <w:pStyle w:val="Heading3"/>
+      </w:pPr>
+      <w:r>
+        <w:t>4.2.3 库存与物流管理价值</w:t>
       </w:r>
     </w:p>
     <w:p>
       <w:pPr/>
       <w:r>
-        <w:t>（6）风险防控强化：供应链风险预警覆盖率达95%以上，重大风险事件响应时间从"天"级缩短至"小时"级。</w:t>
+        <w:t>（1）库存周转率提升：通过需求预测与计划模块的多层次预测模型、智能补货模块的差异化策略（安全库存/JIT/VMI混合优化），以及出入库可视化模块的实时库存监控，预期将库存周转率从2024年的约9.5次/年提升至11.4次/年，提升幅度约20%。以歌尔股份2024年末104.79亿元存货余额计算，库存周转率提升20%意味着在保持同等业务规模下，可释放约17-20亿元的库存资金占用，显著改善企业现金流状况。</w:t>
+      </w:r>
+    </w:p>
+    <w:p>
+      <w:pPr/>
+      <w:r>
+        <w:t>（2）帐实一致率提升：通过出入库模块与WMS每5分钟的数据同步、物料批次追溯功能和呆滞物料自动预警机制，预期将帐实一致率从当前约85%提升至99%以上。这一改进直接解决了访谈中"帐实不一致，物料丢失"的痛点，不仅降低了财务风险，也为库存决策提供了可靠的数据基础。</w:t>
+      </w:r>
+    </w:p>
+    <w:p>
+      <w:pPr/>
+      <w:r>
+        <w:t>（3）需求预测准确率提升：通过在客户FCS基础上增加系统自有的辅助预测能力（历史消耗数据分析、季节性因素、产品生命周期阶段），预期将综合预测准确率从当前的80%提升至85%以上。预测准确率每提升1个百分点，均可减少相应比例的安全库存冗余和缺料风险。</w:t>
+      </w:r>
+    </w:p>
+    <w:p>
+      <w:pPr/>
+      <w:r>
+        <w:t>（4）呆滞库存减少：通过呆滞物料自动预警和处置建议功能，预期将呆滞库存占比减少30%。按照2024年104.79亿元存货中约10%为呆滞库存估算，30%的减少意味着可盘活约3亿元的呆滞资产。</w:t>
+      </w:r>
+    </w:p>
+    <w:p>
+      <w:pPr/>
+      <w:r>
+        <w:t>（5）物流可视化覆盖率：通过物流跟踪模块的全程可视化（发货→在途→到港→清关→入厂），预期实现国内外物流100%可视化覆盖，物流异常事件的平均响应时间从当前的数小时缩短至30分钟以内。</w:t>
+      </w:r>
+    </w:p>
+    <w:p>
+      <w:pPr>
+        <w:pStyle w:val="Heading3"/>
+      </w:pPr>
+      <w:r>
+        <w:t>4.2.4 供应商管理升级价值</w:t>
+      </w:r>
+    </w:p>
+    <w:p>
+      <w:pPr/>
+      <w:r>
+        <w:t>（1）供应商准入周期缩短：通过在线注册、自动资质审核、线上评审流转和MT评审线上化，预期将新供应商准入周期从当前的2个月以上缩短至1个月以内，缩短幅度超过50%。准入效率的提升直接增强了歌尔股份应对供应链中断时快速开发替代供应商的能力。</w:t>
+      </w:r>
+    </w:p>
+    <w:p>
+      <w:pPr/>
+      <w:r>
+        <w:t>（2）QCDS评估自动化覆盖率：通过绩效数据自动采集（质量和交付数据从ERP/WMS自动抓取），预期实现QCDS（质量/成本/交付/服务）评估100%自动化覆盖。相较当前"每3个月人工打分"的模式，自动化评估不仅频率更高（月度自动+季度综合），而且数据更客观、评估维度更全面。</w:t>
+      </w:r>
+    </w:p>
+    <w:p>
+      <w:pPr/>
+      <w:r>
+        <w:t>（3）供应商异常响应时间缩短：通过供应商协同门户的实时信息共享和智能预警引擎的自动触发，预期将供应商异常事件（如交期延迟、质量异常）的响应时间缩短50%。特别是对于"强势供方、寡头供方"的管理，系统化的绩效数据和分级管理策略为采购团队提供了更有力的谈判依据。</w:t>
+      </w:r>
+    </w:p>
+    <w:p>
+      <w:pPr>
+        <w:pStyle w:val="Heading3"/>
+      </w:pPr>
+      <w:r>
+        <w:t>4.2.5 协同效率与风险防控价值</w:t>
+      </w:r>
+    </w:p>
+    <w:p>
+      <w:pPr/>
+      <w:r>
+        <w:t>（1）跨部门协同效率提升：通过统一工作流引擎和跨部门消息任务中心，预期将跨部门协同效率提升40%。具体表现为：流程审批在线率从当前约40%提升至100%，跨部门信息传递延迟从"天"级降低至"分钟"级，审批替岗机制解决因人员离职/请假导致的流程中断问题。这一改进直接回应了访谈中"部门墙严重"的核心痛点。</w:t>
+      </w:r>
+    </w:p>
+    <w:p>
+      <w:pPr/>
+      <w:r>
+        <w:t>（2）风险预警覆盖率提升：通过多维风险识别模块覆盖六大风险维度（客户集中度、供应商经营、物料价格、库存、地缘政治、物流交付），预期实现供应链风险预警覆盖率达95%以上。以2022年"苹果砍单"事件为例，如果当时已部署本系统的风险预警机制，系统可在客户FCS连续大幅下调时提前触发红色预警，管理层可提前数周采取应对措施（冻结采购、评估库存、启动客户多元化），从而将18亿元减值损失大幅降低。</w:t>
+      </w:r>
+    </w:p>
+    <w:p>
+      <w:pPr/>
+      <w:r>
+        <w:t>（3）风险响应速度提升：通过应急预案管理模块的预案自动触发机制，重大风险事件的响应时间预期从"天"级缩短至"小时"级。三大核心预案（大客户砍单、供应商断供、关税变动）均已预先配置详细的响应步骤和责任分工，一旦风险指标触发阈值，系统自动激活预案并通知相关责任人，确保"黄金响应时间"不被浪费。</w:t>
+      </w:r>
+    </w:p>
+    <w:p>
+      <w:pPr>
+        <w:pStyle w:val="Heading3"/>
+      </w:pPr>
+      <w:r>
+        <w:t>4.2.6 综合价值量化汇总</w:t>
+      </w:r>
+    </w:p>
+    <w:p>
+      <w:pPr/>
+      <w:r>
+        <w:t>综合以上分析，系统全面上线后的核心预期价值汇总如下表所示：</w:t>
+      </w:r>
+    </w:p>
+    <w:tbl>
+      <w:tblPr>
+        <w:tblStyle w:val="TableGrid"/>
+        <w:tblW w:type="auto" w:w="0"/>
+        <w:tblLook w:firstColumn="1" w:firstRow="1" w:lastColumn="0" w:lastRow="0" w:noHBand="0" w:noVBand="1" w:val="04A0"/>
+      </w:tblPr>
+      <w:tblGrid>
+        <w:gridCol w:w="2160"/>
+        <w:gridCol w:w="2160"/>
+        <w:gridCol w:w="2160"/>
+        <w:gridCol w:w="2160"/>
+      </w:tblGrid>
+      <w:tr>
+        <w:tc>
+          <w:tcPr>
+            <w:tcW w:type="dxa" w:w="2160"/>
+          </w:tcPr>
+          <w:p>
+            <w:r>
+              <w:rPr>
+                <w:b/>
+              </w:rPr>
+              <w:t>维度</w:t>
+            </w:r>
+          </w:p>
+        </w:tc>
+        <w:tc>
+          <w:tcPr>
+            <w:tcW w:type="dxa" w:w="2160"/>
+          </w:tcPr>
+          <w:p>
+            <w:r>
+              <w:rPr>
+                <w:b/>
+              </w:rPr>
+              <w:t>核心KPI</w:t>
+            </w:r>
+          </w:p>
+        </w:tc>
+        <w:tc>
+          <w:tcPr>
+            <w:tcW w:type="dxa" w:w="2160"/>
+          </w:tcPr>
+          <w:p>
+            <w:r>
+              <w:rPr>
+                <w:b/>
+              </w:rPr>
+              <w:t>当前现状</w:t>
+            </w:r>
+          </w:p>
+        </w:tc>
+        <w:tc>
+          <w:tcPr>
+            <w:tcW w:type="dxa" w:w="2160"/>
+          </w:tcPr>
+          <w:p>
+            <w:r>
+              <w:rPr>
+                <w:b/>
+              </w:rPr>
+              <w:t>目标值</w:t>
+            </w:r>
+          </w:p>
+        </w:tc>
+      </w:tr>
+      <w:tr>
+        <w:tc>
+          <w:tcPr>
+            <w:tcW w:type="dxa" w:w="2160"/>
+          </w:tcPr>
+          <w:p>
+            <w:r>
+              <w:t>采购效率</w:t>
+            </w:r>
+          </w:p>
+        </w:tc>
+        <w:tc>
+          <w:tcPr>
+            <w:tcW w:type="dxa" w:w="2160"/>
+          </w:tcPr>
+          <w:p>
+            <w:r>
+              <w:t>采购周期</w:t>
+            </w:r>
+          </w:p>
+        </w:tc>
+        <w:tc>
+          <w:tcPr>
+            <w:tcW w:type="dxa" w:w="2160"/>
+          </w:tcPr>
+          <w:p>
+            <w:r>
+              <w:t>国内14天/越南21天</w:t>
+            </w:r>
+          </w:p>
+        </w:tc>
+        <w:tc>
+          <w:tcPr>
+            <w:tcW w:type="dxa" w:w="2160"/>
+          </w:tcPr>
+          <w:p>
+            <w:r>
+              <w:t>国内10天/越南15天</w:t>
+            </w:r>
+          </w:p>
+        </w:tc>
+      </w:tr>
+      <w:tr>
+        <w:tc>
+          <w:tcPr>
+            <w:tcW w:type="dxa" w:w="2160"/>
+          </w:tcPr>
+          <w:p>
+            <w:r>
+              <w:t>成本控制</w:t>
+            </w:r>
+          </w:p>
+        </w:tc>
+        <w:tc>
+          <w:tcPr>
+            <w:tcW w:type="dxa" w:w="2160"/>
+          </w:tcPr>
+          <w:p>
+            <w:r>
+              <w:t>采购成本降幅</w:t>
+            </w:r>
+          </w:p>
+        </w:tc>
+        <w:tc>
+          <w:tcPr>
+            <w:tcW w:type="dxa" w:w="2160"/>
+          </w:tcPr>
+          <w:p>
+            <w:r>
+              <w:t>基准线</w:t>
+            </w:r>
+          </w:p>
+        </w:tc>
+        <w:tc>
+          <w:tcPr>
+            <w:tcW w:type="dxa" w:w="2160"/>
+          </w:tcPr>
+          <w:p>
+            <w:r>
+              <w:t>降低3%-5%</w:t>
+            </w:r>
+          </w:p>
+        </w:tc>
+      </w:tr>
+      <w:tr>
+        <w:tc>
+          <w:tcPr>
+            <w:tcW w:type="dxa" w:w="2160"/>
+          </w:tcPr>
+          <w:p>
+            <w:r>
+              <w:t>库存管理</w:t>
+            </w:r>
+          </w:p>
+        </w:tc>
+        <w:tc>
+          <w:tcPr>
+            <w:tcW w:type="dxa" w:w="2160"/>
+          </w:tcPr>
+          <w:p>
+            <w:r>
+              <w:t>库存周转率</w:t>
+            </w:r>
+          </w:p>
+        </w:tc>
+        <w:tc>
+          <w:tcPr>
+            <w:tcW w:type="dxa" w:w="2160"/>
+          </w:tcPr>
+          <w:p>
+            <w:r>
+              <w:t>约9.5次/年</w:t>
+            </w:r>
+          </w:p>
+        </w:tc>
+        <w:tc>
+          <w:tcPr>
+            <w:tcW w:type="dxa" w:w="2160"/>
+          </w:tcPr>
+          <w:p>
+            <w:r>
+              <w:t>约11.4次/年</w:t>
+            </w:r>
+          </w:p>
+        </w:tc>
+      </w:tr>
+      <w:tr>
+        <w:tc>
+          <w:tcPr>
+            <w:tcW w:type="dxa" w:w="2160"/>
+          </w:tcPr>
+          <w:p>
+            <w:r>
+              <w:t>库存管理</w:t>
+            </w:r>
+          </w:p>
+        </w:tc>
+        <w:tc>
+          <w:tcPr>
+            <w:tcW w:type="dxa" w:w="2160"/>
+          </w:tcPr>
+          <w:p>
+            <w:r>
+              <w:t>帐实一致率</w:t>
+            </w:r>
+          </w:p>
+        </w:tc>
+        <w:tc>
+          <w:tcPr>
+            <w:tcW w:type="dxa" w:w="2160"/>
+          </w:tcPr>
+          <w:p>
+            <w:r>
+              <w:t>约85%</w:t>
+            </w:r>
+          </w:p>
+        </w:tc>
+        <w:tc>
+          <w:tcPr>
+            <w:tcW w:type="dxa" w:w="2160"/>
+          </w:tcPr>
+          <w:p>
+            <w:r>
+              <w:t>≥99%</w:t>
+            </w:r>
+          </w:p>
+        </w:tc>
+      </w:tr>
+      <w:tr>
+        <w:tc>
+          <w:tcPr>
+            <w:tcW w:type="dxa" w:w="2160"/>
+          </w:tcPr>
+          <w:p>
+            <w:r>
+              <w:t>供应商管理</w:t>
+            </w:r>
+          </w:p>
+        </w:tc>
+        <w:tc>
+          <w:tcPr>
+            <w:tcW w:type="dxa" w:w="2160"/>
+          </w:tcPr>
+          <w:p>
+            <w:r>
+              <w:t>准入周期</w:t>
+            </w:r>
+          </w:p>
+        </w:tc>
+        <w:tc>
+          <w:tcPr>
+            <w:tcW w:type="dxa" w:w="2160"/>
+          </w:tcPr>
+          <w:p>
+            <w:r>
+              <w:t>≥2个月</w:t>
+            </w:r>
+          </w:p>
+        </w:tc>
+        <w:tc>
+          <w:tcPr>
+            <w:tcW w:type="dxa" w:w="2160"/>
+          </w:tcPr>
+          <w:p>
+            <w:r>
+              <w:t>&lt;1个月</w:t>
+            </w:r>
+          </w:p>
+        </w:tc>
+      </w:tr>
+      <w:tr>
+        <w:tc>
+          <w:tcPr>
+            <w:tcW w:type="dxa" w:w="2160"/>
+          </w:tcPr>
+          <w:p>
+            <w:r>
+              <w:t>协同效率</w:t>
+            </w:r>
+          </w:p>
+        </w:tc>
+        <w:tc>
+          <w:tcPr>
+            <w:tcW w:type="dxa" w:w="2160"/>
+          </w:tcPr>
+          <w:p>
+            <w:r>
+              <w:t>流程审批在线率</w:t>
+            </w:r>
+          </w:p>
+        </w:tc>
+        <w:tc>
+          <w:tcPr>
+            <w:tcW w:type="dxa" w:w="2160"/>
+          </w:tcPr>
+          <w:p>
+            <w:r>
+              <w:t>约40%</w:t>
+            </w:r>
+          </w:p>
+        </w:tc>
+        <w:tc>
+          <w:tcPr>
+            <w:tcW w:type="dxa" w:w="2160"/>
+          </w:tcPr>
+          <w:p>
+            <w:r>
+              <w:t>100%</w:t>
+            </w:r>
+          </w:p>
+        </w:tc>
+      </w:tr>
+      <w:tr>
+        <w:tc>
+          <w:tcPr>
+            <w:tcW w:type="dxa" w:w="2160"/>
+          </w:tcPr>
+          <w:p>
+            <w:r>
+              <w:t>风险防控</w:t>
+            </w:r>
+          </w:p>
+        </w:tc>
+        <w:tc>
+          <w:tcPr>
+            <w:tcW w:type="dxa" w:w="2160"/>
+          </w:tcPr>
+          <w:p>
+            <w:r>
+              <w:t>风险预警覆盖率</w:t>
+            </w:r>
+          </w:p>
+        </w:tc>
+        <w:tc>
+          <w:tcPr>
+            <w:tcW w:type="dxa" w:w="2160"/>
+          </w:tcPr>
+          <w:p>
+            <w:r>
+              <w:t>约30%</w:t>
+            </w:r>
+          </w:p>
+        </w:tc>
+        <w:tc>
+          <w:tcPr>
+            <w:tcW w:type="dxa" w:w="2160"/>
+          </w:tcPr>
+          <w:p>
+            <w:r>
+              <w:t>≥95%</w:t>
+            </w:r>
+          </w:p>
+        </w:tc>
+      </w:tr>
+    </w:tbl>
+    <w:p>
+      <w:pPr>
+        <w:jc w:val="center"/>
+      </w:pPr>
+      <w:r>
+        <w:rPr>
+          <w:b/>
+          <w:sz w:val="20"/>
+        </w:rPr>
+        <w:t>表4-1 系统预期价值量化汇总表</w:t>
       </w:r>
     </w:p>
     <w:p>
@@ -2810,27 +3559,222 @@
       </w:r>
     </w:p>
     <w:p>
-      <w:pPr/>
+      <w:pPr>
+        <w:pStyle w:val="Heading3"/>
+      </w:pPr>
       <w:r>
-        <w:t>歌尔股份目前全面推行的"922流程"战略，旨在实现全流程标准化、统一各BG流程一致、导入IT化、减少人工处理。本系统设计与"922流程"高度对齐：</w:t>
+        <w:t>4.3.1 "922流程"战略概述</w:t>
       </w:r>
     </w:p>
     <w:p>
       <w:pPr/>
       <w:r>
-        <w:t>（1）流程标准化：协同与风险管控子系统的统一工作流引擎，直接支撑各BG采购、供应商管理、库存管理流程的标准化落地，确保"一套流程、统一执行"。</w:t>
+        <w:t>歌尔股份目前正在全面推行的"922流程"战略，是企业管理变革的核心战略之一。根据访谈了解，"922流程"的核心目标可以概括为四个方面：</w:t>
       </w:r>
     </w:p>
     <w:p>
       <w:pPr/>
       <w:r>
-        <w:t>（2）IT化替代人工：采购与供应商管理子系统的智能询比价、库存与仓储物流管理子系统的自动补货、协同与风险管控子系统的智能预警，均通过系统自动化替代原有的人工判断和操作。</w:t>
+        <w:t>第一，全流程标准化——将分散在各BG（业务集团）的采购、供应商管理、库存管理等流程统一为"一套流程"，消除因各BG自行其是导致的流程混乱和效率损失。</w:t>
       </w:r>
     </w:p>
     <w:p>
       <w:pPr/>
       <w:r>
-        <w:t>（3）数据驱动决策：统一数据中台和BI分析引擎，为管理层提供实时、准确、多维度的数据支撑，推动从"经验驱动"向"数据驱动"的管理模式转型。</w:t>
+        <w:t>第二，统一各BG流程一致——确保山东、江苏、广东、越南等各生产基地执行一致的业务流程和管理标准，避免"同一个公司、不同的做法"的问题。</w:t>
+      </w:r>
+    </w:p>
+    <w:p>
+      <w:pPr/>
+      <w:r>
+        <w:t>第三，导入IT化——通过信息系统承载标准化流程，将人工操作和判断逐步替换为系统自动化处理，减少人为因素对业务执行的干扰。</w:t>
+      </w:r>
+    </w:p>
+    <w:p>
+      <w:pPr/>
+      <w:r>
+        <w:t>第四，减少人工处理——特别是在采购审批、供应商评估、库存盘点等劳动密集型环节，通过系统自动化大幅减少人工操作，这对于歌尔"员工流失率高"的现实尤为重要——减少对特定个人经验和能力的依赖。</w:t>
+      </w:r>
+    </w:p>
+    <w:p>
+      <w:pPr>
+        <w:pStyle w:val="Heading3"/>
+      </w:pPr>
+      <w:r>
+        <w:t>4.3.2 系统设计与"922流程"的三维对齐</w:t>
+      </w:r>
+    </w:p>
+    <w:p>
+      <w:pPr/>
+      <w:r>
+        <w:t>本系统设计从"流程标准化"、"IT化替代人工"和"数据驱动决策"三个维度与"922流程"战略实现了深度对齐，每个维度均有具体的系统功能和模块支撑：</w:t>
+      </w:r>
+    </w:p>
+    <w:p>
+      <w:pPr>
+        <w:jc w:val="center"/>
+      </w:pPr>
+      <w:r>
+        <w:drawing>
+          <wp:inline xmlns:a="http://schemas.openxmlformats.org/drawingml/2006/main" xmlns:pic="http://schemas.openxmlformats.org/drawingml/2006/picture">
+            <wp:extent cx="5669280" cy="4244381"/>
+            <wp:docPr id="3" name="Picture 3"/>
+            <wp:cNvGraphicFramePr>
+              <a:graphicFrameLocks noChangeAspect="1"/>
+            </wp:cNvGraphicFramePr>
+            <a:graphic>
+              <a:graphicData uri="http://schemas.openxmlformats.org/drawingml/2006/picture">
+                <pic:pic>
+                  <pic:nvPicPr>
+                    <pic:cNvPr id="0" name="fig4_3_922.png"/>
+                    <pic:cNvPicPr/>
+                  </pic:nvPicPr>
+                  <pic:blipFill>
+                    <a:blip r:embed="rId11"/>
+                    <a:stretch>
+                      <a:fillRect/>
+                    </a:stretch>
+                  </pic:blipFill>
+                  <pic:spPr>
+                    <a:xfrm>
+                      <a:off x="0" y="0"/>
+                      <a:ext cx="5669280" cy="4244381"/>
+                    </a:xfrm>
+                    <a:prstGeom prst="rect"/>
+                  </pic:spPr>
+                </pic:pic>
+              </a:graphicData>
+            </a:graphic>
+          </wp:inline>
+        </w:drawing>
+      </w:r>
+    </w:p>
+    <w:p>
+      <w:pPr>
+        <w:jc w:val="center"/>
+      </w:pPr>
+      <w:r>
+        <w:rPr>
+          <w:b/>
+          <w:sz w:val="20"/>
+        </w:rPr>
+        <w:t>图4-3 系统设计与歌尔"922流程"战略对齐关系图</w:t>
+      </w:r>
+    </w:p>
+    <w:p>
+      <w:pPr/>
+      <w:r>
+        <w:t>（1）流程标准化维度</w:t>
+      </w:r>
+    </w:p>
+    <w:p>
+      <w:pPr/>
+      <w:r>
+        <w:t>协同与风险管控子系统的统一BPM工作流引擎是支撑流程标准化的核心模块。通过可视化流程设计器，业务管理人员可以将"922流程"标准定义的各环节（采购审批节点、供应商评审步骤、库存调拨规则等）配置为系统流程模板，所有BG和生产基地统一使用同一套流程模板执行业务，从而在系统层面强制实现"一套流程、统一执行"的目标。</w:t>
+      </w:r>
+    </w:p>
+    <w:p>
+      <w:pPr/>
+      <w:r>
+        <w:t>采购与供应商管理子系统的标准化体现在：统一的采购审批流程规则（各BG使用相同的审批层级和权限配置）、统一的询比价评分模型（四维加权评分权重一致）、统一的供应商准入评审标准（MT评审模板全公司统一）、统一的PO管理规范（订单确认、变更、取消规则一致）。</w:t>
+      </w:r>
+    </w:p>
+    <w:p>
+      <w:pPr/>
+      <w:r>
+        <w:t>库存与仓储物流管理子系统的标准化体现在：统一的出入库操作流程（含IQC检验标准和不合格品处理规则）、统一的安全库存计算公式和参数设定规则、统一的库存策略分类标准（ABC-XYZ分类规则全公司一致）。</w:t>
+      </w:r>
+    </w:p>
+    <w:p>
+      <w:pPr/>
+      <w:r>
+        <w:t>（2）IT化替代人工维度</w:t>
+      </w:r>
+    </w:p>
+    <w:p>
+      <w:pPr/>
+      <w:r>
+        <w:t>三大子系统中大量的自动化功能直接支撑了"922流程"减少人工处理的目标：</w:t>
+      </w:r>
+    </w:p>
+    <w:p>
+      <w:pPr/>
+      <w:r>
+        <w:t>采购子系统的IT化替代：MRP需求自动转采购需求单（替代MC手工转单）、RFQ自动发送至合格供应商（替代采购员逐一联系）、四维加权评分自动生成比价报告（替代人工比价分析）、PO一键生成并自动推送供应商门户（替代邮件/传真发单）、TCO成本分解自动计算（替代人工成本核算）。</w:t>
+      </w:r>
+    </w:p>
+    <w:p>
+      <w:pPr/>
+      <w:r>
+        <w:t>库存子系统的IT化替代：FCS自动导入与版本管理（替代人工录入）、安全库存动态计算（替代经验设定）、补货建议自动生成（替代人工判断）、库存数据每5分钟自动同步（替代人工盘点核对）、呆滞物料自动预警（替代人工巡检）。</w:t>
+      </w:r>
+    </w:p>
+    <w:p>
+      <w:pPr/>
+      <w:r>
+        <w:t>协同子系统的IT化替代：审批流程全面线上化（替代线下签字）、审批替岗自动转派（替代人工协调）、风险指标自动采集与评估（替代人工分析）、预警信息自动分级推送（替代人工传达）、应急预案自动触发（替代人工启动）。</w:t>
+      </w:r>
+    </w:p>
+    <w:p>
+      <w:pPr/>
+      <w:r>
+        <w:t>（3）数据驱动决策维度</w:t>
+      </w:r>
+    </w:p>
+    <w:p>
+      <w:pPr/>
+      <w:r>
+        <w:t>"922流程"战略的最终目标不仅是流程标准化和IT化，更是要推动管理模式从"经验驱动"向"数据驱动"转型。本系统通过统一数据中台和BI分析引擎为这一转型提供了坚实的技术基础：</w:t>
+      </w:r>
+    </w:p>
+    <w:p>
+      <w:pPr/>
+      <w:r>
+        <w:t>统一数据中台实现了物料、供应商、客户三大主数据的"一个版本的真相"（Single Source of Truth），消除了各系统间数据口径不一致的问题。数据仓库通过ETL过程将来自ERP、SRM、WMS、DMS等多个源系统的业务数据进行清洗、转换和整合，为BI分析提供干净、完整的数据资产。</w:t>
+      </w:r>
+    </w:p>
+    <w:p>
+      <w:pPr/>
+      <w:r>
+        <w:t>四大数据看板（经营总览、采购运营、库存健康、供应商表现）使不同层级的管理者都能基于实时、准确的数据进行决策：OPM和管理层通过经营总览看板把握全局态势，采购团队通过采购运营看板识别成本优化机会，MC和仓储通过库存健康看板监控库存异常，sourcing团队通过供应商表现看板管理供应商组合。</w:t>
+      </w:r>
+    </w:p>
+    <w:p>
+      <w:pPr/>
+      <w:r>
+        <w:t>风险决策支持模块更是将数据驱动提升到了"预见性"层面：通过HHI指数监控客户集中度变化趋势、通过Z-Score分析识别库存异常物料、通过供应商QCDS综合评分跟踪供应商质量变化，使管理层能够在问题发生前主动调整策略，真正实现从"被动响应"到"主动预见"的管理模式升级。</w:t>
+      </w:r>
+    </w:p>
+    <w:p>
+      <w:pPr>
+        <w:pStyle w:val="Heading3"/>
+      </w:pPr>
+      <w:r>
+        <w:t>4.3.3 系统对"922流程"战略的增值贡献</w:t>
+      </w:r>
+    </w:p>
+    <w:p>
+      <w:pPr/>
+      <w:r>
+        <w:t>综合来看，本系统设计对歌尔"922流程"战略的增值贡献可以概括为以下三点：</w:t>
+      </w:r>
+    </w:p>
+    <w:p>
+      <w:pPr/>
+      <w:r>
+        <w:t>第一，加速战略落地：通过系统功能的强制约束（如统一审批流程模板、统一评分模型、统一库存策略规则），使"922流程"的标准化要求能够在系统层面得到刚性执行，避免了"流程标准写在文件上、执行全靠个人自觉"的常见困境。</w:t>
+      </w:r>
+    </w:p>
+    <w:p>
+      <w:pPr/>
+      <w:r>
+        <w:t>第二，降低执行依赖：歌尔股份面临"流失率高、部分员工能力欠缺"的现实挑战，系统自动化和标准化流程将关键业务知识和决策逻辑固化在系统中，显著降低了对特定个人经验和能力的依赖，使新员工也能在系统引导下快速上手、规范操作。</w:t>
+      </w:r>
+    </w:p>
+    <w:p>
+      <w:pPr/>
+      <w:r>
+        <w:t>第三，持续优化驱动：系统积累的海量业务数据和BI分析能力，为"922流程"的持续优化提供了数据驱动的反馈机制。流程效率看板可以清晰展示各环节的处理时长和瓶颈，供应商绩效趋势可以指导采购策略调整，库存分析报告可以推动库存策略迭代——这些数据洞察使"922流程"不是一成不变的标准文件，而是一个持续进化的管理体系。</w:t>
       </w:r>
     </w:p>
     <w:p>
